--- a/Razaghi_MSc_Thesis.docx
+++ b/Razaghi_MSc_Thesis.docx
@@ -1010,17 +1010,16 @@
           <w:rFonts w:hint="cs"/>
           <w:rtl/>
         </w:rPr>
-        <w:t xml:space="preserve">نتایج ارزیابی نشان می‌دهد که روش پیشنهادی به امتیاز رانندگی ۵۵٫۸ دست می‌یابد که نسبت به بهترین روش موجود بهبودی معادل ۵٫۹ درصد (۳٫۱ واحد) دارد؛ بهبودی که در هر شش شهر بستر ارزیابی تکرار می‌شود و در آزمون زوجی معنادار است. در مقایسه با «همین معماری» با توجه کامل، دقت از نظر آماری هم‌ارز است، در حالی که هزینه محاسباتی ماژول ترکیب ۴۰ درصد و تأخیر پردازش کل شبکه ۱۳ درصد کمتر می‌شود و مدل با ۲۷٫۹ میلیون پارامتر، کوچک‌ترین مدل چندوجهی مقایسه‌شده است. در شرایط باران شدید و مه، افت عملکرد مدل پیشنهادی کمتر از نصف افت مدل تک‌حسگری مبتنی بر دوربین است و در سناریوی قطع ۵۰ درصدی فریم‌های لیدار، امتیاز رانندگی آن ۷۵ درصد بیشتر از مدل پایه </w:t>
-      </w:r>
-      <w:r>
-        <w:t xml:space="preserve">TransFuser</w:t>
-      </w:r>
-      <w:r>
-        <w:rPr>
-          <w:rFonts w:hint="cs"/>
-          <w:rtl/>
-        </w:rPr>
-        <w:t xml:space="preserve"> حفظ می‌شود و هیچ‌گاه از سطح مدل دوربین-تنها پایین‌تر نمی‌رود. این نتایج نشان می‌دهد ترکیب بهینه و آگاه از اطمینان حسگرها، مسیری مؤثر برای دستیابی هم‌زمان به دقت، کارایی محاسباتی و استواری در رانندگی خودران انتها-به-انتها است.</w:t>
+        <w:t xml:space="preserve">مدل روی همان مجموعه‌داده منتشرشده‌ای آموزش دید که روش‌های مرجع با آن آموزش دیده‌اند و با ارزیاب و پروتکل ترافیکی رسمی همان محک سنجیده شد؛ افزون بر آن، عامل ممتاز مرجع از درون همین زنجیره ارزیابی اجرا شد تا درستی ابزار اندازه‌گیری در برابر یک مقدار منتشرشده بیرونی راستی‌آزمایی شود. نتایج نشان می‌دهد روش پیشنهادی به امتیاز رانندگی ۵۵٫۸ دست می‌یابد که در محدوده مقایسه‌پذیر با مقادیر گزارش‌شده روش‌های پیشرفته قرار دارد. تأکید می‌شود که خط‌مبناهای بیرونی در این پژوهش بازآموزی و اجرا نشده‌اند و اعدادشان نقل‌شده است؛ از این رو ادعای برتری آماری بر آنها مطرح نمی‌شود و استدلال‌های معنادار این پژوهش بر مقایسه‌های درونی استوارند، جایی که همه پیکربندی‌ها در یک زنجیره و با یک بذر اجرا شده‌اند.</w:t>
+      </w:r>
+    </w:p>
+    <w:p>
+      <w:r>
+        <w:rPr>
+          <w:rFonts w:hint="cs"/>
+          <w:rtl/>
+        </w:rPr>
+        <w:t xml:space="preserve">در مقایسه با «همین معماری» با توجه کامل، دقت از نظر آماری هم‌ارز است در حالی که هزینه محاسباتی ماژول ترکیب ۴۰ درصد و تأخیر پردازش کل شبکه ۱۳ درصد کمتر می‌شود، و مدل با ۲۷٫۹ میلیون پارامتر کوچک‌ترین مدل چندوجهی جدول مقایسه است. در شرایط باران شدید و مه، افت عملکرد مدل پیشنهادی کمتر از نصف افت مدل تک‌حسگری مبتنی بر دوربین است، و در سناریوی قطع ۵۰ درصدی فریم‌های لیدار، امتیاز آن در برابر گونه آموزش‌دیده بدون دروازه و بدون حذف تصادفی حسگر به‌مراتب بهتر حفظ می‌شود و هیچ‌گاه از سطح مدل دوربین-تنها پایین‌تر نمی‌رود. این نتایج نشان می‌دهد ترکیب آگاه از اطمینان حسگرها، مسیری مؤثر برای دستیابی هم‌زمان به دقت، کارایی محاسباتی و استواری است.</w:t>
       </w:r>
     </w:p>
     <w:p>
@@ -6228,7 +6227,26 @@
           <w:rFonts w:hint="cs"/>
           <w:rtl/>
         </w:rPr>
-        <w:t xml:space="preserve"> که توجه متقابل دوسویه را با تقریب هسته‌محور خطی پیاده‌سازی می‌کند و پیچیدگی ترکیب را از مرتبه دوم به مرتبه خطی کاهش می‌دهد؛ (۲) دروازه اطمینان حسگر که سهم هر وجه را به‌صورت پویا و داده‌محور تنظیم می‌کند؛ و (۳) راهبرد آموزشی حذف تصادفی حسگر که در کنار دروازه فوق، تخریب مطبوع عملکرد در برابر خرابی حسگرها را تضمین می‌کند.</w:t>
+        <w:t xml:space="preserve"> که توجه متقابل دوسویه را با یک هسته شباهت تجزیه‌پذیر پیاده‌سازی می‌کند و پیچیدگی عملگر توجه را از مرتبه دوم به مرتبه خطی نسبت به تعداد نشانه‌ها کاهش می‌دهد؛ (۲) دروازه اطمینان حسگر که سهم هر وجه را به‌صورت پویا و داده‌محور تنظیم می‌کند؛ و (۳) راهبرد آموزشی حذف تصادفی حسگر که در کنار دروازه فوق، تخریب مطبوع عملکرد در برابر خرابی حسگرها را به‌صورت تجربی بهبود می‌دهد.</w:t>
+      </w:r>
+    </w:p>
+    <w:p>
+      <w:r>
+        <w:rPr>
+          <w:rFonts w:hint="cs"/>
+          <w:rtl/>
+        </w:rPr>
+        <w:t xml:space="preserve">درباره مورد نخست یک تصریح لازم است که در بخش ۳‌.‌۴‌.‌۴ به آن بازگشته می‌شود: جایگزینی هسته نمایی با هسته تجزیه‌پذیر، تقریبی از توجه </w:t>
+      </w:r>
+      <w:r>
+        <w:t xml:space="preserve">softmax</w:t>
+      </w:r>
+      <w:r>
+        <w:rPr>
+          <w:rFonts w:hint="cs"/>
+          <w:rtl/>
+        </w:rPr>
+        <w:t xml:space="preserve"> نیست بلکه سازوکار توجهی با هسته شباهت متفاوت است. آنچه حفظ می‌شود نامنفی‌بودن و نرمال‌بودن وزن‌ها است و نه مقدار آنها؛ بنابراین ادعای این پایان‌نامه «تقریب ارزان‌تر توجه کامل» نیست، بلکه «سازوکار توجه دیگری با هزینه خطی که در این وظیفه عملکرد هم‌ارز نشان می‌دهد» است.</w:t>
       </w:r>
     </w:p>
     <w:p>
@@ -6773,7 +6791,7 @@
           <w:rFonts w:hint="cs"/>
           <w:rtl/>
         </w:rPr>
-        <w:t xml:space="preserve"> و توجه متقابل مکانی-زمانی، این نمایش را به سطح جدیدی از دقت رساندند. این مطالعات اگرچه عمدتاً بر وظیفه ادراک متمرکزند، الگوی نمایشی مشترکی فراهم می‌کنند که در معماری پیشنهادی فصل چهارم برای هم‌ترازی نشانه‌های دو وجه استفاده می‌شود.</w:t>
+        <w:t xml:space="preserve"> و توجه متقابل مکانی-زمانی، این نمایش را به سطح جدیدی از دقت رساندند. این مطالعات عمدتاً بر وظیفه ادراک متمرکزند و یکسان‌سازی صریح دو وجه در یک شبکه متریک را پیشنهاد می‌کنند. معماری فصل چهارم مسیر دیگری را برمی‌گزیند: نشانه‌های دوربین در فضای تصویر باقی می‌مانند و تناظر میان دو وجه به‌جای آنکه با یک تبدیل هندسی صریح تحمیل شود، بر عهده توجه متقابل گذاشته می‌شود. اطلاعات هندسی از راه رمزگذاری موقعیت وارد می‌شود: نشانه‌های لیدار مختصات متریک نمای پرنده و نشانه‌های تصویر مختصات شبکه ویژگی خود را حمل می‌کنند. انگیزه این انتخاب پرهیز از خطای تخمین عمق است؛ تصویرکردن ویژگی‌های تصویر به شبکه متریک، به تخمین عمق نیاز دارد و خطای آن مستقیماً به جابه‌جایی فضایی ویژگی‌ها ترجمه می‌شود.</w:t>
       </w:r>
     </w:p>
     <w:p>
@@ -15101,7 +15119,7 @@
           <w:rFonts w:hint="cs"/>
           <w:rtl/>
         </w:rPr>
-        <w:t xml:space="preserve">نمای کلی معماری پیشنهادی در شكل ‏4‏.‏‌1 نشان داده شده‌است. ورودی سامانه در هر گام زمانی شامل تصاویر سه دوربین جلو با هم‌پوشانی میدان دید (مجموعاً ۱۳۲ درجه)، ابر نقاط یک لیدار ۳۲ خطی، سرعت لحظه‌ای خودرو، فرمان ناوبری گسسته و هدف تنک ناوبری است. شاخه دوربین با ستون فقرات </w:t>
+        <w:t xml:space="preserve">نمای کلی معماری پیشنهادی در شكل ‏4‏.‏‌1 نشان داده شده‌است. ورودی سامانه در هر گام زمانی شامل تصاویر سه دوربین جلو با هم‌پوشانی میدان دید مماس (نوار پیوسته ۱۸۰ درجه که به ۱۳۲ درجه مرکزی برش می‌خورد)، ابر نقاط یک لیدار ۶۴ خطی، سرعت لحظه‌ای خودرو، فرمان ناوبری گسسته و هدف تنک ناوبری است. شاخه دوربین با ستون فقرات </w:t>
       </w:r>
       <w:r>
         <w:t xml:space="preserve">ResNet-34</w:t>
@@ -15184,7 +15202,7 @@
         </w:rPr>
         <w:drawing>
           <wp:inline distT="0" distB="0" distL="0" distR="0">
-            <wp:extent cx="5071872" cy="2926080"/>
+            <wp:extent cx="5141976" cy="3703320"/>
             <wp:effectExtent l="0" t="0" r="0" b="0"/>
             <wp:docPr id="105" name="Figure 105"/>
             <wp:cNvGraphicFramePr>
@@ -15209,7 +15227,7 @@
                   <pic:spPr bwMode="auto">
                     <a:xfrm>
                       <a:off x="0" y="0"/>
-                      <a:ext cx="5071872" cy="2926080"/>
+                      <a:ext cx="5141976" cy="3703320"/>
                     </a:xfrm>
                     <a:prstGeom prst="rect">
                       <a:avLst/>
@@ -16163,7 +16181,7 @@
         </w:rPr>
         <w:drawing>
           <wp:inline distT="0" distB="0" distL="0" distR="0">
-            <wp:extent cx="4858512" cy="2785872"/>
+            <wp:extent cx="5202936" cy="3279648"/>
             <wp:effectExtent l="0" t="0" r="0" b="0"/>
             <wp:docPr id="106" name="Figure 106"/>
             <wp:cNvGraphicFramePr>
@@ -16188,7 +16206,7 @@
                   <pic:spPr bwMode="auto">
                     <a:xfrm>
                       <a:off x="0" y="0"/>
-                      <a:ext cx="4858512" cy="2785872"/>
+                      <a:ext cx="5202936" cy="3279648"/>
                     </a:xfrm>
                     <a:prstGeom prst="rect">
                       <a:avLst/>
@@ -17315,7 +17333,19 @@
           <w:rFonts w:hint="cs"/>
           <w:rtl/>
         </w:rPr>
-        <w:t xml:space="preserve"> است، یعنی عملگر توجه از ۶٫۸۰ به ۰٫۳۰ گیگا-عملیات (کاهش حدود ۹۶ درصد) می‌رسد. با این حال، بخش دیگری از هزینه ماژول ترکیب — تصویرهای خطی پرسمان/کلید/مقدار/خروجی و شبکه پیش‌خور — نسبت به تعداد نشانه‌ها خطی است و با خطی‌سازی توجه تغییر نمی‌کند. بنابراین گزارش صادقانه سود، سه‌سطحی است: هزینه کل ماژول ترکیب از ۱۶٫۹ به ۱۰٫۱ گیگا-عملیات (کاهش حدود ۴۰ درصد) و هزینه کل شبکه از ۳۰٫۰ به ۲۳٫۲ گیگا-عملیات (کاهش حدود ۲۳ درصد) می‌رسد؛ تأخیر اندازه‌گیری‌شده نیز مطابق بخش ۵‌.‌۶ برای ماژول ترکیب حدود ۳۰ درصد و برای کل شبکه حدود ۱۳ درصد کاهش می‌یابد.</w:t>
+        <w:t xml:space="preserve"> است. با احتساب دو جهت و </w:t>
+      </w:r>
+      <m:oMath xmlns:m="http://schemas.openxmlformats.org/officeDocument/2006/math">
+        <m:r>
+          <m:t>L=4</m:t>
+        </m:r>
+      </m:oMath>
+      <w:r>
+        <w:rPr>
+          <w:rFonts w:hint="cs"/>
+          <w:rtl/>
+        </w:rPr>
+        <w:t xml:space="preserve"> بلوک، عملگر توجه از ۷٫۳۸ به ۰٫۵۹ گیگا-عملیات می‌رسد، یعنی کاهش ۹۲ درصدی و صرفه‌جویی ۶٫۷۹ گیگا-عملیات. با این حال، بخش دیگری از هزینه ماژول ترکیب — تصویرهای خطی پرسمان/کلید/مقدار/خروجی و شبکه پیش‌خور — نسبت به تعداد نشانه‌ها خطی است و با خطی‌سازی توجه تغییر نمی‌کند. بنابراین گزارش صادقانه سود، سه‌سطحی است: هزینه کل ماژول ترکیب از ۱۶٫۹ به ۱۰٫۱ گیگا-عملیات (کاهش حدود ۴۰ درصد) و هزینه کل شبکه از ۳۰٫۰ به ۲۳٫۲ گیگا-عملیات (کاهش حدود ۲۳ درصد) می‌رسد؛ تأخیر اندازه‌گیری‌شده نیز مطابق بخش ۵‌.‌۶ برای ماژول ترکیب حدود ۳۰ درصد و برای کل شبکه حدود ۱۳ درصد کاهش می‌یابد.</w:t>
       </w:r>
     </w:p>
     <w:p>
@@ -17969,7 +17999,7 @@
           <w:rFonts w:hint="cs"/>
           <w:rtl/>
         </w:rPr>
-        <w:t xml:space="preserve"> هیچ برچسب مستقیمی ندارد و صرفاً از گرادیان هزینه نهایی آموخته می‌شود؛ در بخش ۵‌.‌۷ نشان داده می‌شود که مقدار آموخته‌شده آن با شرایط محیطی همبستگی معنادار دارد و مثلاً در صحنه‌های شب به سمت وجه لیدار متمایل می‌شود.</w:t>
+        <w:t xml:space="preserve"> هیچ برچسب مستقیمی ندارد و صرفاً از گرادیان هزینه نهایی آموخته می‌شود؛ در بخش ۵‌.‌۸ نشان داده می‌شود که مقدار آموخته‌شده آن با شرایط محیطی همبستگی معنادار دارد و مثلاً در صحنه‌های شب به سمت وجه لیدار متمایل می‌شود.</w:t>
       </w:r>
     </w:p>
     <w:p>
@@ -18720,7 +18750,468 @@
           <w:rFonts w:hint="cs"/>
           <w:rtl/>
         </w:rPr>
-        <w:t xml:space="preserve"> یک هدف تنک است که از برنامه‌ریز سراسری مسیر و در فاصله حدود هشت متری جلوتر گرفته می‌شود، نه یکی از نقاط مسیر مرجع؛ استفاده از نقاط مرجع به‌عنوان ورودی، به نشت برچسب و بی‌اعتبارشدن ارزیابی می‌انجامید.</w:t>
+        <w:t xml:space="preserve"> یک هدف تنک است که از برنامه‌ریز سراسری مسیر و در فاصله متغیر جلوتر گرفته می‌شود — نخستین رأس پیش‌روی مسیر تنک، که در مجموعه‌داده به‌طور میانگین ۲۳ متر و در بازه ۱۰ تا ۶۰ متر قرار دارد — نه یکی از نقاط مسیر مرجع؛ استفاده از نقاط مرجع به‌عنوان ورودی، به نشت برچسب و بی‌اعتبارشدن ارزیابی می‌انجامید.</w:t>
+      </w:r>
+    </w:p>
+    <w:p>
+      <w:pPr>
+        <w:pStyle w:val="Heading3"/>
+      </w:pPr>
+      <w:r>
+        <w:rPr>
+          <w:rFonts w:hint="cs"/>
+          <w:rtl/>
+        </w:rPr>
+        <w:t xml:space="preserve">خوانش پرسش‌محور: گونه جایگزین رمزگشا</w:t>
+      </w:r>
+    </w:p>
+    <w:p>
+      <w:r>
+        <w:rPr>
+          <w:rFonts w:hint="cs"/>
+          <w:rtl/>
+        </w:rPr>
+        <w:t xml:space="preserve">رمزگشای بالا دو ویژگی دارد که هر دو قابل بازبینی‌اند. نخست، تمام ساختار فضایی صحنه پیش از رسیدن به رمزگشا در یک بردار میانگین‌گیری فشرده می‌شود؛ دوم، هدف ناوبری تنها در رمزگشا وارد می‌شود و ماژول ترکیب هیچ اطلاعی از مقصد ندارد. برای سنجش سهم این دو انتخاب، گونه جایگزینی از رمزگشا نیز پیاده و در بخش ۵‌.‌۵ ارزیابی می‌شود.</w:t>
+      </w:r>
+    </w:p>
+    <w:p>
+      <w:r>
+        <w:rPr>
+          <w:rFonts w:hint="cs"/>
+          <w:rtl/>
+        </w:rPr>
+        <w:t xml:space="preserve">در این گونه، به‌جای میانگین‌گیری، مجموعه‌ای از </w:t>
+      </w:r>
+      <m:oMath xmlns:m="http://schemas.openxmlformats.org/officeDocument/2006/math">
+        <m:r>
+          <m:t>Q</m:t>
+        </m:r>
+      </m:oMath>
+      <w:r>
+        <w:rPr>
+          <w:rFonts w:hint="cs"/>
+          <w:rtl/>
+        </w:rPr>
+        <w:t xml:space="preserve"> پرسمان برنامه‌ریزی آموختنی </w:t>
+      </w:r>
+      <m:oMath xmlns:m="http://schemas.openxmlformats.org/officeDocument/2006/math">
+        <m:r>
+          <m:t>{</m:t>
+        </m:r>
+        <m:sSub>
+          <m:e>
+            <m:r>
+              <m:t>q</m:t>
+            </m:r>
+          </m:e>
+          <m:sub>
+            <m:r>
+              <m:t>r</m:t>
+            </m:r>
+          </m:sub>
+        </m:sSub>
+        <m:sSubSup>
+          <m:e>
+            <m:r>
+              <m:t>}</m:t>
+            </m:r>
+          </m:e>
+          <m:sub>
+            <m:r>
+              <m:t>r=1</m:t>
+            </m:r>
+          </m:sub>
+          <m:sup>
+            <m:r>
+              <m:t>Q</m:t>
+            </m:r>
+          </m:sup>
+        </m:sSubSup>
+      </m:oMath>
+      <w:r>
+        <w:rPr>
+          <w:rFonts w:hint="cs"/>
+          <w:rtl/>
+        </w:rPr>
+        <w:t xml:space="preserve"> تعریف می‌شود که مستقیماً از نشانه‌های ترکیب‌شده می‌خوانند. هر پرسمان در چند لایه، ابتدا با خودتوجهی میان پرسمان‌ها و سپس با توجه متقابل به نشانه‌ها به‌روز می‌شود:</w:t>
+      </w:r>
+    </w:p>
+    <w:p>
+      <w:pPr>
+        <w:pStyle w:val="Equation"/>
+      </w:pPr>
+      <w:r>
+        <w:rPr>
+          <w:rFonts w:hint="cs"/>
+          <w:rtl/>
+        </w:rPr>
+        <w:t xml:space="preserve">(</w:t>
+      </w:r>
+      <w:r>
+        <w:fldChar w:fldCharType="begin"/>
+      </w:r>
+      <w:r>
+        <w:instrText xml:space="preserve"> STYLEREF 1 \s </w:instrText>
+      </w:r>
+      <w:r>
+        <w:fldChar w:fldCharType="separate"/>
+      </w:r>
+      <w:r>
+        <w:rPr>
+          <w:noProof/>
+          <w:rtl/>
+        </w:rPr>
+        <w:t>‏4</w:t>
+      </w:r>
+      <w:r>
+        <w:fldChar w:fldCharType="end"/>
+      </w:r>
+      <w:r>
+        <w:rPr>
+          <w:rtl/>
+        </w:rPr>
+        <w:t>‏.‏</w:t>
+      </w:r>
+      <w:r>
+        <w:fldChar w:fldCharType="begin"/>
+      </w:r>
+      <w:r>
+        <w:instrText xml:space="preserve"> SEQ Equation \* ARABIC \s 1 </w:instrText>
+      </w:r>
+      <w:r>
+        <w:fldChar w:fldCharType="separate"/>
+      </w:r>
+      <w:r>
+        <w:rPr>
+          <w:noProof/>
+          <w:rtl/>
+        </w:rPr>
+        <w:t>13</w:t>
+      </w:r>
+      <w:r>
+        <w:fldChar w:fldCharType="end"/>
+      </w:r>
+      <w:r>
+        <w:rPr>
+          <w:rFonts w:hint="cs"/>
+          <w:rtl/>
+        </w:rPr>
+        <w:t xml:space="preserve">)</w:t>
+      </w:r>
+      <w:r>
+        <w:tab/>
+      </w:r>
+      <m:oMath xmlns:m="http://schemas.openxmlformats.org/officeDocument/2006/math">
+        <m:sSup>
+          <m:e>
+            <m:r>
+              <m:t>Q</m:t>
+            </m:r>
+          </m:e>
+          <m:sup>
+            <m:r>
+              <m:t>(r+1)</m:t>
+            </m:r>
+          </m:sup>
+        </m:sSup>
+        <m:r>
+          <m:t>=</m:t>
+        </m:r>
+        <m:r>
+          <m:rPr>
+            <m:sty m:val="p"/>
+          </m:rPr>
+          <m:t>LN</m:t>
+        </m:r>
+        <m:r>
+          <m:t>(</m:t>
+        </m:r>
+        <m:sSup>
+          <m:e>
+            <m:limUpp>
+              <m:e>
+                <m:r>
+                  <m:t>Q</m:t>
+                </m:r>
+              </m:e>
+              <m:lim>
+                <m:r>
+                  <m:t>~</m:t>
+                </m:r>
+              </m:lim>
+            </m:limUpp>
+          </m:e>
+          <m:sup>
+            <m:r>
+              <m:t>(r)</m:t>
+            </m:r>
+          </m:sup>
+        </m:sSup>
+        <m:r>
+          <m:t>+</m:t>
+        </m:r>
+        <m:r>
+          <m:rPr>
+            <m:sty m:val="p"/>
+          </m:rPr>
+          <m:t>LinAtt</m:t>
+        </m:r>
+        <m:r>
+          <m:t>(</m:t>
+        </m:r>
+        <m:sSup>
+          <m:e>
+            <m:limUpp>
+              <m:e>
+                <m:r>
+                  <m:t>Q</m:t>
+                </m:r>
+              </m:e>
+              <m:lim>
+                <m:r>
+                  <m:t>~</m:t>
+                </m:r>
+              </m:lim>
+            </m:limUpp>
+          </m:e>
+          <m:sup>
+            <m:r>
+              <m:t>(r)</m:t>
+            </m:r>
+          </m:sup>
+        </m:sSup>
+        <m:r>
+          <m:t>,</m:t>
+        </m:r>
+        <m:sSup>
+          <m:e>
+            <m:r>
+              <m:t>F</m:t>
+            </m:r>
+          </m:e>
+          <m:sup>
+            <m:r>
+              <m:t>(L)</m:t>
+            </m:r>
+          </m:sup>
+        </m:sSup>
+        <m:r>
+          <m:t>,</m:t>
+        </m:r>
+        <m:sSup>
+          <m:e>
+            <m:r>
+              <m:t>F</m:t>
+            </m:r>
+          </m:e>
+          <m:sup>
+            <m:r>
+              <m:t>(L)</m:t>
+            </m:r>
+          </m:sup>
+        </m:sSup>
+        <m:r>
+          <m:t>)</m:t>
+        </m:r>
+        <m:r>
+          <m:t>)</m:t>
+        </m:r>
+        <m:r>
+          <m:t>,</m:t>
+        </m:r>
+        <m:sSup>
+          <m:e>
+            <m:limUpp>
+              <m:e>
+                <m:r>
+                  <m:t>Q</m:t>
+                </m:r>
+              </m:e>
+              <m:lim>
+                <m:r>
+                  <m:t>~</m:t>
+                </m:r>
+              </m:lim>
+            </m:limUpp>
+          </m:e>
+          <m:sup>
+            <m:r>
+              <m:t>(r)</m:t>
+            </m:r>
+          </m:sup>
+        </m:sSup>
+        <m:r>
+          <m:t>=</m:t>
+        </m:r>
+        <m:r>
+          <m:rPr>
+            <m:sty m:val="p"/>
+          </m:rPr>
+          <m:t>LN</m:t>
+        </m:r>
+        <m:r>
+          <m:t>(</m:t>
+        </m:r>
+        <m:sSup>
+          <m:e>
+            <m:r>
+              <m:t>Q</m:t>
+            </m:r>
+          </m:e>
+          <m:sup>
+            <m:r>
+              <m:t>(r)</m:t>
+            </m:r>
+          </m:sup>
+        </m:sSup>
+        <m:r>
+          <m:t>+</m:t>
+        </m:r>
+        <m:r>
+          <m:rPr>
+            <m:sty m:val="p"/>
+          </m:rPr>
+          <m:t>MHA</m:t>
+        </m:r>
+        <m:r>
+          <m:t>(</m:t>
+        </m:r>
+        <m:sSup>
+          <m:e>
+            <m:r>
+              <m:t>Q</m:t>
+            </m:r>
+          </m:e>
+          <m:sup>
+            <m:r>
+              <m:t>(r)</m:t>
+            </m:r>
+          </m:sup>
+        </m:sSup>
+        <m:r>
+          <m:t>,</m:t>
+        </m:r>
+        <m:sSup>
+          <m:e>
+            <m:r>
+              <m:t>Q</m:t>
+            </m:r>
+          </m:e>
+          <m:sup>
+            <m:r>
+              <m:t>(r)</m:t>
+            </m:r>
+          </m:sup>
+        </m:sSup>
+        <m:r>
+          <m:t>,</m:t>
+        </m:r>
+        <m:sSup>
+          <m:e>
+            <m:r>
+              <m:t>Q</m:t>
+            </m:r>
+          </m:e>
+          <m:sup>
+            <m:r>
+              <m:t>(r)</m:t>
+            </m:r>
+          </m:sup>
+        </m:sSup>
+        <m:r>
+          <m:t>))</m:t>
+        </m:r>
+      </m:oMath>
+    </w:p>
+    <w:p>
+      <w:r>
+        <w:rPr>
+          <w:rFonts w:hint="cs"/>
+          <w:rtl/>
+        </w:rPr>
+        <w:t xml:space="preserve">که </w:t>
+      </w:r>
+      <m:oMath xmlns:m="http://schemas.openxmlformats.org/officeDocument/2006/math">
+        <m:sSup>
+          <m:e>
+            <m:r>
+              <m:t>F</m:t>
+            </m:r>
+          </m:e>
+          <m:sup>
+            <m:r>
+              <m:t>(L)</m:t>
+            </m:r>
+          </m:sup>
+        </m:sSup>
+        <m:r>
+          <m:t>=[</m:t>
+        </m:r>
+        <m:sSubSup>
+          <m:e>
+            <m:r>
+              <m:t>F</m:t>
+            </m:r>
+          </m:e>
+          <m:sub>
+            <m:r>
+              <m:t>c</m:t>
+            </m:r>
+          </m:sub>
+          <m:sup>
+            <m:r>
+              <m:t>(L)</m:t>
+            </m:r>
+          </m:sup>
+        </m:sSubSup>
+        <m:r>
+          <m:t>;</m:t>
+        </m:r>
+        <m:sSubSup>
+          <m:e>
+            <m:r>
+              <m:t>F</m:t>
+            </m:r>
+          </m:e>
+          <m:sub>
+            <m:r>
+              <m:t>l</m:t>
+            </m:r>
+          </m:sub>
+          <m:sup>
+            <m:r>
+              <m:t>(L)</m:t>
+            </m:r>
+          </m:sup>
+        </m:sSubSup>
+        <m:r>
+          <m:t>]</m:t>
+        </m:r>
+      </m:oMath>
+      <w:r>
+        <w:rPr>
+          <w:rFonts w:hint="cs"/>
+          <w:rtl/>
+        </w:rPr>
+        <w:t xml:space="preserve"> اجتماع نشانه‌های دو وجه پس از آخرین بلوک ترکیب است. نقاط مسیر از پرسمان‌های نهایی و به‌صورت تفاضلی خوانده می‌شوند. در این آرایش، هدف ناوبری به‌جای رمزگشا در ورودی ماژول ترکیب تزریق می‌شود، بنابراین توجه متقابل می‌تواند از همان بلوک نخست بر نواحی مرتبط با مقصد متمرکز شود.</w:t>
+      </w:r>
+    </w:p>
+    <w:p>
+      <w:r>
+        <w:rPr>
+          <w:rFonts w:hint="cs"/>
+          <w:rtl/>
+        </w:rPr>
+        <w:t xml:space="preserve">افزون بر نقاط مسیر، این گونه یک سر طبقه‌بندی سرعت هدف نیز دارد که سرعت مطلوب را روی بازه‌های گسسته پیش‌بینی می‌کند و کنترل‌کننده طولی به‌جای استخراج آن از فاصله نقاط مسیر، مستقیماً از این سر می‌خواند. انگیزه این افزوده، تحلیل توزیع خطای بخش ۵‌.‌۷ است که نشان می‌دهد دنباله خطای مدل تقریباً به‌طور کامل طولی است و نه جانبی؛ یعنی ضعف اصلی در تشخیص زمان ترمز و حرکت است و نه در تعیین مسیر.</w:t>
+      </w:r>
+    </w:p>
+    <w:p>
+      <w:r>
+        <w:rPr>
+          <w:rFonts w:hint="cs"/>
+          <w:rtl/>
+        </w:rPr>
+        <w:t xml:space="preserve">این گونه، هر سه تغییر را هم‌زمان اعمال می‌کند — حذف گلوگاه میانگین‌گیری، تزریق زودهنگام هدف، و سر سرعت — بنابراین اثر آن در بخش ۵‌.‌۵ به‌صورت مجموع گزارش می‌شود و نه به تفکیک سه مؤلفه. تفکیک سهم هر مؤلفه نیازمند سه اجرای مستقل دیگر است که در محدودیت‌های بخش ۶‌.‌۳ ذکر شده‌است.</w:t>
       </w:r>
     </w:p>
     <w:p>
@@ -18828,7 +19319,7 @@
           <w:noProof/>
           <w:rtl/>
         </w:rPr>
-        <w:t>13</w:t>
+        <w:t>14</w:t>
       </w:r>
       <w:r>
         <w:fldChar w:fldCharType="end"/>
@@ -19286,7 +19777,7 @@
           <w:noProof/>
           <w:rtl/>
         </w:rPr>
-        <w:t>14</w:t>
+        <w:t>15</w:t>
       </w:r>
       <w:r>
         <w:fldChar w:fldCharType="end"/>
@@ -19560,6 +20051,421 @@
     </w:p>
     <w:p>
       <w:pPr>
+        <w:pStyle w:val="Heading3"/>
+      </w:pPr>
+      <w:r>
+        <w:rPr>
+          <w:rFonts w:hint="cs"/>
+          <w:rtl/>
+        </w:rPr>
+        <w:t xml:space="preserve">خزش: مهار مسئله اینرسی</w:t>
+      </w:r>
+    </w:p>
+    <w:p>
+      <w:r>
+        <w:rPr>
+          <w:rFonts w:hint="cs"/>
+          <w:rtl/>
+        </w:rPr>
+        <w:t xml:space="preserve">سیاست‌های آموخته‌شده با رفتار تقلیدی از یک آسیب شناخته‌شده رنج می‌برند که در ادبیات با نام </w:t>
+      </w:r>
+      <w:r>
+        <w:rPr>
+          <w:rFonts w:hint="cs"/>
+          <w:rtl/>
+        </w:rPr>
+        <w:t xml:space="preserve">مسئله اینرسی</w:t>
+      </w:r>
+      <w:r>
+        <w:rPr>
+          <w:rStyle w:val="FootnoteReference"/>
+          <w:rtl/>
+        </w:rPr>
+        <w:footnoteReference w:id="49"/>
+      </w:r>
+      <w:r>
+        <w:rPr>
+          <w:rFonts w:hint="cs"/>
+          <w:rtl/>
+        </w:rPr>
+        <w:t xml:space="preserve"> شناخته می‌شود [14و25]. ریشه آن در خود داده است: در ترافیک متراکم، فراوان‌ترین کاری که در داده مشاهده می‌شود «ایستادن پس از ایستادن» است. شبکه این هم‌بستگی را می‌آموزد و سرعت صفر خودرو خود به قوی‌ترین شاهد برای پیش‌بینی سرعت صفر بعدی تبدیل می‌شود. نتیجه، یک حالت خودپایدار است: خودرو می‌ایستد و دیگر هرگز راه نمی‌افتد.</w:t>
+      </w:r>
+    </w:p>
+    <w:p>
+      <w:r>
+        <w:rPr>
+          <w:rFonts w:hint="cs"/>
+          <w:rtl/>
+        </w:rPr>
+        <w:t xml:space="preserve">نکته مهم آنکه این آسیب در ارزیابی حلقه‌باز اصلاً دیده نمی‌شود، بلکه پاداش هم می‌گیرد؛ زیرا پیش‌بینی «ایستادن» در آن قاب‌ها دقیقاً همان چیزی است که خبره انجام داده‌است. تنها در حلقه بسته است که خود را نشان می‌دهد، آن هم به‌صورت نرخ تکمیل مسیر نزدیک صفر. این یکی از روشن‌ترین نمونه‌های استدلال بخش ۵‌.‌۲ است مبنی بر اینکه خطای حلقه‌باز معیار کافی برای سنجش یک سیاست رانندگی نیست.</w:t>
+      </w:r>
+    </w:p>
+    <w:p>
+      <w:r>
+        <w:rPr>
+          <w:rFonts w:hint="cs"/>
+          <w:rtl/>
+        </w:rPr>
+        <w:t xml:space="preserve">برای مهار آن، مطابق مرجع [11]، یک سازوکار خزش در لایه کنترل — و نه در شبکه — افزوده شده‌است. اگر سرعت خودرو برای بیش از </w:t>
+      </w:r>
+      <m:oMath xmlns:m="http://schemas.openxmlformats.org/officeDocument/2006/math">
+        <m:sSub>
+          <m:e>
+            <m:r>
+              <m:t>T</m:t>
+            </m:r>
+          </m:e>
+          <m:sub>
+            <m:r>
+              <m:rPr>
+                <m:sty m:val="p"/>
+              </m:rPr>
+              <m:t>stuck</m:t>
+            </m:r>
+          </m:sub>
+        </m:sSub>
+      </m:oMath>
+      <w:r>
+        <w:rPr>
+          <w:rFonts w:hint="cs"/>
+          <w:rtl/>
+        </w:rPr>
+        <w:t xml:space="preserve"> ثانیه پیوسته زیر ۰٫۱ متر بر ثانیه بماند، کنترل‌کننده به مدت </w:t>
+      </w:r>
+      <m:oMath xmlns:m="http://schemas.openxmlformats.org/officeDocument/2006/math">
+        <m:sSub>
+          <m:e>
+            <m:r>
+              <m:t>T</m:t>
+            </m:r>
+          </m:e>
+          <m:sub>
+            <m:r>
+              <m:rPr>
+                <m:sty m:val="p"/>
+              </m:rPr>
+              <m:t>creep</m:t>
+            </m:r>
+          </m:sub>
+        </m:sSub>
+      </m:oMath>
+      <w:r>
+        <w:rPr>
+          <w:rFonts w:hint="cs"/>
+          <w:rtl/>
+        </w:rPr>
+        <w:t xml:space="preserve"> ثانیه سرعت مطلوب شبکه را نادیده می‌گیرد و مقدار ثابت </w:t>
+      </w:r>
+      <m:oMath xmlns:m="http://schemas.openxmlformats.org/officeDocument/2006/math">
+        <m:sSub>
+          <m:e>
+            <m:r>
+              <m:t>v</m:t>
+            </m:r>
+          </m:e>
+          <m:sub>
+            <m:r>
+              <m:rPr>
+                <m:sty m:val="p"/>
+              </m:rPr>
+              <m:t>creep</m:t>
+            </m:r>
+          </m:sub>
+        </m:sSub>
+      </m:oMath>
+      <w:r>
+        <w:rPr>
+          <w:rFonts w:hint="cs"/>
+          <w:rtl/>
+        </w:rPr>
+        <w:t xml:space="preserve"> را جایگزین می‌کند:</w:t>
+      </w:r>
+    </w:p>
+    <w:p>
+      <w:pPr>
+        <w:pStyle w:val="Equation"/>
+      </w:pPr>
+      <w:r>
+        <w:rPr>
+          <w:rFonts w:hint="cs"/>
+          <w:rtl/>
+        </w:rPr>
+        <w:t xml:space="preserve">(</w:t>
+      </w:r>
+      <w:r>
+        <w:fldChar w:fldCharType="begin"/>
+      </w:r>
+      <w:r>
+        <w:instrText xml:space="preserve"> STYLEREF 1 \s </w:instrText>
+      </w:r>
+      <w:r>
+        <w:fldChar w:fldCharType="separate"/>
+      </w:r>
+      <w:r>
+        <w:rPr>
+          <w:noProof/>
+          <w:rtl/>
+        </w:rPr>
+        <w:t>‏4</w:t>
+      </w:r>
+      <w:r>
+        <w:fldChar w:fldCharType="end"/>
+      </w:r>
+      <w:r>
+        <w:rPr>
+          <w:rtl/>
+        </w:rPr>
+        <w:t>‏.‏</w:t>
+      </w:r>
+      <w:r>
+        <w:fldChar w:fldCharType="begin"/>
+      </w:r>
+      <w:r>
+        <w:instrText xml:space="preserve"> SEQ Equation \* ARABIC \s 1 </w:instrText>
+      </w:r>
+      <w:r>
+        <w:fldChar w:fldCharType="separate"/>
+      </w:r>
+      <w:r>
+        <w:rPr>
+          <w:noProof/>
+          <w:rtl/>
+        </w:rPr>
+        <w:t>16</w:t>
+      </w:r>
+      <w:r>
+        <w:fldChar w:fldCharType="end"/>
+      </w:r>
+      <w:r>
+        <w:rPr>
+          <w:rFonts w:hint="cs"/>
+          <w:rtl/>
+        </w:rPr>
+        <w:t xml:space="preserve">)</w:t>
+      </w:r>
+      <w:r>
+        <w:tab/>
+      </w:r>
+      <m:oMath xmlns:m="http://schemas.openxmlformats.org/officeDocument/2006/math">
+        <m:sSubSup>
+          <m:e>
+            <m:r>
+              <m:t>v</m:t>
+            </m:r>
+          </m:e>
+          <m:sub>
+            <m:r>
+              <m:t>t</m:t>
+            </m:r>
+          </m:sub>
+          <m:sup>
+            <m:r>
+              <m:rPr>
+                <m:sty m:val="p"/>
+              </m:rPr>
+              <m:t>des</m:t>
+            </m:r>
+          </m:sup>
+        </m:sSubSup>
+        <m:r>
+          <m:t>←</m:t>
+        </m:r>
+        <m:sSub>
+          <m:e>
+            <m:r>
+              <m:t>v</m:t>
+            </m:r>
+          </m:e>
+          <m:sub>
+            <m:r>
+              <m:rPr>
+                <m:sty m:val="p"/>
+              </m:rPr>
+              <m:t>creep</m:t>
+            </m:r>
+          </m:sub>
+        </m:sSub>
+        <m:r>
+          <m:rPr>
+            <m:nor/>
+          </m:rPr>
+          <m:t>if</m:t>
+        </m:r>
+        <m:r>
+          <m:rPr>
+            <m:sty m:val="p"/>
+          </m:rPr>
+          <m:t>stuck</m:t>
+        </m:r>
+        <m:r>
+          <m:t>&gt;</m:t>
+        </m:r>
+        <m:sSub>
+          <m:e>
+            <m:r>
+              <m:t>T</m:t>
+            </m:r>
+          </m:e>
+          <m:sub>
+            <m:r>
+              <m:rPr>
+                <m:sty m:val="p"/>
+              </m:rPr>
+              <m:t>stuck</m:t>
+            </m:r>
+          </m:sub>
+        </m:sSub>
+        <m:r>
+          <m:t>∧</m:t>
+        </m:r>
+        <m:r>
+          <m:t>¬</m:t>
+        </m:r>
+        <m:sSub>
+          <m:e>
+            <m:r>
+              <m:rPr>
+                <m:sty m:val="p"/>
+              </m:rPr>
+              <m:t>hazard</m:t>
+            </m:r>
+          </m:e>
+          <m:sub>
+            <m:r>
+              <m:t>t</m:t>
+            </m:r>
+          </m:sub>
+        </m:sSub>
+      </m:oMath>
+    </w:p>
+    <w:p>
+      <w:r>
+        <w:rPr>
+          <w:rFonts w:hint="cs"/>
+          <w:rtl/>
+        </w:rPr>
+        <w:t xml:space="preserve">قید </w:t>
+      </w:r>
+      <m:oMath xmlns:m="http://schemas.openxmlformats.org/officeDocument/2006/math">
+        <m:r>
+          <m:t>¬</m:t>
+        </m:r>
+        <m:sSub>
+          <m:e>
+            <m:r>
+              <m:rPr>
+                <m:sty m:val="p"/>
+              </m:rPr>
+              <m:t>hazard</m:t>
+            </m:r>
+          </m:e>
+          <m:sub>
+            <m:r>
+              <m:t>t</m:t>
+            </m:r>
+          </m:sub>
+        </m:sSub>
+      </m:oMath>
+      <w:r>
+        <w:rPr>
+          <w:rFonts w:hint="cs"/>
+          <w:rtl/>
+        </w:rPr>
+        <w:t xml:space="preserve"> ضروری و نه اختیاری است: دلیل ایستادن خودرو غالباً وجود مانعی درست در جلوی آن است، و خزش بدون این قید سازوکاری برای برخورد کنترل‌شده می‌شود. پرچم مانع از شمارش نقاط لیدار در یک جعبه باریک پیش‌روی خودرو به دست می‌آید، یعنی یک پرسش حسگری و نه کنترلی، و به همین دلیل از بیرون به کنترل‌کننده داده می‌شود.</w:t>
+      </w:r>
+    </w:p>
+    <w:p>
+      <w:r>
+        <w:rPr>
+          <w:rFonts w:hint="cs"/>
+          <w:rtl/>
+        </w:rPr>
+        <w:t xml:space="preserve">انتخاب </w:t>
+      </w:r>
+      <m:oMath xmlns:m="http://schemas.openxmlformats.org/officeDocument/2006/math">
+        <m:sSub>
+          <m:e>
+            <m:r>
+              <m:t>T</m:t>
+            </m:r>
+          </m:e>
+          <m:sub>
+            <m:r>
+              <m:rPr>
+                <m:sty m:val="p"/>
+              </m:rPr>
+              <m:t>stuck</m:t>
+            </m:r>
+          </m:sub>
+        </m:sSub>
+        <m:r>
+          <m:t>=55</m:t>
+        </m:r>
+      </m:oMath>
+      <w:r>
+        <w:rPr>
+          <w:rFonts w:hint="cs"/>
+          <w:rtl/>
+        </w:rPr>
+        <w:t xml:space="preserve"> ثانیه عامدانه بلندتر از طولانی‌ترین چراغ قرمز محک است. توقف قانونی طولانی نباید با اینرسی اشتباه گرفته شود؛ خزشی که یک انتظار مجاز را قطع کند، تخلف چراغ قرمز تولید می‌کند و مسئله‌ای را که حل می‌کند با مسئله بدتری جایگزین می‌سازد. مقادیر </w:t>
+      </w:r>
+      <m:oMath xmlns:m="http://schemas.openxmlformats.org/officeDocument/2006/math">
+        <m:sSub>
+          <m:e>
+            <m:r>
+              <m:t>T</m:t>
+            </m:r>
+          </m:e>
+          <m:sub>
+            <m:r>
+              <m:rPr>
+                <m:sty m:val="p"/>
+              </m:rPr>
+              <m:t>creep</m:t>
+            </m:r>
+          </m:sub>
+        </m:sSub>
+        <m:r>
+          <m:t>=1.5</m:t>
+        </m:r>
+      </m:oMath>
+      <w:r>
+        <w:rPr>
+          <w:rFonts w:hint="cs"/>
+          <w:rtl/>
+        </w:rPr>
+        <w:t xml:space="preserve"> ثانیه و </w:t>
+      </w:r>
+      <m:oMath xmlns:m="http://schemas.openxmlformats.org/officeDocument/2006/math">
+        <m:sSub>
+          <m:e>
+            <m:r>
+              <m:t>v</m:t>
+            </m:r>
+          </m:e>
+          <m:sub>
+            <m:r>
+              <m:rPr>
+                <m:sty m:val="p"/>
+              </m:rPr>
+              <m:t>creep</m:t>
+            </m:r>
+          </m:sub>
+        </m:sSub>
+        <m:r>
+          <m:t>=4</m:t>
+        </m:r>
+      </m:oMath>
+      <w:r>
+        <w:rPr>
+          <w:rFonts w:hint="cs"/>
+          <w:rtl/>
+        </w:rPr>
+        <w:t xml:space="preserve"> متر بر ثانیه در جدول ‏4‏.‏1 گزارش شده‌اند.</w:t>
+      </w:r>
+    </w:p>
+    <w:p>
+      <w:pPr>
         <w:pStyle w:val="Heading2"/>
       </w:pPr>
       <w:r>
@@ -19707,7 +20613,7 @@
           <w:noProof/>
           <w:rtl/>
         </w:rPr>
-        <w:t>15</w:t>
+        <w:t>17</w:t>
       </w:r>
       <w:r>
         <w:fldChar w:fldCharType="end"/>
@@ -19906,7 +20812,7 @@
           <w:rStyle w:val="FootnoteReference"/>
           <w:rtl/>
         </w:rPr>
-        <w:footnoteReference w:id="49"/>
+        <w:footnoteReference w:id="50"/>
       </w:r>
       <w:r>
         <w:rPr>
@@ -19999,7 +20905,7 @@
           <w:noProof/>
           <w:rtl/>
         </w:rPr>
-        <w:t>16</w:t>
+        <w:t>18</w:t>
       </w:r>
       <w:r>
         <w:fldChar w:fldCharType="end"/>
@@ -20364,6 +21270,53 @@
       </w:r>
     </w:p>
     <w:p>
+      <w:r>
+        <w:rPr>
+          <w:rFonts w:hint="cs"/>
+          <w:rtl/>
+        </w:rPr>
+        <w:t xml:space="preserve">در گونه خوانش پرسش‌محور بخش ۴‌.‌۴‌.‌۴ یک جمله چهارم برای سر طبقه‌بندی سرعت هدف افزوده می‌شود که چون آنتروپی متقاطع است، همانند جمله قطعه‌بندی با ضریب </w:t>
+      </w:r>
+      <m:oMath xmlns:m="http://schemas.openxmlformats.org/officeDocument/2006/math">
+        <m:f>
+          <m:fPr>
+            <m:type m:val="lin"/>
+          </m:fPr>
+          <m:num>
+            <m:r>
+              <m:t>1</m:t>
+            </m:r>
+          </m:num>
+          <m:den>
+            <m:sSubSup>
+              <m:e>
+                <m:r>
+                  <m:t>σ</m:t>
+                </m:r>
+              </m:e>
+              <m:sub>
+                <m:r>
+                  <m:t>4</m:t>
+                </m:r>
+              </m:sub>
+              <m:sup>
+                <m:r>
+                  <m:t>2</m:t>
+                </m:r>
+              </m:sup>
+            </m:sSubSup>
+          </m:den>
+        </m:f>
+      </m:oMath>
+      <w:r>
+        <w:rPr>
+          <w:rFonts w:hint="cs"/>
+          <w:rtl/>
+        </w:rPr>
+        <w:t xml:space="preserve"> وارد می‌شود. برچسب آن از خود نقاط مسیر مرجع و با همان رابطه‌ای ساخته می‌شود که کنترل‌کننده طولی سرعت مطلوب را از فاصله نقاط استخراج می‌کند؛ بنابراین سر سرعت، کمیتی را مستقیماً می‌آموزد که در گونه پایه به‌صورت غیرمستقیم از خروجی رمزگشا محاسبه می‌شد.</w:t>
+      </w:r>
+    </w:p>
+    <w:p>
       <w:pPr>
         <w:pStyle w:val="Heading3"/>
       </w:pPr>
@@ -21436,6 +22389,174 @@
                 <w:rFonts w:hint="cs"/>
                 <w:rtl/>
               </w:rPr>
+              <w:t xml:space="preserve">کنترل‌کننده‌ها</w:t>
+            </w:r>
+          </w:p>
+        </w:tc>
+        <w:tc>
+          <w:tcPr>
+            <w:tcW w:w="3400" w:type="dxa"/>
+            <w:vAlign w:val="center"/>
+          </w:tcPr>
+          <w:p>
+            <w:pPr>
+              <w:pStyle w:val="InTableC"/>
+            </w:pPr>
+            <w:r>
+              <w:rPr>
+                <w:rFonts w:hint="cs"/>
+                <w:rtl/>
+              </w:rPr>
+              <w:t xml:space="preserve">بیشینه دریچه گاز / نرخ ترمز</w:t>
+            </w:r>
+          </w:p>
+        </w:tc>
+        <w:tc>
+          <w:tcPr>
+            <w:tcW w:w="3100" w:type="dxa"/>
+            <w:vAlign w:val="center"/>
+          </w:tcPr>
+          <w:p>
+            <w:pPr>
+              <w:pStyle w:val="InTableC"/>
+            </w:pPr>
+            <w:r>
+              <w:rPr>
+                <w:rFonts w:hint="cs"/>
+                <w:rtl/>
+              </w:rPr>
+              <w:t xml:space="preserve">0.75 / 1.05</w:t>
+            </w:r>
+          </w:p>
+        </w:tc>
+      </w:tr>
+      <w:tr>
+        <w:tc>
+          <w:tcPr>
+            <w:tcW w:w="2200" w:type="dxa"/>
+            <w:vAlign w:val="center"/>
+          </w:tcPr>
+          <w:p>
+            <w:pPr>
+              <w:pStyle w:val="InTableC"/>
+            </w:pPr>
+            <w:r>
+              <w:rPr>
+                <w:rFonts w:hint="cs"/>
+                <w:rtl/>
+              </w:rPr>
+              <w:t xml:space="preserve">خزش</w:t>
+            </w:r>
+          </w:p>
+        </w:tc>
+        <w:tc>
+          <w:tcPr>
+            <w:tcW w:w="3400" w:type="dxa"/>
+            <w:vAlign w:val="center"/>
+          </w:tcPr>
+          <w:p>
+            <w:pPr>
+              <w:pStyle w:val="InTableC"/>
+            </w:pPr>
+            <w:r>
+              <w:rPr>
+                <w:rFonts w:hint="cs"/>
+                <w:rtl/>
+              </w:rPr>
+              <w:t xml:space="preserve">آستانه توقف / مدت (ثانیه)</w:t>
+            </w:r>
+          </w:p>
+        </w:tc>
+        <w:tc>
+          <w:tcPr>
+            <w:tcW w:w="3100" w:type="dxa"/>
+            <w:vAlign w:val="center"/>
+          </w:tcPr>
+          <w:p>
+            <w:pPr>
+              <w:pStyle w:val="InTableC"/>
+            </w:pPr>
+            <w:r>
+              <w:rPr>
+                <w:rFonts w:hint="cs"/>
+                <w:rtl/>
+              </w:rPr>
+              <w:t xml:space="preserve">55 / 1.5</w:t>
+            </w:r>
+          </w:p>
+        </w:tc>
+      </w:tr>
+      <w:tr>
+        <w:tc>
+          <w:tcPr>
+            <w:tcW w:w="2200" w:type="dxa"/>
+            <w:vAlign w:val="center"/>
+          </w:tcPr>
+          <w:p>
+            <w:pPr>
+              <w:pStyle w:val="InTableC"/>
+            </w:pPr>
+            <w:r>
+              <w:rPr>
+                <w:rFonts w:hint="cs"/>
+                <w:rtl/>
+              </w:rPr>
+              <w:t xml:space="preserve">خزش</w:t>
+            </w:r>
+          </w:p>
+        </w:tc>
+        <w:tc>
+          <w:tcPr>
+            <w:tcW w:w="3400" w:type="dxa"/>
+            <w:vAlign w:val="center"/>
+          </w:tcPr>
+          <w:p>
+            <w:pPr>
+              <w:pStyle w:val="InTableC"/>
+            </w:pPr>
+            <w:r>
+              <w:rPr>
+                <w:rFonts w:hint="cs"/>
+                <w:rtl/>
+              </w:rPr>
+              <w:t xml:space="preserve">سرعت تحمیلی (متر بر ثانیه)</w:t>
+            </w:r>
+          </w:p>
+        </w:tc>
+        <w:tc>
+          <w:tcPr>
+            <w:tcW w:w="3100" w:type="dxa"/>
+            <w:vAlign w:val="center"/>
+          </w:tcPr>
+          <w:p>
+            <w:pPr>
+              <w:pStyle w:val="InTableC"/>
+            </w:pPr>
+            <w:r>
+              <w:rPr>
+                <w:rFonts w:hint="cs"/>
+                <w:rtl/>
+              </w:rPr>
+              <w:t xml:space="preserve">4.0</w:t>
+            </w:r>
+          </w:p>
+        </w:tc>
+      </w:tr>
+      <w:tr>
+        <w:tc>
+          <w:tcPr>
+            <w:tcW w:w="2200" w:type="dxa"/>
+            <w:vAlign w:val="center"/>
+          </w:tcPr>
+          <w:p>
+            <w:pPr>
+              <w:pStyle w:val="InTableC"/>
+            </w:pPr>
+            <w:r>
+              <w:rPr>
+                <w:rFonts w:hint="cs"/>
+                <w:rtl/>
+              </w:rPr>
               <w:t xml:space="preserve">حذف تصادفی حسگر</w:t>
             </w:r>
           </w:p>
@@ -21696,7 +22817,7 @@
           <w:rStyle w:val="FootnoteReference"/>
           <w:rtl/>
         </w:rPr>
-        <w:footnoteReference w:id="50"/>
+        <w:footnoteReference w:id="51"/>
       </w:r>
       <w:r>
         <w:rPr>
@@ -21773,10 +22894,7 @@
           <w:rFonts w:hint="cs"/>
           <w:rtl/>
         </w:rPr>
-        <w:t xml:space="preserve">آمار مجموعه‌داده جمع‌آوری‌شده در شبیه‌ساز </w:t>
-      </w:r>
-      <w:r>
-        <w:t xml:space="preserve">CARLA</w:t>
+        <w:t xml:space="preserve">آمار دو مجموعه‌داده به‌کاررفته در این پژوهش</w:t>
       </w:r>
     </w:p>
     <w:tbl>
@@ -21788,8 +22906,9 @@
         <w:tblLook w:val="0420" w:firstRow="1" w:lastRow="0" w:firstColumn="0" w:lastColumn="0" w:noHBand="1" w:noVBand="1"/>
       </w:tblPr>
       <w:tblGrid>
-        <w:gridCol w:w="4900"/>
-        <w:gridCol w:w="3800"/>
+        <w:gridCol w:w="3400"/>
+        <w:gridCol w:w="2600"/>
+        <w:gridCol w:w="2700"/>
       </w:tblGrid>
       <w:tr>
         <w:trPr>
@@ -21798,7 +22917,7 @@
         </w:trPr>
         <w:tc>
           <w:tcPr>
-            <w:tcW w:w="4900" w:type="dxa"/>
+            <w:tcW w:w="3400" w:type="dxa"/>
             <w:vAlign w:val="center"/>
           </w:tcPr>
           <w:p>
@@ -21816,7 +22935,7 @@
         </w:tc>
         <w:tc>
           <w:tcPr>
-            <w:tcW w:w="3800" w:type="dxa"/>
+            <w:tcW w:w="2600" w:type="dxa"/>
             <w:vAlign w:val="center"/>
           </w:tcPr>
           <w:p>
@@ -21828,7 +22947,25 @@
                 <w:rFonts w:hint="cs"/>
                 <w:rtl/>
               </w:rPr>
-              <w:t xml:space="preserve">مقدار</w:t>
+              <w:t xml:space="preserve">جمع‌آوری این پژوهش</w:t>
+            </w:r>
+          </w:p>
+        </w:tc>
+        <w:tc>
+          <w:tcPr>
+            <w:tcW w:w="2700" w:type="dxa"/>
+            <w:vAlign w:val="center"/>
+          </w:tcPr>
+          <w:p>
+            <w:pPr>
+              <w:pStyle w:val="InTableCB"/>
+            </w:pPr>
+            <w:r>
+              <w:rPr>
+                <w:rFonts w:hint="cs"/>
+                <w:rtl/>
+              </w:rPr>
+              <w:t xml:space="preserve">مجموعه منتشرشده [11]</w:t>
             </w:r>
           </w:p>
         </w:tc>
@@ -21836,7 +22973,7 @@
       <w:tr>
         <w:tc>
           <w:tcPr>
-            <w:tcW w:w="4900" w:type="dxa"/>
+            <w:tcW w:w="3400" w:type="dxa"/>
             <w:vAlign w:val="center"/>
           </w:tcPr>
           <w:p>
@@ -21848,13 +22985,13 @@
                 <w:rFonts w:hint="cs"/>
                 <w:rtl/>
               </w:rPr>
-              <w:t xml:space="preserve">تعداد شهرها (آموزش / آزمون)</w:t>
-            </w:r>
-          </w:p>
-        </w:tc>
-        <w:tc>
-          <w:tcPr>
-            <w:tcW w:w="3800" w:type="dxa"/>
+              <w:t xml:space="preserve">تعداد شهرها</w:t>
+            </w:r>
+          </w:p>
+        </w:tc>
+        <w:tc>
+          <w:tcPr>
+            <w:tcW w:w="2600" w:type="dxa"/>
             <w:vAlign w:val="center"/>
           </w:tcPr>
           <w:p>
@@ -21866,7 +23003,25 @@
                 <w:rFonts w:hint="cs"/>
                 <w:rtl/>
               </w:rPr>
-              <w:t xml:space="preserve">۵ / ۱</w:t>
+              <w:t xml:space="preserve">۵</w:t>
+            </w:r>
+          </w:p>
+        </w:tc>
+        <w:tc>
+          <w:tcPr>
+            <w:tcW w:w="2700" w:type="dxa"/>
+            <w:vAlign w:val="center"/>
+          </w:tcPr>
+          <w:p>
+            <w:pPr>
+              <w:pStyle w:val="InTableC"/>
+            </w:pPr>
+            <w:r>
+              <w:rPr>
+                <w:rFonts w:hint="cs"/>
+                <w:rtl/>
+              </w:rPr>
+              <w:t xml:space="preserve">۸</w:t>
             </w:r>
           </w:p>
         </w:tc>
@@ -21874,7 +23029,7 @@
       <w:tr>
         <w:tc>
           <w:tcPr>
-            <w:tcW w:w="4900" w:type="dxa"/>
+            <w:tcW w:w="3400" w:type="dxa"/>
             <w:vAlign w:val="center"/>
           </w:tcPr>
           <w:p>
@@ -21886,13 +23041,13 @@
                 <w:rFonts w:hint="cs"/>
                 <w:rtl/>
               </w:rPr>
-              <w:t xml:space="preserve">مدت رانندگی خبره</w:t>
-            </w:r>
-          </w:p>
-        </w:tc>
-        <w:tc>
-          <w:tcPr>
-            <w:tcW w:w="3800" w:type="dxa"/>
+              <w:t xml:space="preserve">تعداد مسیرها</w:t>
+            </w:r>
+          </w:p>
+        </w:tc>
+        <w:tc>
+          <w:tcPr>
+            <w:tcW w:w="2600" w:type="dxa"/>
             <w:vAlign w:val="center"/>
           </w:tcPr>
           <w:p>
@@ -21904,7 +23059,25 @@
                 <w:rFonts w:hint="cs"/>
                 <w:rtl/>
               </w:rPr>
-              <w:t xml:space="preserve">۲۳۲ ساعت شبیه‌سازی‌شده</w:t>
+              <w:t xml:space="preserve">≈ ۵۰</w:t>
+            </w:r>
+          </w:p>
+        </w:tc>
+        <w:tc>
+          <w:tcPr>
+            <w:tcW w:w="2700" w:type="dxa"/>
+            <w:vAlign w:val="center"/>
+          </w:tcPr>
+          <w:p>
+            <w:pPr>
+              <w:pStyle w:val="InTableC"/>
+            </w:pPr>
+            <w:r>
+              <w:rPr>
+                <w:rFonts w:hint="cs"/>
+                <w:rtl/>
+              </w:rPr>
+              <w:t xml:space="preserve">۴۸۸</w:t>
             </w:r>
           </w:p>
         </w:tc>
@@ -21912,7 +23085,7 @@
       <w:tr>
         <w:tc>
           <w:tcPr>
-            <w:tcW w:w="4900" w:type="dxa"/>
+            <w:tcW w:w="3400" w:type="dxa"/>
             <w:vAlign w:val="center"/>
           </w:tcPr>
           <w:p>
@@ -21924,13 +23097,13 @@
                 <w:rFonts w:hint="cs"/>
                 <w:rtl/>
               </w:rPr>
-              <w:t xml:space="preserve">نرخ گام کنترل خبره</w:t>
-            </w:r>
-          </w:p>
-        </w:tc>
-        <w:tc>
-          <w:tcPr>
-            <w:tcW w:w="3800" w:type="dxa"/>
+              <w:t xml:space="preserve">تعداد قاب‌ها</w:t>
+            </w:r>
+          </w:p>
+        </w:tc>
+        <w:tc>
+          <w:tcPr>
+            <w:tcW w:w="2600" w:type="dxa"/>
             <w:vAlign w:val="center"/>
           </w:tcPr>
           <w:p>
@@ -21942,7 +23115,25 @@
                 <w:rFonts w:hint="cs"/>
                 <w:rtl/>
               </w:rPr>
-              <w:t xml:space="preserve">۱۰ هرتز</w:t>
+              <w:t xml:space="preserve">۱۹۹٬۴۸۱</w:t>
+            </w:r>
+          </w:p>
+        </w:tc>
+        <w:tc>
+          <w:tcPr>
+            <w:tcW w:w="2700" w:type="dxa"/>
+            <w:vAlign w:val="center"/>
+          </w:tcPr>
+          <w:p>
+            <w:pPr>
+              <w:pStyle w:val="InTableC"/>
+            </w:pPr>
+            <w:r>
+              <w:rPr>
+                <w:rFonts w:hint="cs"/>
+                <w:rtl/>
+              </w:rPr>
+              <w:t xml:space="preserve">۲۵۸٬۸۶۶</w:t>
             </w:r>
           </w:p>
         </w:tc>
@@ -21950,7 +23141,7 @@
       <w:tr>
         <w:tc>
           <w:tcPr>
-            <w:tcW w:w="4900" w:type="dxa"/>
+            <w:tcW w:w="3400" w:type="dxa"/>
             <w:vAlign w:val="center"/>
           </w:tcPr>
           <w:p>
@@ -21962,13 +23153,13 @@
                 <w:rFonts w:hint="cs"/>
                 <w:rtl/>
               </w:rPr>
-              <w:t xml:space="preserve">نرخ ثبت (زیرنمونه‌گیری) داده</w:t>
-            </w:r>
-          </w:p>
-        </w:tc>
-        <w:tc>
-          <w:tcPr>
-            <w:tcW w:w="3800" w:type="dxa"/>
+              <w:t xml:space="preserve">حجم روی دیسک</w:t>
+            </w:r>
+          </w:p>
+        </w:tc>
+        <w:tc>
+          <w:tcPr>
+            <w:tcW w:w="2600" w:type="dxa"/>
             <w:vAlign w:val="center"/>
           </w:tcPr>
           <w:p>
@@ -21980,7 +23171,25 @@
                 <w:rFonts w:hint="cs"/>
                 <w:rtl/>
               </w:rPr>
-              <w:t xml:space="preserve">۲ هرتز (هر پنجمین گام)</w:t>
+              <w:t xml:space="preserve">۲۹ گیگابایت</w:t>
+            </w:r>
+          </w:p>
+        </w:tc>
+        <w:tc>
+          <w:tcPr>
+            <w:tcW w:w="2700" w:type="dxa"/>
+            <w:vAlign w:val="center"/>
+          </w:tcPr>
+          <w:p>
+            <w:pPr>
+              <w:pStyle w:val="InTableC"/>
+            </w:pPr>
+            <w:r>
+              <w:rPr>
+                <w:rFonts w:hint="cs"/>
+                <w:rtl/>
+              </w:rPr>
+              <w:t xml:space="preserve">۲۳۴ گیگابایت</w:t>
             </w:r>
           </w:p>
         </w:tc>
@@ -21988,7 +23197,7 @@
       <w:tr>
         <w:tc>
           <w:tcPr>
-            <w:tcW w:w="4900" w:type="dxa"/>
+            <w:tcW w:w="3400" w:type="dxa"/>
             <w:vAlign w:val="center"/>
           </w:tcPr>
           <w:p>
@@ -22000,13 +23209,13 @@
                 <w:rFonts w:hint="cs"/>
                 <w:rtl/>
               </w:rPr>
-              <w:t xml:space="preserve">تعداد قاب‌های آموزشی (پس از بازنمونه‌گیری)</w:t>
-            </w:r>
-          </w:p>
-        </w:tc>
-        <w:tc>
-          <w:tcPr>
-            <w:tcW w:w="3800" w:type="dxa"/>
+              <w:t xml:space="preserve">نرخ گام کنترل خبره</w:t>
+            </w:r>
+          </w:p>
+        </w:tc>
+        <w:tc>
+          <w:tcPr>
+            <w:tcW w:w="2600" w:type="dxa"/>
             <w:vAlign w:val="center"/>
           </w:tcPr>
           <w:p>
@@ -22018,7 +23227,25 @@
                 <w:rFonts w:hint="cs"/>
                 <w:rtl/>
               </w:rPr>
-              <w:t xml:space="preserve">۱٫۶ میلیون</w:t>
+              <w:t xml:space="preserve">۱۰ هرتز</w:t>
+            </w:r>
+          </w:p>
+        </w:tc>
+        <w:tc>
+          <w:tcPr>
+            <w:tcW w:w="2700" w:type="dxa"/>
+            <w:vAlign w:val="center"/>
+          </w:tcPr>
+          <w:p>
+            <w:pPr>
+              <w:pStyle w:val="InTableC"/>
+            </w:pPr>
+            <w:r>
+              <w:rPr>
+                <w:rFonts w:hint="cs"/>
+                <w:rtl/>
+              </w:rPr>
+              <w:t xml:space="preserve">۲۰ هرتز</w:t>
             </w:r>
           </w:p>
         </w:tc>
@@ -22026,7 +23253,7 @@
       <w:tr>
         <w:tc>
           <w:tcPr>
-            <w:tcW w:w="4900" w:type="dxa"/>
+            <w:tcW w:w="3400" w:type="dxa"/>
             <w:vAlign w:val="center"/>
           </w:tcPr>
           <w:p>
@@ -22038,13 +23265,13 @@
                 <w:rFonts w:hint="cs"/>
                 <w:rtl/>
               </w:rPr>
-              <w:t xml:space="preserve">شرایط جوی-روشنایی</w:t>
-            </w:r>
-          </w:p>
-        </w:tc>
-        <w:tc>
-          <w:tcPr>
-            <w:tcW w:w="3800" w:type="dxa"/>
+              <w:t xml:space="preserve">افق نقاط مسیر ذخیره‌شده</w:t>
+            </w:r>
+          </w:p>
+        </w:tc>
+        <w:tc>
+          <w:tcPr>
+            <w:tcW w:w="2600" w:type="dxa"/>
             <w:vAlign w:val="center"/>
           </w:tcPr>
           <w:p>
@@ -22056,7 +23283,25 @@
                 <w:rFonts w:hint="cs"/>
                 <w:rtl/>
               </w:rPr>
-              <w:t xml:space="preserve">۱۴ ترکیب</w:t>
+              <w:t xml:space="preserve">۴ گام × ۰٫۵ ثانیه</w:t>
+            </w:r>
+          </w:p>
+        </w:tc>
+        <w:tc>
+          <w:tcPr>
+            <w:tcW w:w="2700" w:type="dxa"/>
+            <w:vAlign w:val="center"/>
+          </w:tcPr>
+          <w:p>
+            <w:pPr>
+              <w:pStyle w:val="InTableC"/>
+            </w:pPr>
+            <w:r>
+              <w:rPr>
+                <w:rFonts w:hint="cs"/>
+                <w:rtl/>
+              </w:rPr>
+              <w:t xml:space="preserve">۸ گام × ۰٫۴۹۷ ثانیه</w:t>
             </w:r>
           </w:p>
         </w:tc>
@@ -22064,7 +23309,7 @@
       <w:tr>
         <w:tc>
           <w:tcPr>
-            <w:tcW w:w="4900" w:type="dxa"/>
+            <w:tcW w:w="3400" w:type="dxa"/>
             <w:vAlign w:val="center"/>
           </w:tcPr>
           <w:p>
@@ -22076,13 +23321,13 @@
                 <w:rFonts w:hint="cs"/>
                 <w:rtl/>
               </w:rPr>
-              <w:t xml:space="preserve">سهم قاب‌های شامل سناریوی بحرانی</w:t>
-            </w:r>
-          </w:p>
-        </w:tc>
-        <w:tc>
-          <w:tcPr>
-            <w:tcW w:w="3800" w:type="dxa"/>
+              <w:t xml:space="preserve">نقش در این فصل</w:t>
+            </w:r>
+          </w:p>
+        </w:tc>
+        <w:tc>
+          <w:tcPr>
+            <w:tcW w:w="2600" w:type="dxa"/>
             <w:vAlign w:val="center"/>
           </w:tcPr>
           <w:p>
@@ -22094,15 +23339,13 @@
                 <w:rFonts w:hint="cs"/>
                 <w:rtl/>
               </w:rPr>
-              <w:t xml:space="preserve">۱۸ درصد</w:t>
-            </w:r>
-          </w:p>
-        </w:tc>
-      </w:tr>
-      <w:tr>
-        <w:tc>
-          <w:tcPr>
-            <w:tcW w:w="4900" w:type="dxa"/>
+              <w:t xml:space="preserve">آزمون‌های مقدماتی</w:t>
+            </w:r>
+          </w:p>
+        </w:tc>
+        <w:tc>
+          <w:tcPr>
+            <w:tcW w:w="2700" w:type="dxa"/>
             <w:vAlign w:val="center"/>
           </w:tcPr>
           <w:p>
@@ -22114,63 +23357,7 @@
                 <w:rFonts w:hint="cs"/>
                 <w:rtl/>
               </w:rPr>
-              <w:t xml:space="preserve">سهم گام‌های دارای اغتشاش فرمان</w:t>
-            </w:r>
-          </w:p>
-        </w:tc>
-        <w:tc>
-          <w:tcPr>
-            <w:tcW w:w="3800" w:type="dxa"/>
-            <w:vAlign w:val="center"/>
-          </w:tcPr>
-          <w:p>
-            <w:pPr>
-              <w:pStyle w:val="InTableC"/>
-            </w:pPr>
-            <w:r>
-              <w:rPr>
-                <w:rFonts w:hint="cs"/>
-                <w:rtl/>
-              </w:rPr>
-              <w:t xml:space="preserve">۵ درصد</w:t>
-            </w:r>
-          </w:p>
-        </w:tc>
-      </w:tr>
-      <w:tr>
-        <w:tc>
-          <w:tcPr>
-            <w:tcW w:w="4900" w:type="dxa"/>
-            <w:vAlign w:val="center"/>
-          </w:tcPr>
-          <w:p>
-            <w:pPr>
-              <w:pStyle w:val="InTableC"/>
-            </w:pPr>
-            <w:r>
-              <w:rPr>
-                <w:rFonts w:hint="cs"/>
-                <w:rtl/>
-              </w:rPr>
-              <w:t xml:space="preserve">حجم کل داده</w:t>
-            </w:r>
-          </w:p>
-        </w:tc>
-        <w:tc>
-          <w:tcPr>
-            <w:tcW w:w="3800" w:type="dxa"/>
-            <w:vAlign w:val="center"/>
-          </w:tcPr>
-          <w:p>
-            <w:pPr>
-              <w:pStyle w:val="InTableC"/>
-            </w:pPr>
-            <w:r>
-              <w:rPr>
-                <w:rFonts w:hint="cs"/>
-                <w:rtl/>
-              </w:rPr>
-              <w:t xml:space="preserve">۲٫۹ ترابایت</w:t>
+              <w:t xml:space="preserve">آموزش مدل‌های گزارش‌شده</w:t>
             </w:r>
           </w:p>
         </w:tc>
@@ -22183,7 +23370,199 @@
           <w:rFonts w:hint="cs"/>
           <w:rtl/>
         </w:rPr>
-        <w:t xml:space="preserve">زیرنمونه‌گیری ۲ هرتز آگاهانه است: قاب‌های متوالی در نرخ ۱۰ هرتز تقریباً یکسان‌اند و ثبت همه آنها تنها حجم داده و هم‌بستگی نمونه‌ها را افزایش می‌دهد، بدون آنکه تنوع اطلاعاتی بیفزاید. با این نرخ، ۱٫۶ میلیون قاب معادل حدود ۲۲۲ ساعت رانندگی مؤثر است که با مدت کل رانندگی خبره (۲۳۲ ساعت، شامل قاب‌های دورریز پس از بازنمونه‌گیری کلاس‌های نامتوازن) سازگار است.</w:t>
+        <w:t xml:space="preserve">مدل‌هایی که نتایج این فصل را می‌سازند روی مجموعه‌داده منتشرشده [11] آموزش دیده‌اند، نه روی جمع‌آوری این پژوهش. این تصمیم دو دلیل دارد. نخست، دلیلی تجربی: آموزش روی جمع‌آوری کوچک‌تر به بیش‌برازش می‌انجامید و خطای اعتبارسنجی در حدود دوره دوازدهم مسطح می‌شد در حالی که خطای آموزش همچنان کاهش می‌یافت، و افزودن داده‌افزایی آینه‌ای این عدد را تنها ۰٫۰۰۴ متر جابه‌جا کرد. یعنی قید غالب، حجم داده بود و نه منظم‌سازی. دوم، دلیلی روش‌شناختی: آموزش روی همان داده‌ای که خط‌مبناهای مرجع با آن آموزش دیده‌اند، یکی از سه عامل مزاحم را در مقایسه فصل حذف می‌کند (بخش ۵‌.‌۳).</w:t>
+      </w:r>
+    </w:p>
+    <w:p>
+      <w:r>
+        <w:rPr>
+          <w:rFonts w:hint="cs"/>
+          <w:rtl/>
+        </w:rPr>
+        <w:t xml:space="preserve">جمع‌آوری این پژوهش کنار گذاشته نشده‌است: خبره ممتاز، خط لوله ثبت و برچسب‌گذاری، و آزمون‌های مقدماتی معماری همگی بر پایه آن انجام شدند و شرح خط لوله در پیوست ب آمده‌است. آنچه تغییر کرد، منبع داده آموزشی مدل‌های نهایی است.</w:t>
+      </w:r>
+    </w:p>
+    <w:p>
+      <w:r>
+        <w:rPr>
+          <w:rFonts w:hint="cs"/>
+          <w:rtl/>
+        </w:rPr>
+        <w:t xml:space="preserve">تقسیم آموزش و اعتبارسنجی روی مجموعه منتشرشده در سطح شهر انجام می‌شود و نه در سطح قاب یا مسیر: قاب‌های متوالی یک مسیر تقریباً یکسان ‌اند و تقسیم در سطح قاب نشت اطلاعات می‌دهد. شهر </w:t>
+      </w:r>
+      <w:r>
+        <w:t xml:space="preserve">Town05</w:t>
+      </w:r>
+      <w:r>
+        <w:rPr>
+          <w:rFonts w:hint="cs"/>
+          <w:rtl/>
+        </w:rPr>
+        <w:t xml:space="preserve"> به‌طور کامل کنار گذاشته شد، بنابراین ۲۰۳٬۱۲۹ قاب از هفت شهر برای آموزش و ۵۵٬۷۳۷ قاب </w:t>
+      </w:r>
+      <w:r>
+        <w:t xml:space="preserve">Town05</w:t>
+      </w:r>
+      <w:r>
+        <w:rPr>
+          <w:rFonts w:hint="cs"/>
+          <w:rtl/>
+        </w:rPr>
+        <w:t xml:space="preserve"> برای اعتبارسنجی به کار می‌رود. اعتبارسنجی هر دوره روی زیرمجموعه‌ای فاصله‌گذاری‌شده از ۸۰۰۰ قاب انجام می‌شود؛ خطای معیار این زیرمجموعه حدود ۲٫۶ درصد است، یعنی یک مرتبه بزرگی کوچک‌تر از تغییری که باید تفکیک کند.</w:t>
+      </w:r>
+    </w:p>
+    <w:p>
+      <w:r>
+        <w:rPr>
+          <w:rFonts w:hint="cs"/>
+          <w:rtl/>
+        </w:rPr>
+        <w:t xml:space="preserve">این تقسیم یک پیامد دارد که باید صریح گفته شود. محک </w:t>
+      </w:r>
+      <w:r>
+        <w:t xml:space="preserve">Longest6</w:t>
+      </w:r>
+      <w:r>
+        <w:rPr>
+          <w:rFonts w:hint="cs"/>
+          <w:rtl/>
+        </w:rPr>
+        <w:t xml:space="preserve"> روی شهرهای </w:t>
+      </w:r>
+      <w:r>
+        <w:t xml:space="preserve">Town01</w:t>
+      </w:r>
+      <w:r>
+        <w:rPr>
+          <w:rFonts w:hint="cs"/>
+          <w:rtl/>
+        </w:rPr>
+        <w:t xml:space="preserve"> تا </w:t>
+      </w:r>
+      <w:r>
+        <w:t xml:space="preserve">Town06</w:t>
+      </w:r>
+      <w:r>
+        <w:rPr>
+          <w:rFonts w:hint="cs"/>
+          <w:rtl/>
+        </w:rPr>
+        <w:t xml:space="preserve"> ارزیابی می‌کند، پس شش مسیر از سی‌وشش مسیر (۱۷ درصد) در شهری قرار دارند که مدل این پژوهش هرگز ندیده، در حالی که خط‌مبناهای مرجع روی همه هشت شهر آموزش دیده‌اند. این نامتقارنی به زیان روش پیشنهادی است و در پیوست د، امتیاز به تفکیک شهرهای دیده‌شده و دیده‌نشده جداگانه گزارش می‌شود.</w:t>
+      </w:r>
+    </w:p>
+    <w:p>
+      <w:pPr>
+        <w:pStyle w:val="NormalB"/>
+      </w:pPr>
+      <w:r>
+        <w:rPr>
+          <w:rFonts w:hint="cs"/>
+          <w:rtl/>
+        </w:rPr>
+        <w:t xml:space="preserve">ساخت برچسب نقاط مسیر</w:t>
+      </w:r>
+    </w:p>
+    <w:p>
+      <w:r>
+        <w:rPr>
+          <w:rFonts w:hint="cs"/>
+          <w:rtl/>
+        </w:rPr>
+        <w:t xml:space="preserve">هدف نظارتی رمزگشا، نقاط مسیر آینده است و تعریف آن یک انتخاب روش‌شناختی است، نه یک جزئیات پیاده‌سازی. در این پژوهش برچسب هر قاب از موقعیتی ساخته می‌شود که خودرو «واقعاً به آن رسیده‌است»: برای قاب </w:t>
+      </w:r>
+      <m:oMath xmlns:m="http://schemas.openxmlformats.org/officeDocument/2006/math">
+        <m:r>
+          <m:t>i</m:t>
+        </m:r>
+      </m:oMath>
+      <w:r>
+        <w:rPr>
+          <w:rFonts w:hint="cs"/>
+          <w:rtl/>
+        </w:rPr>
+        <w:t xml:space="preserve">، موقعیت خودرو در </w:t>
+      </w:r>
+      <m:oMath xmlns:m="http://schemas.openxmlformats.org/officeDocument/2006/math">
+        <m:r>
+          <m:t>T</m:t>
+        </m:r>
+      </m:oMath>
+      <w:r>
+        <w:rPr>
+          <w:rFonts w:hint="cs"/>
+          <w:rtl/>
+        </w:rPr>
+        <w:t xml:space="preserve"> قاب بعدی همان مسیر، بیان‌شده در دستگاه مختصات قاب </w:t>
+      </w:r>
+      <m:oMath xmlns:m="http://schemas.openxmlformats.org/officeDocument/2006/math">
+        <m:r>
+          <m:t>i</m:t>
+        </m:r>
+      </m:oMath>
+      <w:r>
+        <w:rPr>
+          <w:rFonts w:hint="cs"/>
+          <w:rtl/>
+        </w:rPr>
+        <w:t xml:space="preserve">. سه پیامد این تعریف در پیوست ب شرح داده شده‌است؛ مهم‌ترین آنها این است که ترمزگیری به‌درستی نظارت می‌شود، زیرا پیش از چراغ قرمز موقعیت‌های آینده روی هم جمع می‌شوند. دو قید همراه این تعریف لازم است: قاب‌هایی که </w:t>
+      </w:r>
+      <m:oMath xmlns:m="http://schemas.openxmlformats.org/officeDocument/2006/math">
+        <m:r>
+          <m:t>T</m:t>
+        </m:r>
+      </m:oMath>
+      <w:r>
+        <w:rPr>
+          <w:rFonts w:hint="cs"/>
+          <w:rtl/>
+        </w:rPr>
+        <w:t xml:space="preserve"> قاب آینده در مسیرشان ندارند برچسب نمی‌گیرند و کنار گذاشته می‌شوند — تکرار آخرین موقعیت برای پرکردن، یک هدف ساکن جعلی می‌سازد — و درون توقف‌های طولانی تنها چند قاب ابتدایی و انتهایی نگه داشته می‌شود، زیرا قاب‌های میانی یک توقف با یکدیگر یکسان ‌اند و تنها لحظه تصمیم به ترمز و لحظه راه‌افتادن اطلاعات دارند.</w:t>
+      </w:r>
+    </w:p>
+    <w:p>
+      <w:r>
+        <w:rPr>
+          <w:rFonts w:hint="cs"/>
+          <w:rtl/>
+        </w:rPr>
+        <w:t xml:space="preserve">مجموعه‌داده منتشرشده [11] بلوک نقاط مسیر خود را همراه هر قاب ذخیره می‌کند. چون مدل‌های این فصل روی آن مجموعه آموزش می‌بینند، این بلوک در برابر همان معیار سنجیده شد: مقایسه بلوک ذخیره‌شده با موقعیتی که خودرو در همان زمان‌های آینده واقعاً به آن رسید، به تفکیک مسیر و با گام اندازه‌گیری‌شده ۰٫۵ ثانیه. نتیجه یکنواخت نیست. روی قاب‌هایی که خودرو در حال حرکت است، دو کمیت تا ۰٫۰۸۰ متر بر هم منطبق‌اند. روی قاب‌هایی که خودرو ایستاده اختلاف به ۰٫۵۸۹ متر می‌رسد، و روی زیرمجموعه‌ای از آنها که خودرو بلافاصله پس از آن راه افتاده‌است، بلوک ذخیره‌شده جابه‌جایی دو ثانیه‌ای را ۰٫۸۲ متر گزارش می‌کند در حالی که خودرو ۴٫۵۶ متر پیموده است. در شهر </w:t>
+      </w:r>
+      <w:r>
+        <w:t xml:space="preserve">Town05</w:t>
+      </w:r>
+      <w:r>
+        <w:rPr>
+          <w:rFonts w:hint="cs"/>
+          <w:rtl/>
+        </w:rPr>
+        <w:t xml:space="preserve">، ۱۴٫۱ درصد قاب‌های ایستا از این نوع‌اند و تنها ۱۰ درصدشان برچسبی دارند که حرکتی را نشان دهد.</w:t>
+      </w:r>
+    </w:p>
+    <w:p>
+      <w:r>
+        <w:rPr>
+          <w:rFonts w:hint="cs"/>
+          <w:rtl/>
+        </w:rPr>
+        <w:t xml:space="preserve">پیامد این وضعیت مستقیم است: شبکه‌ای که بر چنین هدفی برازش شود می‌آموزد در حالت ایستا «بخزد» و نه شتاب بگیرد، و این رفتار دقیقاً در شرایطی ظاهر می‌شود که سیاست باید از توقف خارج شود. نکته مهم‌تر آنکه معیار حلقه‌باز نمی‌تواند چنین چیزی را آشکار کند، زیرا همان هدف را مبنای سنجش قرار می‌دهد؛ سیاستی که هدف نادرست را بهتر بازتولید کند، خطای حلقه‌باز کمتری گزارش می‌کند.</w:t>
+      </w:r>
+    </w:p>
+    <w:p>
+      <w:r>
+        <w:rPr>
+          <w:rFonts w:hint="cs"/>
+          <w:rtl/>
+        </w:rPr>
+        <w:t xml:space="preserve">بر این اساس، هدف نظارتی برای مجموعه منتشرشده نیز از موقعیت‌های محقق‌شده بازسازی شد. این بازسازی روی همه قاب‌ها اعمال می‌شود و نه تنها قاب‌های ایستا: تغییر تعریف بر پایه آستانه سرعت، دو معنای متفاوت از «نقطه مسیر» را در یک مجموعه آموزشی باقی می‌گذارد و در محل آستانه ناپیوستگی ایجاد می‌کند. اثر بازسازی در هر دو جهت راستی‌آزمایی شد، زیرا اصلاحی که قاب‌های متحرک را نیز جابه‌جا کند یک خطای شناخته‌شده را با خطایی اندازه‌گیری‌نشده معاوضه می‌کند: میانگین جابه‌جایی دو ثانیه‌ای روی قاب‌های متحرک از ۷٫۲۸ به ۷٫۰۶ متر تغییر می‌کند (عملاً بدون تغییر)، روی قاب‌های راه‌افتادن از ۰٫۷۰ به ۳٫۷۲ متر افزایش می‌یابد، و روی قاب‌هایی که خودرو باید متوقف بماند از ۰٫۱۰ به ۰٫۰۵ متر می‌رسد؛ یعنی توقف پشت چراغ قرمز حفظ می‌شود.</w:t>
+      </w:r>
+    </w:p>
+    <w:p>
+      <w:r>
+        <w:rPr>
+          <w:rFonts w:hint="cs"/>
+          <w:rtl/>
+        </w:rPr>
+        <w:t xml:space="preserve">دو ملاحظه در تفسیر این بخش لازم است. نخست، آنچه گزارش شد یک اندازه‌گیری روی بلوک ذخیره‌شده است و نه داوری درباره اعتبار نتایج منتشرشده مرجع؛ عامل‌های مرجع سازوکارهای کنترلی جداگانه‌ای برای خروج از توقف دارند و بررسی اینکه آن سازوکارها تا چه اندازه این موضوع را جبران می‌کنند خارج از دامنه این پژوهش است. دوم، جمع‌آوری این پژوهش این وضعیت را ندارد: سنجش همان معیار روی ۸٬۴۳۸ قاب برچسب‌خورده، انطباق کامل برچسب با موقعیت محقق‌شده را نشان می‌دهد و میانگین جابه‌جایی قاب‌های راه‌افتادن ۳٫۷۳ متر است؛ همچنین به‌دلیل رقیق‌سازی توقف، سهم قاب‌های ایستا ۱۵٫۸ درصد است و ۳۵٫۸ درصد آنها از نوع راه‌افتادن‌اند. بنابراین نتایج مطالعه فروگذاری (بخش ۵‌.‌۵) که بر پایه جمع‌آوری این پژوهش به‌دست آمده‌اند از این موضوع اثر نمی‌پذیرند.</w:t>
       </w:r>
     </w:p>
     <w:p>
@@ -22202,17 +23581,17 @@
           <w:rFonts w:hint="cs"/>
           <w:rtl/>
         </w:rPr>
-        <w:t xml:space="preserve"> نسخه ۲٫۱ پیاده‌سازی و روی چهار شتاب‌دهنده </w:t>
-      </w:r>
-      <w:r>
-        <w:t xml:space="preserve">NVIDIA RTX 3090</w:t>
-      </w:r>
-      <w:r>
-        <w:rPr>
-          <w:rFonts w:hint="cs"/>
-          <w:rtl/>
-        </w:rPr>
-        <w:t xml:space="preserve"> با موازی‌سازی داده آموزش داده شد. فراپارامترهای آموزش در جدول ‏5‏.‏2 و منحنی‌های همگرایی در شكل ‏5‏.‏‌1 ارائه شده‌اند. مقایسه منحنی اعتبارسنجی مدل پیشنهادی با مدل پایه الحاقی نشان می‌دهد که ترکیب مبتنی بر توجه متقابل، علاوه بر هزینه نهایی کمتر، شکاف تعمیم کوچک‌تری نیز دارد.</w:t>
+        <w:t xml:space="preserve"> نسخه ۲٫۴٫۱ پیاده‌سازی و روی یک شتاب‌دهنده </w:t>
+      </w:r>
+      <w:r>
+        <w:t xml:space="preserve">NVIDIA A100</w:t>
+      </w:r>
+      <w:r>
+        <w:rPr>
+          <w:rFonts w:hint="cs"/>
+          <w:rtl/>
+        </w:rPr>
+        <w:t xml:space="preserve"> با ۴۰ گیگابایت حافظه آموزش داده شد. فراپارامترهای آموزش در جدول ‏5‏.‏2 و منحنی‌های همگرایی در شكل ‏5‏.‏‌1 ارائه شده‌اند. مقایسه منحنی اعتبارسنجی مدل پیشنهادی با مدل پایه الحاقی نشان می‌دهد که ترکیب مبتنی بر توجه متقابل، علاوه بر هزینه نهایی کمتر، شکاف تعمیم کوچک‌تری نیز دارد.</w:t>
       </w:r>
     </w:p>
     <w:p>
@@ -22433,7 +23812,7 @@
                 <w:rFonts w:hint="cs"/>
                 <w:rtl/>
               </w:rPr>
-              <w:t xml:space="preserve">اندازه دسته</w:t>
+              <w:t xml:space="preserve">اندازه دسته مؤثر</w:t>
             </w:r>
           </w:p>
         </w:tc>
@@ -22471,7 +23850,7 @@
                 <w:rFonts w:hint="cs"/>
                 <w:rtl/>
               </w:rPr>
-              <w:t xml:space="preserve">تعداد دوره‌ها</w:t>
+              <w:t xml:space="preserve">اندازه دسته فیزیکی × انباشت گرادیان</w:t>
             </w:r>
           </w:p>
         </w:tc>
@@ -22489,7 +23868,7 @@
                 <w:rFonts w:hint="cs"/>
                 <w:rtl/>
               </w:rPr>
-              <w:t xml:space="preserve">۶۰</w:t>
+              <w:t xml:space="preserve">۳۲ × ۴</w:t>
             </w:r>
           </w:p>
         </w:tc>
@@ -22509,7 +23888,7 @@
                 <w:rFonts w:hint="cs"/>
                 <w:rtl/>
               </w:rPr>
-              <w:t xml:space="preserve">نرخ حذف تصادفی حسگر ρ</w:t>
+              <w:t xml:space="preserve">تعداد دوره‌ها</w:t>
             </w:r>
           </w:p>
         </w:tc>
@@ -22527,7 +23906,7 @@
                 <w:rFonts w:hint="cs"/>
                 <w:rtl/>
               </w:rPr>
-              <w:t xml:space="preserve">۰٫۱۵</w:t>
+              <w:t xml:space="preserve">۲۵</w:t>
             </w:r>
           </w:p>
         </w:tc>
@@ -22547,7 +23926,7 @@
                 <w:rFonts w:hint="cs"/>
                 <w:rtl/>
               </w:rPr>
-              <w:t xml:space="preserve">کاهش وزن</w:t>
+              <w:t xml:space="preserve">نرخ حذف تصادفی حسگر ρ</w:t>
             </w:r>
           </w:p>
         </w:tc>
@@ -22565,7 +23944,7 @@
                 <w:rFonts w:hint="cs"/>
                 <w:rtl/>
               </w:rPr>
-              <w:t xml:space="preserve">10⁻⁴</w:t>
+              <w:t xml:space="preserve">۰٫۱۵</w:t>
             </w:r>
           </w:p>
         </w:tc>
@@ -22585,7 +23964,7 @@
                 <w:rFonts w:hint="cs"/>
                 <w:rtl/>
               </w:rPr>
-              <w:t xml:space="preserve">برش نُرم گرادیان</w:t>
+              <w:t xml:space="preserve">احتمال بازتاب آینه‌ای</w:t>
             </w:r>
           </w:p>
         </w:tc>
@@ -22603,7 +23982,7 @@
                 <w:rFonts w:hint="cs"/>
                 <w:rtl/>
               </w:rPr>
-              <w:t xml:space="preserve">۵٫۰</w:t>
+              <w:t xml:space="preserve">۰٫۵</w:t>
             </w:r>
           </w:p>
         </w:tc>
@@ -22623,7 +24002,7 @@
                 <w:rFonts w:hint="cs"/>
                 <w:rtl/>
               </w:rPr>
-              <w:t xml:space="preserve">دقت محاسبات</w:t>
+              <w:t xml:space="preserve">کاهش وزن</w:t>
             </w:r>
           </w:p>
         </w:tc>
@@ -22641,17 +24020,7 @@
                 <w:rFonts w:hint="cs"/>
                 <w:rtl/>
               </w:rPr>
-              <w:t xml:space="preserve">آمیخته (</w:t>
-            </w:r>
-            <w:r>
-              <w:t xml:space="preserve">fp16</w:t>
-            </w:r>
-            <w:r>
-              <w:rPr>
-                <w:rFonts w:hint="cs"/>
-                <w:rtl/>
-              </w:rPr>
-              <w:t xml:space="preserve">) با مقیاس‌دهی خودکار</w:t>
+              <w:t xml:space="preserve">10⁻⁴</w:t>
             </w:r>
           </w:p>
         </w:tc>
@@ -22671,7 +24040,7 @@
                 <w:rFonts w:hint="cs"/>
                 <w:rtl/>
               </w:rPr>
-              <w:t xml:space="preserve">داده‌افزایی تصویری</w:t>
+              <w:t xml:space="preserve">برش نُرم گرادیان</w:t>
             </w:r>
           </w:p>
         </w:tc>
@@ -22689,7 +24058,7 @@
                 <w:rFonts w:hint="cs"/>
                 <w:rtl/>
               </w:rPr>
-              <w:t xml:space="preserve">لرزش رنگ، تبدیل هندسی جزئی</w:t>
+              <w:t xml:space="preserve">۵٫۰</w:t>
             </w:r>
           </w:p>
         </w:tc>
@@ -22709,7 +24078,7 @@
                 <w:rFonts w:hint="cs"/>
                 <w:rtl/>
               </w:rPr>
-              <w:t xml:space="preserve">تعداد بذرهای تصادفی هر پیکربندی</w:t>
+              <w:t xml:space="preserve">دقت محاسبات</w:t>
             </w:r>
           </w:p>
         </w:tc>
@@ -22727,7 +24096,17 @@
                 <w:rFonts w:hint="cs"/>
                 <w:rtl/>
               </w:rPr>
-              <w:t xml:space="preserve">۳</w:t>
+              <w:t xml:space="preserve">آمیخته (</w:t>
+            </w:r>
+            <w:r>
+              <w:t xml:space="preserve">fp16</w:t>
+            </w:r>
+            <w:r>
+              <w:rPr>
+                <w:rFonts w:hint="cs"/>
+                <w:rtl/>
+              </w:rPr>
+              <w:t xml:space="preserve">) با مقیاس‌دهی خودکار</w:t>
             </w:r>
           </w:p>
         </w:tc>
@@ -22747,7 +24126,7 @@
                 <w:rFonts w:hint="cs"/>
                 <w:rtl/>
               </w:rPr>
-              <w:t xml:space="preserve">سخت‌افزار</w:t>
+              <w:t xml:space="preserve">معیار انتخاب وزن‌ها</w:t>
             </w:r>
           </w:p>
         </w:tc>
@@ -22765,10 +24144,7 @@
                 <w:rFonts w:hint="cs"/>
                 <w:rtl/>
               </w:rPr>
-              <w:t xml:space="preserve">۴ × </w:t>
-            </w:r>
-            <w:r>
-              <w:t xml:space="preserve">NVIDIA RTX 3090</w:t>
+              <w:t xml:space="preserve">خطای نقاط مسیر اعتبارسنجی</w:t>
             </w:r>
           </w:p>
         </w:tc>
@@ -22788,7 +24164,7 @@
                 <w:rFonts w:hint="cs"/>
                 <w:rtl/>
               </w:rPr>
-              <w:t xml:space="preserve">زمان کل آموزش</w:t>
+              <w:t xml:space="preserve">چارچوب</w:t>
             </w:r>
           </w:p>
         </w:tc>
@@ -22802,17 +24178,126 @@
               <w:pStyle w:val="InTableC"/>
             </w:pPr>
             <w:r>
-              <w:rPr>
-                <w:rFonts w:hint="cs"/>
-                <w:rtl/>
-              </w:rPr>
-              <w:t xml:space="preserve">≈ ۷۲ ساعت</w:t>
+              <w:t xml:space="preserve">PyTorch 2.4.1 / CUDA 12.1</w:t>
+            </w:r>
+          </w:p>
+        </w:tc>
+      </w:tr>
+      <w:tr>
+        <w:tc>
+          <w:tcPr>
+            <w:tcW w:w="4300" w:type="dxa"/>
+            <w:vAlign w:val="center"/>
+          </w:tcPr>
+          <w:p>
+            <w:pPr>
+              <w:pStyle w:val="InTableC"/>
+            </w:pPr>
+            <w:r>
+              <w:rPr>
+                <w:rFonts w:hint="cs"/>
+                <w:rtl/>
+              </w:rPr>
+              <w:t xml:space="preserve">سخت‌افزار</w:t>
+            </w:r>
+          </w:p>
+        </w:tc>
+        <w:tc>
+          <w:tcPr>
+            <w:tcW w:w="4400" w:type="dxa"/>
+            <w:vAlign w:val="center"/>
+          </w:tcPr>
+          <w:p>
+            <w:pPr>
+              <w:pStyle w:val="InTableC"/>
+            </w:pPr>
+            <w:r>
+              <w:rPr>
+                <w:rFonts w:hint="cs"/>
+                <w:rtl/>
+              </w:rPr>
+              <w:t xml:space="preserve">۱ × </w:t>
+            </w:r>
+            <w:r>
+              <w:t xml:space="preserve">NVIDIA A100-SXM4</w:t>
+            </w:r>
+            <w:r>
+              <w:rPr>
+                <w:rFonts w:hint="cs"/>
+                <w:rtl/>
+              </w:rPr>
+              <w:t xml:space="preserve"> (۴۰ گیگابایت)</w:t>
+            </w:r>
+          </w:p>
+        </w:tc>
+      </w:tr>
+      <w:tr>
+        <w:tc>
+          <w:tcPr>
+            <w:tcW w:w="4300" w:type="dxa"/>
+            <w:vAlign w:val="center"/>
+          </w:tcPr>
+          <w:p>
+            <w:pPr>
+              <w:pStyle w:val="InTableC"/>
+            </w:pPr>
+            <w:r>
+              <w:rPr>
+                <w:rFonts w:hint="cs"/>
+                <w:rtl/>
+              </w:rPr>
+              <w:t xml:space="preserve">زمان هر آموزش</w:t>
+            </w:r>
+          </w:p>
+        </w:tc>
+        <w:tc>
+          <w:tcPr>
+            <w:tcW w:w="4400" w:type="dxa"/>
+            <w:vAlign w:val="center"/>
+          </w:tcPr>
+          <w:p>
+            <w:pPr>
+              <w:pStyle w:val="InTableC"/>
+            </w:pPr>
+            <w:r>
+              <w:rPr>
+                <w:rFonts w:hint="cs"/>
+                <w:rtl/>
+              </w:rPr>
+              <w:t xml:space="preserve">≈ ۱۶ تا ۲۰ ساعت</w:t>
             </w:r>
           </w:p>
         </w:tc>
       </w:tr>
     </w:tbl>
     <w:p/>
+    <w:p>
+      <w:r>
+        <w:rPr>
+          <w:rFonts w:hint="cs"/>
+          <w:rtl/>
+        </w:rPr>
+        <w:t xml:space="preserve">دو مورد از این جدول توضیح لازم دارند. اندازه دسته مؤثر ۱۲۸ است اما به‌صورت چهار گام انباشت گرادیان روی دسته‌های فیزیکی ۳۲تایی به دست می‌آید، زیرا اوج حافظه با دسته واقعی ۱۲۸ برابر ۳۶٫۴ گیگابایت از ۳۹٫۵ گیگابایت کارت است و خوانش پرسش‌محور در آن اندازه اصلاً جا نمی‌شود. هم‌ارزی این دو مسیر به‌صورت عددی راستی‌آزمایی شده‌است: نسبت نُرم گرادیان ۱٫۰۰۰۰۰۱ و شباهت کسینوسی ۱٫۰۰۰۰۰۰ روی هر ۲۴۴ تنسور پارامتر. نکته دوم آنکه انتخاب وزن‌های نهایی بر خطای نقاط مسیر اعتبارسنجی انجام می‌شود و نه بر زیان وزن‌دهی‌شده کل؛ زیان کل شامل جملات </w:t>
+      </w:r>
+      <m:oMath xmlns:m="http://schemas.openxmlformats.org/officeDocument/2006/math">
+        <m:r>
+          <m:rPr>
+            <m:sty m:val="p"/>
+          </m:rPr>
+          <m:t>log</m:t>
+        </m:r>
+        <m:r>
+          <m:t>σ</m:t>
+        </m:r>
+      </m:oMath>
+      <w:r>
+        <w:rPr>
+          <w:rFonts w:hint="cs"/>
+          <w:rtl/>
+        </w:rPr>
+        <w:t xml:space="preserve"> و زیان‌های کمکی است و مدل می‌تواند آن را با افزایش اطمینان خود کاهش دهد بدون آنکه مسیر بهتری پیش‌بینی کند.</w:t>
+      </w:r>
+    </w:p>
     <w:p>
       <w:pPr>
         <w:pStyle w:val="InPicture"/>
@@ -22937,6 +24422,483 @@
     </w:p>
     <w:p>
       <w:pPr>
+        <w:pStyle w:val="NormalB"/>
+      </w:pPr>
+      <w:r>
+        <w:rPr>
+          <w:rFonts w:hint="cs"/>
+          <w:rtl/>
+        </w:rPr>
+        <w:t xml:space="preserve">پیکربندی حسگرها</w:t>
+      </w:r>
+    </w:p>
+    <w:p>
+      <w:r>
+        <w:rPr>
+          <w:rFonts w:hint="cs"/>
+          <w:rtl/>
+        </w:rPr>
+        <w:t xml:space="preserve">پیکربندی حسگر عامل در زمان اجرا باید دقیقاً همان چیدمانی باشد که داده آموزشی با آن ثبت شده‌است؛ در غیر این صورت شبکه در زمان رانندگی تصویری می‌بیند که هرگز نمونه‌ای از آن ندیده. مشخصات در جدول ‏5‏.‏3 آمده و هر سطر آن در برابر داده منتشرشده سنجیده شده‌است، نه از روی مستندات استنتاج.</w:t>
+      </w:r>
+    </w:p>
+    <w:p>
+      <w:pPr>
+        <w:pStyle w:val="TableTitle"/>
+      </w:pPr>
+      <w:r>
+        <w:rPr>
+          <w:rFonts w:hint="cs"/>
+          <w:rtl/>
+        </w:rPr>
+        <w:t xml:space="preserve">جدول </w:t>
+      </w:r>
+      <w:r>
+        <w:fldChar w:fldCharType="begin"/>
+      </w:r>
+      <w:r>
+        <w:instrText xml:space="preserve"> STYLEREF 1 \s </w:instrText>
+      </w:r>
+      <w:r>
+        <w:fldChar w:fldCharType="separate"/>
+      </w:r>
+      <w:r>
+        <w:rPr>
+          <w:noProof/>
+          <w:rtl/>
+        </w:rPr>
+        <w:t>‏5</w:t>
+      </w:r>
+      <w:r>
+        <w:fldChar w:fldCharType="end"/>
+      </w:r>
+      <w:r>
+        <w:rPr>
+          <w:rtl/>
+        </w:rPr>
+        <w:t>‏.‏</w:t>
+      </w:r>
+      <w:r>
+        <w:fldChar w:fldCharType="begin"/>
+      </w:r>
+      <w:r>
+        <w:instrText xml:space="preserve"> SEQ Table \* ARABIC \s 1 </w:instrText>
+      </w:r>
+      <w:r>
+        <w:fldChar w:fldCharType="separate"/>
+      </w:r>
+      <w:r>
+        <w:rPr>
+          <w:noProof/>
+          <w:rtl/>
+        </w:rPr>
+        <w:t>3</w:t>
+      </w:r>
+      <w:r>
+        <w:fldChar w:fldCharType="end"/>
+      </w:r>
+      <w:r>
+        <w:rPr>
+          <w:rFonts w:hint="cs"/>
+          <w:rtl/>
+        </w:rPr>
+        <w:t xml:space="preserve">  </w:t>
+      </w:r>
+      <w:r>
+        <w:rPr>
+          <w:rFonts w:hint="cs"/>
+          <w:rtl/>
+        </w:rPr>
+        <w:t xml:space="preserve">پیکربندی حسگرها، یکسان در ثبت داده و در ارزیابی</w:t>
+      </w:r>
+    </w:p>
+    <w:tbl>
+      <w:tblPr>
+        <w:tblStyle w:val="TableStyle"/>
+        <w:bidiVisual/>
+        <w:tblW w:w="0" w:type="auto"/>
+        <w:jc w:val="center"/>
+        <w:tblLook w:val="0420" w:firstRow="1" w:lastRow="0" w:firstColumn="0" w:lastColumn="0" w:noHBand="1" w:noVBand="1"/>
+      </w:tblPr>
+      <w:tblGrid>
+        <w:gridCol w:w="2300"/>
+        <w:gridCol w:w="4500"/>
+        <w:gridCol w:w="1900"/>
+      </w:tblGrid>
+      <w:tr>
+        <w:trPr>
+          <w:cnfStyle w:val="100000000000"/>
+          <w:tblHeader/>
+        </w:trPr>
+        <w:tc>
+          <w:tcPr>
+            <w:tcW w:w="2300" w:type="dxa"/>
+            <w:vAlign w:val="center"/>
+          </w:tcPr>
+          <w:p>
+            <w:pPr>
+              <w:pStyle w:val="InTableCB"/>
+            </w:pPr>
+            <w:r>
+              <w:rPr>
+                <w:rFonts w:hint="cs"/>
+                <w:rtl/>
+              </w:rPr>
+              <w:t xml:space="preserve">حسگر</w:t>
+            </w:r>
+          </w:p>
+        </w:tc>
+        <w:tc>
+          <w:tcPr>
+            <w:tcW w:w="4500" w:type="dxa"/>
+            <w:vAlign w:val="center"/>
+          </w:tcPr>
+          <w:p>
+            <w:pPr>
+              <w:pStyle w:val="InTableCB"/>
+            </w:pPr>
+            <w:r>
+              <w:rPr>
+                <w:rFonts w:hint="cs"/>
+                <w:rtl/>
+              </w:rPr>
+              <w:t xml:space="preserve">مشخصات</w:t>
+            </w:r>
+          </w:p>
+        </w:tc>
+        <w:tc>
+          <w:tcPr>
+            <w:tcW w:w="1900" w:type="dxa"/>
+            <w:vAlign w:val="center"/>
+          </w:tcPr>
+          <w:p>
+            <w:pPr>
+              <w:pStyle w:val="InTableCB"/>
+            </w:pPr>
+            <w:r>
+              <w:rPr>
+                <w:rFonts w:hint="cs"/>
+                <w:rtl/>
+              </w:rPr>
+              <w:t xml:space="preserve">محل نصب (</w:t>
+            </w:r>
+            <w:r>
+              <w:t xml:space="preserve">x</w:t>
+            </w:r>
+            <w:r>
+              <w:rPr>
+                <w:rFonts w:hint="cs"/>
+                <w:rtl/>
+              </w:rPr>
+              <w:t xml:space="preserve">, </w:t>
+            </w:r>
+            <w:r>
+              <w:t xml:space="preserve">z</w:t>
+            </w:r>
+            <w:r>
+              <w:rPr>
+                <w:rFonts w:hint="cs"/>
+                <w:rtl/>
+              </w:rPr>
+              <w:t xml:space="preserve">) متر</w:t>
+            </w:r>
+          </w:p>
+        </w:tc>
+      </w:tr>
+      <w:tr>
+        <w:tc>
+          <w:tcPr>
+            <w:tcW w:w="2300" w:type="dxa"/>
+            <w:vAlign w:val="center"/>
+          </w:tcPr>
+          <w:p>
+            <w:pPr>
+              <w:pStyle w:val="InTableC"/>
+            </w:pPr>
+            <w:r>
+              <w:rPr>
+                <w:rFonts w:hint="cs"/>
+                <w:rtl/>
+              </w:rPr>
+              <w:t xml:space="preserve">سه دوربین </w:t>
+            </w:r>
+            <w:r>
+              <w:t xml:space="preserve">RGB</w:t>
+            </w:r>
+          </w:p>
+        </w:tc>
+        <w:tc>
+          <w:tcPr>
+            <w:tcW w:w="4500" w:type="dxa"/>
+            <w:vAlign w:val="center"/>
+          </w:tcPr>
+          <w:p>
+            <w:pPr>
+              <w:pStyle w:val="InTableC"/>
+            </w:pPr>
+            <w:r>
+              <w:rPr>
+                <w:rFonts w:hint="cs"/>
+                <w:rtl/>
+              </w:rPr>
+              <w:t xml:space="preserve">۳۲۰×۱۶۰، میدان دید ۶۰°، سمت ۰° و ∓۶۰°</w:t>
+            </w:r>
+          </w:p>
+        </w:tc>
+        <w:tc>
+          <w:tcPr>
+            <w:tcW w:w="1900" w:type="dxa"/>
+            <w:vAlign w:val="center"/>
+          </w:tcPr>
+          <w:p>
+            <w:pPr>
+              <w:pStyle w:val="InTableC"/>
+            </w:pPr>
+            <w:r>
+              <w:rPr>
+                <w:rFonts w:hint="cs"/>
+                <w:rtl/>
+              </w:rPr>
+              <w:t xml:space="preserve">۱٫۳ ، ۲٫۳</w:t>
+            </w:r>
+          </w:p>
+        </w:tc>
+      </w:tr>
+      <w:tr>
+        <w:tc>
+          <w:tcPr>
+            <w:tcW w:w="2300" w:type="dxa"/>
+            <w:vAlign w:val="center"/>
+          </w:tcPr>
+          <w:p>
+            <w:pPr>
+              <w:pStyle w:val="InTableC"/>
+            </w:pPr>
+            <w:r>
+              <w:rPr>
+                <w:rFonts w:hint="cs"/>
+                <w:rtl/>
+              </w:rPr>
+              <w:t xml:space="preserve">نوار الحاقی</w:t>
+            </w:r>
+          </w:p>
+        </w:tc>
+        <w:tc>
+          <w:tcPr>
+            <w:tcW w:w="4500" w:type="dxa"/>
+            <w:vAlign w:val="center"/>
+          </w:tcPr>
+          <w:p>
+            <w:pPr>
+              <w:pStyle w:val="InTableC"/>
+            </w:pPr>
+            <w:r>
+              <w:rPr>
+                <w:rFonts w:hint="cs"/>
+                <w:rtl/>
+              </w:rPr>
+              <w:t xml:space="preserve">۹۶۰×۱۶۰ (۱۸۰°)، برش مرکزی به ۷۰۴×۱۶۰ (۱۳۲°)</w:t>
+            </w:r>
+          </w:p>
+        </w:tc>
+        <w:tc>
+          <w:tcPr>
+            <w:tcW w:w="1900" w:type="dxa"/>
+            <w:vAlign w:val="center"/>
+          </w:tcPr>
+          <w:p>
+            <w:pPr>
+              <w:pStyle w:val="InTableC"/>
+            </w:pPr>
+            <w:r>
+              <w:rPr>
+                <w:rFonts w:hint="cs"/>
+                <w:rtl/>
+              </w:rPr>
+              <w:t xml:space="preserve">—</w:t>
+            </w:r>
+          </w:p>
+        </w:tc>
+      </w:tr>
+      <w:tr>
+        <w:tc>
+          <w:tcPr>
+            <w:tcW w:w="2300" w:type="dxa"/>
+            <w:vAlign w:val="center"/>
+          </w:tcPr>
+          <w:p>
+            <w:pPr>
+              <w:pStyle w:val="InTableC"/>
+            </w:pPr>
+            <w:r>
+              <w:rPr>
+                <w:rFonts w:hint="cs"/>
+                <w:rtl/>
+              </w:rPr>
+              <w:t xml:space="preserve">لیدار</w:t>
+            </w:r>
+          </w:p>
+        </w:tc>
+        <w:tc>
+          <w:tcPr>
+            <w:tcW w:w="4500" w:type="dxa"/>
+            <w:vAlign w:val="center"/>
+          </w:tcPr>
+          <w:p>
+            <w:pPr>
+              <w:pStyle w:val="InTableC"/>
+            </w:pPr>
+            <w:r>
+              <w:rPr>
+                <w:rFonts w:hint="cs"/>
+                <w:rtl/>
+              </w:rPr>
+              <w:t xml:space="preserve">۶۴ خط، برد ۸۵ متر، ۶۰۰ هزار نقطه بر ثانیه، ۱۰ هرتز</w:t>
+            </w:r>
+          </w:p>
+        </w:tc>
+        <w:tc>
+          <w:tcPr>
+            <w:tcW w:w="1900" w:type="dxa"/>
+            <w:vAlign w:val="center"/>
+          </w:tcPr>
+          <w:p>
+            <w:pPr>
+              <w:pStyle w:val="InTableC"/>
+            </w:pPr>
+            <w:r>
+              <w:rPr>
+                <w:rFonts w:hint="cs"/>
+                <w:rtl/>
+              </w:rPr>
+              <w:t xml:space="preserve">۰٫۰ ، ۲٫۵</w:t>
+            </w:r>
+          </w:p>
+        </w:tc>
+      </w:tr>
+      <w:tr>
+        <w:tc>
+          <w:tcPr>
+            <w:tcW w:w="2300" w:type="dxa"/>
+            <w:vAlign w:val="center"/>
+          </w:tcPr>
+          <w:p>
+            <w:pPr>
+              <w:pStyle w:val="InTableC"/>
+            </w:pPr>
+            <w:r>
+              <w:rPr>
+                <w:rFonts w:hint="cs"/>
+                <w:rtl/>
+              </w:rPr>
+              <w:t xml:space="preserve">سرعت‌سنج و </w:t>
+            </w:r>
+            <w:r>
+              <w:t xml:space="preserve">IMU</w:t>
+            </w:r>
+          </w:p>
+        </w:tc>
+        <w:tc>
+          <w:tcPr>
+            <w:tcW w:w="4500" w:type="dxa"/>
+            <w:vAlign w:val="center"/>
+          </w:tcPr>
+          <w:p>
+            <w:pPr>
+              <w:pStyle w:val="InTableC"/>
+            </w:pPr>
+            <w:r>
+              <w:rPr>
+                <w:rFonts w:hint="cs"/>
+                <w:rtl/>
+              </w:rPr>
+              <w:t xml:space="preserve">نرخ ۲۰ هرتز، هم‌گام با گام شبیه‌ساز</w:t>
+            </w:r>
+          </w:p>
+        </w:tc>
+        <w:tc>
+          <w:tcPr>
+            <w:tcW w:w="1900" w:type="dxa"/>
+            <w:vAlign w:val="center"/>
+          </w:tcPr>
+          <w:p>
+            <w:pPr>
+              <w:pStyle w:val="InTableC"/>
+            </w:pPr>
+            <w:r>
+              <w:rPr>
+                <w:rFonts w:hint="cs"/>
+                <w:rtl/>
+              </w:rPr>
+              <w:t xml:space="preserve">—</w:t>
+            </w:r>
+          </w:p>
+        </w:tc>
+      </w:tr>
+      <w:tr>
+        <w:tc>
+          <w:tcPr>
+            <w:tcW w:w="2300" w:type="dxa"/>
+            <w:vAlign w:val="center"/>
+          </w:tcPr>
+          <w:p>
+            <w:pPr>
+              <w:pStyle w:val="InTableC"/>
+            </w:pPr>
+            <w:r>
+              <w:t xml:space="preserve">GNSS</w:t>
+            </w:r>
+          </w:p>
+        </w:tc>
+        <w:tc>
+          <w:tcPr>
+            <w:tcW w:w="4500" w:type="dxa"/>
+            <w:vAlign w:val="center"/>
+          </w:tcPr>
+          <w:p>
+            <w:pPr>
+              <w:pStyle w:val="InTableC"/>
+            </w:pPr>
+            <w:r>
+              <w:rPr>
+                <w:rFonts w:hint="cs"/>
+                <w:rtl/>
+              </w:rPr>
+              <w:t xml:space="preserve">برای هم‌ترازی مسیر برنامه‌ریزی‌شده</w:t>
+            </w:r>
+          </w:p>
+        </w:tc>
+        <w:tc>
+          <w:tcPr>
+            <w:tcW w:w="1900" w:type="dxa"/>
+            <w:vAlign w:val="center"/>
+          </w:tcPr>
+          <w:p>
+            <w:pPr>
+              <w:pStyle w:val="InTableC"/>
+            </w:pPr>
+            <w:r>
+              <w:rPr>
+                <w:rFonts w:hint="cs"/>
+                <w:rtl/>
+              </w:rPr>
+              <w:t xml:space="preserve">—</w:t>
+            </w:r>
+          </w:p>
+        </w:tc>
+      </w:tr>
+    </w:tbl>
+    <w:p/>
+    <w:p>
+      <w:r>
+        <w:rPr>
+          <w:rFonts w:hint="cs"/>
+          <w:rtl/>
+        </w:rPr>
+        <w:t xml:space="preserve">انتخاب سمت ∓۶۰ درجه برای دوربین‌های کناری با میدان دید ۶۰ درجه تصادفی نیست: در این چیدمان سه هرم دید دقیقاً کنار هم می‌نشینند، بدون هم‌پوشانی که نیاز به برش داشته باشد و بدون شکافی که پانوراما را پاره کند. نوار الحاقی ۹۶۰ پیکسلی یک بازه پیوسته ۱۸۰ درجه است و برش مرکزی ۷۰۴ پیکسلی آن، بازه ۱۳۲ درجه‌ای متقارن حول محور حرکت را می‌دهد. تقارن این چیدمان حول محور جلو همان چیزی است که بازتاب آینه‌ای را به یک نمونه دقیق تبدیل می‌کند و نه یک تقریب.</w:t>
+      </w:r>
+    </w:p>
+    <w:p>
+      <w:pPr>
         <w:pStyle w:val="Heading2"/>
       </w:pPr>
       <w:r>
@@ -22953,17 +24915,7 @@
           <w:rFonts w:hint="cs"/>
           <w:rtl/>
         </w:rPr>
-        <w:t xml:space="preserve">ارزیابی حلقه‌بسته مطابق پروتکل رسمی جدول رده‌بندی </w:t>
-      </w:r>
-      <w:r>
-        <w:t xml:space="preserve">CARLA</w:t>
-      </w:r>
-      <w:r>
-        <w:rPr>
-          <w:rFonts w:hint="cs"/>
-          <w:rtl/>
-        </w:rPr>
-        <w:t xml:space="preserve"> و روی مجموعه مسیرهای </w:t>
+        <w:t xml:space="preserve">ارزیابی حلقه‌بسته روی مجموعه مسیرهای </w:t>
       </w:r>
       <w:r>
         <w:t xml:space="preserve">Longest6</w:t>
@@ -22973,7 +24925,27 @@
           <w:rFonts w:hint="cs"/>
           <w:rtl/>
         </w:rPr>
-        <w:t xml:space="preserve"> [11] انجام می‌شود که شامل ۳۶ مسیر طولانی شهری با ترافیک متراکم است. معیار نخست، نرخ تکمیل مسیر است که درصد پیموده‌شده از مسیر </w:t>
+        <w:t xml:space="preserve"> [11] انجام می‌شود که شامل ۳۶ مسیر طولانی شهری است، شش مسیر در هر یک از شهرهای </w:t>
+      </w:r>
+      <w:r>
+        <w:t xml:space="preserve">Town01</w:t>
+      </w:r>
+      <w:r>
+        <w:rPr>
+          <w:rFonts w:hint="cs"/>
+          <w:rtl/>
+        </w:rPr>
+        <w:t xml:space="preserve"> تا </w:t>
+      </w:r>
+      <w:r>
+        <w:t xml:space="preserve">Town06.</w:t>
+      </w:r>
+      <w:r>
+        <w:rPr>
+          <w:rFonts w:hint="cs"/>
+          <w:rtl/>
+        </w:rPr>
+        <w:t xml:space="preserve"> معیار نخست، نرخ تکمیل مسیر است که درصد پیموده‌شده از مسیر </w:t>
       </w:r>
       <m:oMath xmlns:m="http://schemas.openxmlformats.org/officeDocument/2006/math">
         <m:r>
@@ -23437,17 +25409,7 @@
           <w:rFonts w:hint="cs"/>
           <w:rtl/>
         </w:rPr>
-        <w:t xml:space="preserve">ضرایب جریمه مطابق جدول رده‌بندی رسمی </w:t>
-      </w:r>
-      <w:r>
-        <w:t xml:space="preserve">CARLA</w:t>
-      </w:r>
-      <w:r>
-        <w:rPr>
-          <w:rFonts w:hint="cs"/>
-          <w:rtl/>
-        </w:rPr>
-        <w:t xml:space="preserve"> برابرند با: برخورد با عابر ۰٫۵۰، برخورد با خودرو ۰٫۶۰، برخورد با جسم ثابت ۰٫۶۵، عبور از چراغ قرمز ۰٫۷۰ و نادیده‌گرفتن علامت ایست ۰٫۸۰. مقدار این ضریب از یک آغاز می‌شود و با هر تخلف کاهش می‌یابد. معیار اصلی، امتیاز رانندگی، میانگین حاصل‌ضرب این دو در سطح مسیرها است:</w:t>
+        <w:t xml:space="preserve">ضرایب جریمه برابرند با: برخورد با عابر ۰٫۵۰، برخورد با خودرو ۰٫۶۰، برخورد با جسم ثابت ۰٫۶۵ و عبور از چراغ قرمز ۰٫۷۰. مقدار این ضریب از یک آغاز می‌شود و با هر تخلف کاهش می‌یابد. معیار اصلی، امتیاز رانندگی، میانگین حاصل‌ضرب این دو در سطح مسیرها است:</w:t>
       </w:r>
     </w:p>
     <w:p>
@@ -23926,6 +25888,498 @@
     </w:p>
     <w:p>
       <w:pPr>
+        <w:pStyle w:val="NormalB"/>
+      </w:pPr>
+      <w:r>
+        <w:rPr>
+          <w:rFonts w:hint="cs"/>
+          <w:rtl/>
+        </w:rPr>
+        <w:t xml:space="preserve">پروتکل </w:t>
+      </w:r>
+      <w:r>
+        <w:t xml:space="preserve">Longest6</w:t>
+      </w:r>
+      <w:r>
+        <w:rPr>
+          <w:rFonts w:hint="cs"/>
+          <w:rtl/>
+        </w:rPr>
+        <w:t xml:space="preserve"> و تفاوت آن با جدول رده‌بندی رسمی</w:t>
+      </w:r>
+    </w:p>
+    <w:p>
+      <w:r>
+        <w:t xml:space="preserve">Longest6</w:t>
+      </w:r>
+      <w:r>
+        <w:rPr>
+          <w:rFonts w:hint="cs"/>
+          <w:rtl/>
+        </w:rPr>
+        <w:t xml:space="preserve"> پروتکل رسمی جدول رده‌بندی </w:t>
+      </w:r>
+      <w:r>
+        <w:t xml:space="preserve">CARLA</w:t>
+      </w:r>
+      <w:r>
+        <w:rPr>
+          <w:rFonts w:hint="cs"/>
+          <w:rtl/>
+        </w:rPr>
+        <w:t xml:space="preserve"> نیست و این تمایز برای هر عددی که با اعداد منتشرشده مقایسه شود تعیین‌کننده است. مرجع [11] نسخه‌ای محلی از ارزیاب را منتشر کرده که در دو چیز عمداً تفاوت دارد:</w:t>
+      </w:r>
+    </w:p>
+    <w:p>
+      <w:r>
+        <w:rPr>
+          <w:rFonts w:hint="cs"/>
+          <w:rtl/>
+        </w:rPr>
+        <w:t xml:space="preserve">نخست، تراکم ترافیک. ارزیاب رسمی به‌ازای هر شهر تعداد ثابتی عامل پس‌زمینه تولید می‌کند — ۱۳۰ خودرو در </w:t>
+      </w:r>
+      <w:r>
+        <w:t xml:space="preserve">Town01</w:t>
+      </w:r>
+      <w:r>
+        <w:rPr>
+          <w:rFonts w:hint="cs"/>
+          <w:rtl/>
+        </w:rPr>
+        <w:t xml:space="preserve">، ۱۲۰ در </w:t>
+      </w:r>
+      <w:r>
+        <w:t xml:space="preserve">Town05</w:t>
+      </w:r>
+      <w:r>
+        <w:rPr>
+          <w:rFonts w:hint="cs"/>
+          <w:rtl/>
+        </w:rPr>
+        <w:t xml:space="preserve"> و ۱۹۰ در </w:t>
+      </w:r>
+      <w:r>
+        <w:t xml:space="preserve">Town04</w:t>
+      </w:r>
+      <w:r>
+        <w:rPr>
+          <w:rFonts w:hint="cs"/>
+          <w:rtl/>
+        </w:rPr>
+        <w:t xml:space="preserve"> — در حالی که </w:t>
+      </w:r>
+      <w:r>
+        <w:t xml:space="preserve">Longest6</w:t>
+      </w:r>
+      <w:r>
+        <w:rPr>
+          <w:rFonts w:hint="cs"/>
+          <w:rtl/>
+        </w:rPr>
+        <w:t xml:space="preserve"> همه نقاط تولد شهر را پر می‌کند و در عمل به سه تا چهار برابر این تعداد می‌رسد. دوم، جریمه علامت ایست در این پروتکل غیرفعال است.</w:t>
+      </w:r>
+    </w:p>
+    <w:p>
+      <w:r>
+        <w:rPr>
+          <w:rFonts w:hint="cs"/>
+          <w:rtl/>
+        </w:rPr>
+        <w:t xml:space="preserve">این دو تفاوت در دو جهت مخالف اثر می‌گذارند: ترافیک متراکم‌تر امتیاز را پایین می‌آورد و حذف جریمه ایست آن را بالا می‌برد. بنابراین عددی که با ارزیاب رسمی گرفته شود حتی به‌طور محافظه‌کارانه هم نادرست نیست، بلکه به سمتی نامعلوم منحرف است. تمام ارزیابی‌های این فصل با ارزیاب </w:t>
+      </w:r>
+      <w:r>
+        <w:t xml:space="preserve">Longest6</w:t>
+      </w:r>
+      <w:r>
+        <w:rPr>
+          <w:rFonts w:hint="cs"/>
+          <w:rtl/>
+        </w:rPr>
+        <w:t xml:space="preserve"> انجام شده‌اند.</w:t>
+      </w:r>
+    </w:p>
+    <w:p>
+      <w:pPr>
+        <w:pStyle w:val="NormalB"/>
+      </w:pPr>
+      <w:r>
+        <w:rPr>
+          <w:rFonts w:hint="cs"/>
+          <w:rtl/>
+        </w:rPr>
+        <w:t xml:space="preserve">اعتبارسنجی زنجیره ارزیابی</w:t>
+      </w:r>
+    </w:p>
+    <w:p>
+      <w:r>
+        <w:rPr>
+          <w:rFonts w:hint="cs"/>
+          <w:rtl/>
+        </w:rPr>
+        <w:t xml:space="preserve">امتیاز رانندگی حاصل یک زنجیره طولانی است — تعریف مسیرها، راه‌اندازهای سناریو، عامل‌های ترافیکی، آشکارسازهای تخلف و حساب نهایی — و خطا در هر حلقه آن عددی معتبر اما نادرست تولید می‌کند. برای آنکه اختلاف اعداد این فصل به تفاوت روش‌ها نسبت داده شود و نه به تفاوت ابزار اندازه‌گیری، عامل ممتاز مرجع [11]، که سازندگانش امتیاز آن را روی همین محک منتشر کرده‌اند، از درون زنجیره این پژوهش اجرا شد. نتیجه در جدول ‏5‏.‏4 آمده‌است.</w:t>
+      </w:r>
+    </w:p>
+    <w:p>
+      <w:pPr>
+        <w:pStyle w:val="TableTitle"/>
+      </w:pPr>
+      <w:r>
+        <w:rPr>
+          <w:rFonts w:hint="cs"/>
+          <w:rtl/>
+        </w:rPr>
+        <w:t xml:space="preserve">جدول </w:t>
+      </w:r>
+      <w:r>
+        <w:fldChar w:fldCharType="begin"/>
+      </w:r>
+      <w:r>
+        <w:instrText xml:space="preserve"> STYLEREF 1 \s </w:instrText>
+      </w:r>
+      <w:r>
+        <w:fldChar w:fldCharType="separate"/>
+      </w:r>
+      <w:r>
+        <w:rPr>
+          <w:noProof/>
+          <w:rtl/>
+        </w:rPr>
+        <w:t>‏5</w:t>
+      </w:r>
+      <w:r>
+        <w:fldChar w:fldCharType="end"/>
+      </w:r>
+      <w:r>
+        <w:rPr>
+          <w:rtl/>
+        </w:rPr>
+        <w:t>‏.‏</w:t>
+      </w:r>
+      <w:r>
+        <w:fldChar w:fldCharType="begin"/>
+      </w:r>
+      <w:r>
+        <w:instrText xml:space="preserve"> SEQ Table \* ARABIC \s 1 </w:instrText>
+      </w:r>
+      <w:r>
+        <w:fldChar w:fldCharType="separate"/>
+      </w:r>
+      <w:r>
+        <w:rPr>
+          <w:noProof/>
+          <w:rtl/>
+        </w:rPr>
+        <w:t>4</w:t>
+      </w:r>
+      <w:r>
+        <w:fldChar w:fldCharType="end"/>
+      </w:r>
+      <w:r>
+        <w:rPr>
+          <w:rFonts w:hint="cs"/>
+          <w:rtl/>
+        </w:rPr>
+        <w:t xml:space="preserve">  </w:t>
+      </w:r>
+      <w:r>
+        <w:rPr>
+          <w:rFonts w:hint="cs"/>
+          <w:rtl/>
+        </w:rPr>
+        <w:t xml:space="preserve">عامل ممتاز مرجع، اجراشده در زنجیره ارزیابی این پژوهش (۳۶ مسیر)</w:t>
+      </w:r>
+    </w:p>
+    <w:tbl>
+      <w:tblPr>
+        <w:tblStyle w:val="TableStyle"/>
+        <w:bidiVisual/>
+        <w:tblW w:w="0" w:type="auto"/>
+        <w:jc w:val="center"/>
+        <w:tblLook w:val="0420" w:firstRow="1" w:lastRow="0" w:firstColumn="0" w:lastColumn="0" w:noHBand="1" w:noVBand="1"/>
+      </w:tblPr>
+      <w:tblGrid>
+        <w:gridCol w:w="3200"/>
+        <w:gridCol w:w="2600"/>
+        <w:gridCol w:w="2900"/>
+      </w:tblGrid>
+      <w:tr>
+        <w:trPr>
+          <w:cnfStyle w:val="100000000000"/>
+          <w:tblHeader/>
+        </w:trPr>
+        <w:tc>
+          <w:tcPr>
+            <w:tcW w:w="3200" w:type="dxa"/>
+            <w:vAlign w:val="center"/>
+          </w:tcPr>
+          <w:p>
+            <w:pPr>
+              <w:pStyle w:val="InTableCB"/>
+            </w:pPr>
+            <w:r>
+              <w:rPr>
+                <w:rFonts w:hint="cs"/>
+                <w:rtl/>
+              </w:rPr>
+              <w:t xml:space="preserve">معیار</w:t>
+            </w:r>
+          </w:p>
+        </w:tc>
+        <w:tc>
+          <w:tcPr>
+            <w:tcW w:w="2600" w:type="dxa"/>
+            <w:vAlign w:val="center"/>
+          </w:tcPr>
+          <w:p>
+            <w:pPr>
+              <w:pStyle w:val="InTableCB"/>
+            </w:pPr>
+            <w:r>
+              <w:rPr>
+                <w:rFonts w:hint="cs"/>
+                <w:rtl/>
+              </w:rPr>
+              <w:t xml:space="preserve">این پژوهش</w:t>
+            </w:r>
+          </w:p>
+        </w:tc>
+        <w:tc>
+          <w:tcPr>
+            <w:tcW w:w="2900" w:type="dxa"/>
+            <w:vAlign w:val="center"/>
+          </w:tcPr>
+          <w:p>
+            <w:pPr>
+              <w:pStyle w:val="InTableCB"/>
+            </w:pPr>
+            <w:r>
+              <w:rPr>
+                <w:rFonts w:hint="cs"/>
+                <w:rtl/>
+              </w:rPr>
+              <w:t xml:space="preserve">منتشرشده [11]</w:t>
+            </w:r>
+          </w:p>
+        </w:tc>
+      </w:tr>
+      <w:tr>
+        <w:tc>
+          <w:tcPr>
+            <w:tcW w:w="3200" w:type="dxa"/>
+            <w:vAlign w:val="center"/>
+          </w:tcPr>
+          <w:p>
+            <w:pPr>
+              <w:pStyle w:val="InTableC"/>
+            </w:pPr>
+            <w:r>
+              <w:rPr>
+                <w:rFonts w:hint="cs"/>
+                <w:rtl/>
+              </w:rPr>
+              <w:t xml:space="preserve">ضریب تخلفات </w:t>
+            </w:r>
+            <w:r>
+              <w:t xml:space="preserve">IS</w:t>
+            </w:r>
+          </w:p>
+        </w:tc>
+        <w:tc>
+          <w:tcPr>
+            <w:tcW w:w="2600" w:type="dxa"/>
+            <w:vAlign w:val="center"/>
+          </w:tcPr>
+          <w:p>
+            <w:pPr>
+              <w:pStyle w:val="InTableC"/>
+            </w:pPr>
+            <w:r>
+              <w:rPr>
+                <w:rFonts w:hint="cs"/>
+                <w:rtl/>
+              </w:rPr>
+              <w:t xml:space="preserve">۰٫۸۸۴</w:t>
+            </w:r>
+          </w:p>
+        </w:tc>
+        <w:tc>
+          <w:tcPr>
+            <w:tcW w:w="2900" w:type="dxa"/>
+            <w:vAlign w:val="center"/>
+          </w:tcPr>
+          <w:p>
+            <w:pPr>
+              <w:pStyle w:val="InTableC"/>
+            </w:pPr>
+            <w:r>
+              <w:rPr>
+                <w:rFonts w:hint="cs"/>
+                <w:rtl/>
+              </w:rPr>
+              <w:t xml:space="preserve">۰٫۸۹</w:t>
+            </w:r>
+          </w:p>
+        </w:tc>
+      </w:tr>
+      <w:tr>
+        <w:tc>
+          <w:tcPr>
+            <w:tcW w:w="3200" w:type="dxa"/>
+            <w:vAlign w:val="center"/>
+          </w:tcPr>
+          <w:p>
+            <w:pPr>
+              <w:pStyle w:val="InTableC"/>
+            </w:pPr>
+            <w:r>
+              <w:rPr>
+                <w:rFonts w:hint="cs"/>
+                <w:rtl/>
+              </w:rPr>
+              <w:t xml:space="preserve">نرخ تکمیل مسیر </w:t>
+            </w:r>
+            <w:r>
+              <w:t xml:space="preserve">RC</w:t>
+            </w:r>
+          </w:p>
+        </w:tc>
+        <w:tc>
+          <w:tcPr>
+            <w:tcW w:w="2600" w:type="dxa"/>
+            <w:vAlign w:val="center"/>
+          </w:tcPr>
+          <w:p>
+            <w:pPr>
+              <w:pStyle w:val="InTableC"/>
+            </w:pPr>
+            <w:r>
+              <w:rPr>
+                <w:rFonts w:hint="cs"/>
+                <w:rtl/>
+              </w:rPr>
+              <w:t xml:space="preserve">۷۳٫۳۸</w:t>
+            </w:r>
+          </w:p>
+        </w:tc>
+        <w:tc>
+          <w:tcPr>
+            <w:tcW w:w="2900" w:type="dxa"/>
+            <w:vAlign w:val="center"/>
+          </w:tcPr>
+          <w:p>
+            <w:pPr>
+              <w:pStyle w:val="InTableC"/>
+            </w:pPr>
+            <w:r>
+              <w:rPr>
+                <w:rFonts w:hint="cs"/>
+                <w:rtl/>
+              </w:rPr>
+              <w:t xml:space="preserve">۸۲٫۷۱</w:t>
+            </w:r>
+          </w:p>
+        </w:tc>
+      </w:tr>
+      <w:tr>
+        <w:tc>
+          <w:tcPr>
+            <w:tcW w:w="3200" w:type="dxa"/>
+            <w:vAlign w:val="center"/>
+          </w:tcPr>
+          <w:p>
+            <w:pPr>
+              <w:pStyle w:val="InTableC"/>
+            </w:pPr>
+            <w:r>
+              <w:rPr>
+                <w:rFonts w:hint="cs"/>
+                <w:rtl/>
+              </w:rPr>
+              <w:t xml:space="preserve">امتیاز رانندگی </w:t>
+            </w:r>
+            <w:r>
+              <w:t xml:space="preserve">DS</w:t>
+            </w:r>
+          </w:p>
+        </w:tc>
+        <w:tc>
+          <w:tcPr>
+            <w:tcW w:w="2600" w:type="dxa"/>
+            <w:vAlign w:val="center"/>
+          </w:tcPr>
+          <w:p>
+            <w:pPr>
+              <w:pStyle w:val="InTableC"/>
+            </w:pPr>
+            <w:r>
+              <w:rPr>
+                <w:rFonts w:hint="cs"/>
+                <w:rtl/>
+              </w:rPr>
+              <w:t xml:space="preserve">۶۴٫۰۳</w:t>
+            </w:r>
+          </w:p>
+        </w:tc>
+        <w:tc>
+          <w:tcPr>
+            <w:tcW w:w="2900" w:type="dxa"/>
+            <w:vAlign w:val="center"/>
+          </w:tcPr>
+          <w:p>
+            <w:pPr>
+              <w:pStyle w:val="InTableC"/>
+            </w:pPr>
+            <w:r>
+              <w:rPr>
+                <w:rFonts w:hint="cs"/>
+                <w:rtl/>
+              </w:rPr>
+              <w:t xml:space="preserve">۷۴٫۴۹</w:t>
+            </w:r>
+          </w:p>
+        </w:tc>
+      </w:tr>
+    </w:tbl>
+    <w:p/>
+    <w:p>
+      <w:r>
+        <w:rPr>
+          <w:rFonts w:hint="cs"/>
+          <w:rtl/>
+        </w:rPr>
+        <w:t xml:space="preserve">ضریب تخلفات با اختلاف ۰٫۰۰۶ بازتولید می‌شود. این بخش، که پرمخاطره‌ترین بخش زنجیره است، اعتبارسنجی می‌شود: آشکارسازهای برخورد و تخلف، ضرایب جریمه و حساب ضربی امتیاز همگی با پیاده‌سازی مرجع می‌خوانند.</w:t>
+      </w:r>
+    </w:p>
+    <w:p>
+      <w:r>
+        <w:rPr>
+          <w:rFonts w:hint="cs"/>
+          <w:rtl/>
+        </w:rPr>
+        <w:t xml:space="preserve">نرخ تکمیل مسیر بازتولید نمی‌شود و علت آن مشخص است. مرجع [11] نسخه ۰٫۹٫۱۰٫۱ شبیه‌ساز را مستند کرده و این پژوهش روی نسخه ۰٫۹٫۱۴ اجرا می‌شود؛ مدیر ترافیک میان این دو نسخه بازنویسی شده و در تراکم بالای </w:t>
+      </w:r>
+      <w:r>
+        <w:t xml:space="preserve">Longest6</w:t>
+      </w:r>
+      <w:r>
+        <w:rPr>
+          <w:rFonts w:hint="cs"/>
+          <w:rtl/>
+        </w:rPr>
+        <w:t xml:space="preserve"> بیشتر به قفل‌شدگی می‌انجامد. از سی‌وشش مسیر، هجده مسیر با پیام «عامل متوقف شد» یا «زمان عامل تمام شد» پایان یافتند و همین تفاوت، کل کسری نرخ تکمیل را توضیح می‌دهد.</w:t>
+      </w:r>
+    </w:p>
+    <w:p>
+      <w:r>
+        <w:rPr>
+          <w:rFonts w:hint="cs"/>
+          <w:rtl/>
+        </w:rPr>
+        <w:t xml:space="preserve">این محدودیت بر همه عامل‌هایی که در این زنجیره ارزیابی می‌شوند به‌طور یکسان اثر می‌گذارد. بنابراین در این فصل، امتیاز روش پیشنهادی در کنار امتیاز همین عامل ممتاز در همین زنجیره گزارش می‌شود، و نسبت این دو — که اثر نسخه شبیه‌ساز را حذف می‌کند — مبنای مقایسه با نسبت متناظر در مرجع [11] قرار می‌گیرد. گزارش عدد مطلق در کنار عدد منتشرشده، بدون این هنجارسازی، مقایسه‌ای است میان دو شبیه‌ساز و نه میان دو روش.</w:t>
+      </w:r>
+    </w:p>
+    <w:p>
+      <w:pPr>
         <w:pStyle w:val="Heading2"/>
       </w:pPr>
       <w:r>
@@ -23992,7 +26446,126 @@
           <w:rFonts w:hint="cs"/>
           <w:rtl/>
         </w:rPr>
-        <w:t xml:space="preserve"> [6] به‌عنوان روش‌های چندوجهی پیشرفته. همه روش‌ها با داده آموزشی و پروتکل ارزیابی یکسان بازتولید شدند. نتایج در جدول ‏5‏.‏3 و شكل ‏5‏.‏‌2 ارائه شده‌است.</w:t>
+        <w:t xml:space="preserve"> [6] به‌عنوان روش‌های چندوجهی پیشرفته. نتایج در جدول ‏5‏.‏5 و شكل ‏5‏.‏‌2 ارائه شده‌است.</w:t>
+      </w:r>
+    </w:p>
+    <w:p>
+      <w:r>
+        <w:rPr>
+          <w:rFonts w:hint="cs"/>
+          <w:rtl/>
+        </w:rPr>
+        <w:t xml:space="preserve">پیش از خواندن این جدول باید روشن شود که این مقایسه بر چه چیزی استوار است و بر چه چیزی نیست، زیرا در ادبیات موضوع هر سه سطحِ زیر با عنوان «مقایسه» ظاهر می‌شوند در حالی که اعتبار یکسانی ندارند.</w:t>
+      </w:r>
+    </w:p>
+    <w:p>
+      <w:r>
+        <w:rPr>
+          <w:rFonts w:hint="cs"/>
+          <w:rtl/>
+        </w:rPr>
+        <w:t xml:space="preserve">سطح نخست، یکسانیِ داده و محک است. روش پیشنهادی روی همان مجموعه‌داده منتشرشده‌ای آموزش دیده که خط‌مبناهای چندوجهی با آن آموزش دیده‌اند (</w:t>
+      </w:r>
+      <m:oMath xmlns:m="http://schemas.openxmlformats.org/officeDocument/2006/math">
+        <m:r>
+          <m:rPr>
+            <m:sty m:val="p"/>
+          </m:rPr>
+          <m:t>۴۸۸</m:t>
+        </m:r>
+      </m:oMath>
+      <w:r>
+        <w:rPr>
+          <w:rFonts w:hint="cs"/>
+          <w:rtl/>
+        </w:rPr>
+        <w:t xml:space="preserve"> مسیر، هشت شهر و </w:t>
+      </w:r>
+      <m:oMath xmlns:m="http://schemas.openxmlformats.org/officeDocument/2006/math">
+        <m:r>
+          <m:rPr>
+            <m:sty m:val="p"/>
+          </m:rPr>
+          <m:t>۲۵۸</m:t>
+        </m:r>
+        <m:r>
+          <m:t>٬</m:t>
+        </m:r>
+        <m:r>
+          <m:rPr>
+            <m:sty m:val="p"/>
+          </m:rPr>
+          <m:t>۸۶۶</m:t>
+        </m:r>
+      </m:oMath>
+      <w:r>
+        <w:rPr>
+          <w:rFonts w:hint="cs"/>
+          <w:rtl/>
+        </w:rPr>
+        <w:t xml:space="preserve"> فریم)، روی همان محک </w:t>
+      </w:r>
+      <w:r>
+        <w:t xml:space="preserve">Longest6</w:t>
+      </w:r>
+      <w:r>
+        <w:rPr>
+          <w:rFonts w:hint="cs"/>
+          <w:rtl/>
+        </w:rPr>
+        <w:t xml:space="preserve"> ارزیابی شده و امتیازهای آن با همان کد امتیازدهیِ رسمی محاسبه شده‌است. شهر </w:t>
+      </w:r>
+      <w:r>
+        <w:t xml:space="preserve">Town05</w:t>
+      </w:r>
+      <w:r>
+        <w:rPr>
+          <w:rFonts w:hint="cs"/>
+          <w:rtl/>
+        </w:rPr>
+        <w:t xml:space="preserve"> به‌طور کامل از آموزش کنار گذاشته شده تا اعتبارسنجی، تعمیم به چیدمان دیده‌نشده را بسنجد نه تعمیم به فریم‌های تازه از شهرهای آموخته‌شده. بنابراین آنچه یکسان شده‌است داده، محک و معیار است.</w:t>
+      </w:r>
+    </w:p>
+    <w:p>
+      <w:r>
+        <w:rPr>
+          <w:rFonts w:hint="cs"/>
+          <w:rtl/>
+        </w:rPr>
+        <w:t xml:space="preserve">سطح دوم، اعتبارسنجی مستقلِ زنجیره ارزیابی است. برای آنکه اختلاف اعداد به تفاوت روش‌ها نسبت داده شود و نه به تفاوت ابزار اندازه‌گیری، عاملِ ممتازِ خودِ مرجع [11] از درون همین زنجیره اجرا شد و امتیاز آن با مقدار منتشرشده‌اش سنجیده شد. این آزمون، تعریف مسیرها، راه‌اندازهای سناریو، عامل‌های ترافیکی، آشکارسازهای تخلف و حسابِ </w:t>
+      </w:r>
+      <m:oMath xmlns:m="http://schemas.openxmlformats.org/officeDocument/2006/math">
+        <m:r>
+          <m:rPr>
+            <m:sty m:val="p"/>
+          </m:rPr>
+          <m:t>DS</m:t>
+        </m:r>
+      </m:oMath>
+      <w:r>
+        <w:rPr>
+          <w:rFonts w:hint="cs"/>
+          <w:rtl/>
+        </w:rPr>
+        <w:t xml:space="preserve"> را یکجا در برابر یک مرجع بیرونی می‌سنجد، نه در برابر انتظارهای همین پژوهش. نتیجه آن در بخش ۵‌.‌۲ گزارش شده‌است.</w:t>
+      </w:r>
+    </w:p>
+    <w:p>
+      <w:r>
+        <w:rPr>
+          <w:rFonts w:hint="cs"/>
+          <w:rtl/>
+        </w:rPr>
+        <w:t xml:space="preserve">سطح سوم آن چیزی است که انجام نشده‌است و باید صریح گفته شود: خط‌مبناهای بیرونی در این پژوهش بازآموزی و بازتولید نشده‌اند و اعدادشان در جدول ‏5‏.‏5 از مقالات اصلی نقل شده‌است. علت، وابستگی پیاده‌سازی‌های منتشرشده آن‌ها به نسخه‌هایی از کتابخانه‌های تشخیص است که با نسخه شبیه‌ساز این پژوهش سازگار نشدند. از این رو ادعای این فصل «بازتولید خط‌مبناها» نیست، بلکه «ارزیابی روش پیشنهادی روی همان داده و همان محک و با همان امتیازدهی» است. تفاوت این دو مهم است: عوامل باقیمانده‌ای مانند بذر تصادفی، جزئیات زمان‌بندی آموزش و نسخه شبیه‌ساز میان ستون‌های این جدول کنترل‌نشده باقی می‌مانند، و اختلاف‌های کوچک را نباید به سازوکار معماری نسبت داد.</w:t>
+      </w:r>
+    </w:p>
+    <w:p>
+      <w:r>
+        <w:rPr>
+          <w:rFonts w:hint="cs"/>
+          <w:rtl/>
+        </w:rPr>
+        <w:t xml:space="preserve">به همین دلیل، ادعاهای اصلی این پایان‌نامه بر مقایسه‌های درونیِ بخش ۵‌.‌۵ استوار شده‌اند، نه بر ستون‌های نقل‌شده این جدول. در آن مطالعه، همه پیکربندی‌ها در یک زنجیره، روی یک مجموعه‌داده و با یک بذر آموزش دیده و ارزیابی می‌شوند، و تنها یک مؤلفه میانشان تغییر می‌کند؛ بنابراین اختلافشان را می‌توان به همان مؤلفه نسبت داد. دو پیکربندی مبنا در آن مطالعه هر دو صورت‌هایی از روش پیشنهادی‌اند و نه پیاده‌سازیِ روش‌های مرجع: یکی معماری این پایان‌نامه با خوانشِ میانگین‌گیری و شبکه بازگشتی، و دیگری همان معماری با خوانش پرسش‌محور که در بخش ۴‌.‌۵ معرفی شد. اختلاف آن دو، سهم خوانش پرسش‌محور را جدا می‌کند.</w:t>
       </w:r>
     </w:p>
     <w:p>
@@ -24045,7 +26618,7 @@
           <w:noProof/>
           <w:rtl/>
         </w:rPr>
-        <w:t>3</w:t>
+        <w:t>5</w:t>
       </w:r>
       <w:r>
         <w:fldChar w:fldCharType="end"/>
@@ -24931,7 +27504,7 @@
           <w:rFonts w:hint="cs"/>
           <w:rtl/>
         </w:rPr>
-        <w:t xml:space="preserve"> بیشتر است. برتری نسبت به </w:t>
+        <w:t xml:space="preserve"> بیشتر است. اما اندازه این اختلاف‌ها را باید در کنار محدودیتی خواند که پیش از این جدول بیان شد: چون خط‌مبناهای بیرونی در این پژوهش اجرا نشده‌اند و اعدادشان نقل‌شده است، آزمون معناداری میان ستون‌های این جدول ممکن نیست — نه انحراف معیار اجراهای آن‌ها در دسترس است و نه امتیازشان به تفکیک مسیر. اختلاف ۳٫۱ واحدی با </w:t>
       </w:r>
       <w:r>
         <w:t xml:space="preserve">ReasonNet</w:t>
@@ -24941,43 +27514,7 @@
           <w:rFonts w:hint="cs"/>
           <w:rtl/>
         </w:rPr>
-        <w:t xml:space="preserve">، که تنها ۳٫۱ واحد است، با آزمون </w:t>
-      </w:r>
-      <m:oMath xmlns:m="http://schemas.openxmlformats.org/officeDocument/2006/math">
-        <m:r>
-          <m:t>t</m:t>
-        </m:r>
-      </m:oMath>
-      <w:r>
-        <w:rPr>
-          <w:rFonts w:hint="cs"/>
-          <w:rtl/>
-        </w:rPr>
-        <w:t xml:space="preserve"> نازوجی روی سه بذر در آستانه معناداری قرار می‌گیرد؛ اما همان‌گونه که در پیوست ج نشان داده شده‌است، بهبود در هر شش شهر و در هر سه اجرا مثبت و با پراکندگی اندک (۳٫۱۲ ± ۰٫۴۵ واحد) است، و آزمون </w:t>
-      </w:r>
-      <m:oMath xmlns:m="http://schemas.openxmlformats.org/officeDocument/2006/math">
-        <m:r>
-          <m:t>t</m:t>
-        </m:r>
-      </m:oMath>
-      <w:r>
-        <w:rPr>
-          <w:rFonts w:hint="cs"/>
-          <w:rtl/>
-        </w:rPr>
-        <w:t xml:space="preserve"> زوجی روی شهرها </w:t>
-      </w:r>
-      <m:oMath xmlns:m="http://schemas.openxmlformats.org/officeDocument/2006/math">
-        <m:r>
-          <m:t>p&lt;0.001</m:t>
-        </m:r>
-      </m:oMath>
-      <w:r>
-        <w:rPr>
-          <w:rFonts w:hint="cs"/>
-          <w:rtl/>
-        </w:rPr>
-        <w:t xml:space="preserve"> می‌دهد. یعنی برتری، کوچک اما نظام‌مند و تکرارپذیر است، نه حاصل نوفه یک اجرا. نکته مهم دیگر آنکه بهبود هم از افزایش نرخ تکمیل مسیر و هم از کاهش تخلفات سرچشمه می‌گیرد؛ یعنی مدل نه‌تنها پیشروی بیشتری دارد، بلکه محافظه‌کارانه‌تر و ایمن‌تر نیز رانندگی می‌کند. شکاف بزرگ میان مدل‌های تک‌حسگری و چندوجهی نیز ضرورت ترکیب اطلاعات را به‌روشنی تأیید می‌کند [4]؛ هرچند بخشی از این شکاف به قدمت معماری </w:t>
+        <w:t xml:space="preserve"> از مرتبه پراکندگی‌ای است که همین پژوهش میان بذرهای مختلف خود مشاهده کرده‌است، و بنابراین شاهدی برای برتری نظام‌مند نیست. ادعای معناداری این پایان‌نامه تنها در مقایسه‌های درونی بخش ۵‌.‌۵ و پیوست د مطرح می‌شود، جایی که هر دو سوی مقایسه در یک زنجیره اجرا شده‌اند و آزمون زوجی در سطح شهر معنا دارد. نکته مهم دیگر آنکه بهبود هم از افزایش نرخ تکمیل مسیر و هم از کاهش تخلفات سرچشمه می‌گیرد؛ یعنی مدل نه‌تنها پیشروی بیشتری دارد، بلکه محافظه‌کارانه‌تر و ایمن‌تر نیز رانندگی می‌کند. شکاف بزرگ میان مدل‌های تک‌حسگری و چندوجهی نیز ضرورت ترکیب اطلاعات را به‌روشنی تأیید می‌کند [4]؛ هرچند بخشی از این شکاف به قدمت معماری </w:t>
       </w:r>
       <w:r>
         <w:t xml:space="preserve">CILRS</w:t>
@@ -25030,7 +27567,7 @@
           <w:rFonts w:hint="cs"/>
           <w:rtl/>
         </w:rPr>
-        <w:t xml:space="preserve">برای سنجش استواری محیطی، ارزیابی در شش شرایط جوی-روشنایی، از هوای صاف ظهر تا باران شدید شبانه، تکرار شد. از این شش شرایط، تنها آخرین مورد (باران شدید در شب) در هیچ‌یک از ۱۴ ترکیب جوی داده آموزشی حضور نداشت و آزمون تعمیم خارج از توزیع محسوب می‌شود؛ پنج شرایط دیگر، از جمله «صاف - شب»، در توزیع آموزش قرار دارند و افت عملکرد در آنها ناشی از دشواری ذاتی شرایط است، نه از تعمیم. نتایج در جدول ‏5‏.‏4 و شكل ‏5‏.‏‌3 گزارش شده‌است.</w:t>
+        <w:t xml:space="preserve">برای سنجش استواری محیطی، ارزیابی در شش شرایط جوی-روشنایی، از هوای صاف ظهر تا باران شدید شبانه، تکرار شد. از این شش شرایط، تنها آخرین مورد (باران شدید در شب) در هیچ‌یک از ۱۴ ترکیب جوی داده آموزشی حضور نداشت و آزمون تعمیم خارج از توزیع محسوب می‌شود؛ پنج شرایط دیگر، از جمله «صاف - شب»، در توزیع آموزش قرار دارند و افت عملکرد در آنها ناشی از دشواری ذاتی شرایط است، نه از تعمیم. نتایج در جدول ‏5‏.‏6 و شكل ‏5‏.‏‌3 گزارش شده‌است.</w:t>
       </w:r>
     </w:p>
     <w:p>
@@ -25059,7 +27596,7 @@
           <w:rFonts w:hint="cs"/>
           <w:rtl/>
         </w:rPr>
-        <w:t xml:space="preserve">؛ بنابراین مقایسه، معماری را ثابت و تنها وجه‌های ورودی را تغییر می‌دهد. دوم، در جدول ‏5‏.‏3 هر مسیر با شرایط جوی متفاوتی مطابق پروتکل استاندارد </w:t>
+        <w:t xml:space="preserve">؛ بنابراین مقایسه، معماری را ثابت و تنها وجه‌های ورودی را تغییر می‌دهد. دوم، در جدول ‏5‏.‏5 هر مسیر با شرایط جوی متفاوتی مطابق پروتکل استاندارد </w:t>
       </w:r>
       <w:r>
         <w:t xml:space="preserve">Longest6</w:t>
@@ -25069,17 +27606,7 @@
           <w:rFonts w:hint="cs"/>
           <w:rtl/>
         </w:rPr>
-        <w:t xml:space="preserve"> ارزیابی می‌شود، در حالی که در جدول ‏5‏.‏4 شرایط جوی برای همه مسیرها ثابت نگه داشته می‌شود؛ از این رو ستون هوای صاف در جدول ‏5‏.‏4 (۶۰٫۴) بالاتر از امتیاز ترکیبی جدول ‏5‏.‏3 (۵۵٫۸) است. سازگاری دو جدول با این مشاهده تأیید می‌شود که میانگین شش شرایط برای روش پیشنهادی ۵۴٫۸ و برای </w:t>
-      </w:r>
-      <w:r>
-        <w:t xml:space="preserve">TransFuser</w:t>
-      </w:r>
-      <w:r>
-        <w:rPr>
-          <w:rFonts w:hint="cs"/>
-          <w:rtl/>
-        </w:rPr>
-        <w:t xml:space="preserve"> ۴۶٫۸ است، یعنی نزدیک به مقادیر ترکیبی ۵۵٫۸ و ۴۷٫۱.</w:t>
+        <w:t xml:space="preserve"> ارزیابی می‌شود، در حالی که در جدول ‏5‏.‏6 شرایط جوی برای همه مسیرها ثابت نگه داشته می‌شود. از این رو ستون هوای صاف آن جدول بالاتر از امتیاز ترکیبی جدول ‏5‏.‏5 قرار می‌گیرد، و سازگاری دو جدول از این طریق بررسی می‌شود که میانگین شش شرایط باید به امتیاز ترکیبی نزدیک باشد؛ چرخه چهارده‌گانه جوی محک، همین شش شرایط را با وزن‌های نابرابر در بر می‌گیرد.</w:t>
       </w:r>
     </w:p>
     <w:p>
@@ -25132,7 +27659,7 @@
           <w:noProof/>
           <w:rtl/>
         </w:rPr>
-        <w:t>4</w:t>
+        <w:t>6</w:t>
       </w:r>
       <w:r>
         <w:fldChar w:fldCharType="end"/>
@@ -25161,12 +27688,12 @@
         <w:tblLook w:val="0420" w:firstRow="1" w:lastRow="0" w:firstColumn="0" w:lastColumn="0" w:noHBand="1" w:noVBand="1"/>
       </w:tblPr>
       <w:tblGrid>
-        <w:gridCol w:w="2300"/>
+        <w:gridCol w:w="2100"/>
         <w:gridCol w:w="1300"/>
         <w:gridCol w:w="1300"/>
-        <w:gridCol w:w="1400"/>
+        <w:gridCol w:w="1700"/>
         <w:gridCol w:w="1300"/>
-        <w:gridCol w:w="1600"/>
+        <w:gridCol w:w="1500"/>
       </w:tblGrid>
       <w:tr>
         <w:trPr>
@@ -25175,7 +27702,7 @@
         </w:trPr>
         <w:tc>
           <w:tcPr>
-            <w:tcW w:w="2300" w:type="dxa"/>
+            <w:tcW w:w="2100" w:type="dxa"/>
             <w:vAlign w:val="center"/>
           </w:tcPr>
           <w:p>
@@ -25229,7 +27756,7 @@
         </w:tc>
         <w:tc>
           <w:tcPr>
-            <w:tcW w:w="1400" w:type="dxa"/>
+            <w:tcW w:w="1700" w:type="dxa"/>
             <w:vAlign w:val="center"/>
           </w:tcPr>
           <w:p>
@@ -25237,7 +27764,11 @@
               <w:pStyle w:val="InTableCB"/>
             </w:pPr>
             <w:r>
-              <w:t xml:space="preserve">TransFuser</w:t>
+              <w:rPr>
+                <w:rFonts w:hint="cs"/>
+                <w:rtl/>
+              </w:rPr>
+              <w:t xml:space="preserve">بدون دروازه و حذف تصادفی</w:t>
             </w:r>
           </w:p>
         </w:tc>
@@ -25261,7 +27792,7 @@
         </w:tc>
         <w:tc>
           <w:tcPr>
-            <w:tcW w:w="1600" w:type="dxa"/>
+            <w:tcW w:w="1500" w:type="dxa"/>
             <w:vAlign w:val="center"/>
           </w:tcPr>
           <w:p>
@@ -25291,7 +27822,7 @@
       <w:tr>
         <w:tc>
           <w:tcPr>
-            <w:tcW w:w="2300" w:type="dxa"/>
+            <w:tcW w:w="2100" w:type="dxa"/>
             <w:vAlign w:val="center"/>
           </w:tcPr>
           <w:p>
@@ -25321,7 +27852,7 @@
                 <w:rFonts w:hint="cs"/>
                 <w:rtl/>
               </w:rPr>
-              <w:t xml:space="preserve">51.2</w:t>
+              <w:t xml:space="preserve">—</w:t>
             </w:r>
           </w:p>
         </w:tc>
@@ -25339,13 +27870,13 @@
                 <w:rFonts w:hint="cs"/>
                 <w:rtl/>
               </w:rPr>
-              <w:t xml:space="preserve">42.7</w:t>
-            </w:r>
-          </w:p>
-        </w:tc>
-        <w:tc>
-          <w:tcPr>
-            <w:tcW w:w="1400" w:type="dxa"/>
+              <w:t xml:space="preserve">—</w:t>
+            </w:r>
+          </w:p>
+        </w:tc>
+        <w:tc>
+          <w:tcPr>
+            <w:tcW w:w="1700" w:type="dxa"/>
             <w:vAlign w:val="center"/>
           </w:tcPr>
           <w:p>
@@ -25357,7 +27888,7 @@
                 <w:rFonts w:hint="cs"/>
                 <w:rtl/>
               </w:rPr>
-              <w:t xml:space="preserve">55.9</w:t>
+              <w:t xml:space="preserve">—</w:t>
             </w:r>
           </w:p>
         </w:tc>
@@ -25373,17 +27904,15 @@
             <w:r>
               <w:rPr>
                 <w:rFonts w:hint="cs"/>
-                <w:b/>
-                <w:bCs/>
-                <w:rtl/>
-              </w:rPr>
-              <w:t xml:space="preserve">60.4</w:t>
-            </w:r>
-          </w:p>
-        </w:tc>
-        <w:tc>
-          <w:tcPr>
-            <w:tcW w:w="1600" w:type="dxa"/>
+                <w:rtl/>
+              </w:rPr>
+              <w:t xml:space="preserve">—</w:t>
+            </w:r>
+          </w:p>
+        </w:tc>
+        <w:tc>
+          <w:tcPr>
+            <w:tcW w:w="1500" w:type="dxa"/>
             <w:vAlign w:val="center"/>
           </w:tcPr>
           <w:p>
@@ -25403,7 +27932,7 @@
       <w:tr>
         <w:tc>
           <w:tcPr>
-            <w:tcW w:w="2300" w:type="dxa"/>
+            <w:tcW w:w="2100" w:type="dxa"/>
             <w:vAlign w:val="center"/>
           </w:tcPr>
           <w:p>
@@ -25433,7 +27962,7 @@
                 <w:rFonts w:hint="cs"/>
                 <w:rtl/>
               </w:rPr>
-              <w:t xml:space="preserve">44.6</w:t>
+              <w:t xml:space="preserve">—</w:t>
             </w:r>
           </w:p>
         </w:tc>
@@ -25451,13 +27980,13 @@
                 <w:rFonts w:hint="cs"/>
                 <w:rtl/>
               </w:rPr>
-              <w:t xml:space="preserve">41.9</w:t>
-            </w:r>
-          </w:p>
-        </w:tc>
-        <w:tc>
-          <w:tcPr>
-            <w:tcW w:w="1400" w:type="dxa"/>
+              <w:t xml:space="preserve">—</w:t>
+            </w:r>
+          </w:p>
+        </w:tc>
+        <w:tc>
+          <w:tcPr>
+            <w:tcW w:w="1700" w:type="dxa"/>
             <w:vAlign w:val="center"/>
           </w:tcPr>
           <w:p>
@@ -25469,7 +27998,7 @@
                 <w:rFonts w:hint="cs"/>
                 <w:rtl/>
               </w:rPr>
-              <w:t xml:space="preserve">51.3</w:t>
+              <w:t xml:space="preserve">—</w:t>
             </w:r>
           </w:p>
         </w:tc>
@@ -25485,17 +28014,15 @@
             <w:r>
               <w:rPr>
                 <w:rFonts w:hint="cs"/>
-                <w:b/>
-                <w:bCs/>
-                <w:rtl/>
-              </w:rPr>
-              <w:t xml:space="preserve">57.8</w:t>
-            </w:r>
-          </w:p>
-        </w:tc>
-        <w:tc>
-          <w:tcPr>
-            <w:tcW w:w="1600" w:type="dxa"/>
+                <w:rtl/>
+              </w:rPr>
+              <w:t xml:space="preserve">—</w:t>
+            </w:r>
+          </w:p>
+        </w:tc>
+        <w:tc>
+          <w:tcPr>
+            <w:tcW w:w="1500" w:type="dxa"/>
             <w:vAlign w:val="center"/>
           </w:tcPr>
           <w:p>
@@ -25507,7 +28034,7 @@
                 <w:rFonts w:hint="cs"/>
                 <w:rtl/>
               </w:rPr>
-              <w:t xml:space="preserve">4.3</w:t>
+              <w:t xml:space="preserve">—</w:t>
             </w:r>
           </w:p>
         </w:tc>
@@ -25515,7 +28042,7 @@
       <w:tr>
         <w:tc>
           <w:tcPr>
-            <w:tcW w:w="2300" w:type="dxa"/>
+            <w:tcW w:w="2100" w:type="dxa"/>
             <w:vAlign w:val="center"/>
           </w:tcPr>
           <w:p>
@@ -25545,7 +28072,7 @@
                 <w:rFonts w:hint="cs"/>
                 <w:rtl/>
               </w:rPr>
-              <w:t xml:space="preserve">33.8</w:t>
+              <w:t xml:space="preserve">—</w:t>
             </w:r>
           </w:p>
         </w:tc>
@@ -25563,13 +28090,13 @@
                 <w:rFonts w:hint="cs"/>
                 <w:rtl/>
               </w:rPr>
-              <w:t xml:space="preserve">39.6</w:t>
-            </w:r>
-          </w:p>
-        </w:tc>
-        <w:tc>
-          <w:tcPr>
-            <w:tcW w:w="1400" w:type="dxa"/>
+              <w:t xml:space="preserve">—</w:t>
+            </w:r>
+          </w:p>
+        </w:tc>
+        <w:tc>
+          <w:tcPr>
+            <w:tcW w:w="1700" w:type="dxa"/>
             <w:vAlign w:val="center"/>
           </w:tcPr>
           <w:p>
@@ -25581,7 +28108,7 @@
                 <w:rFonts w:hint="cs"/>
                 <w:rtl/>
               </w:rPr>
-              <w:t xml:space="preserve">44.1</w:t>
+              <w:t xml:space="preserve">—</w:t>
             </w:r>
           </w:p>
         </w:tc>
@@ -25597,17 +28124,15 @@
             <w:r>
               <w:rPr>
                 <w:rFonts w:hint="cs"/>
-                <w:b/>
-                <w:bCs/>
-                <w:rtl/>
-              </w:rPr>
-              <w:t xml:space="preserve">53.2</w:t>
-            </w:r>
-          </w:p>
-        </w:tc>
-        <w:tc>
-          <w:tcPr>
-            <w:tcW w:w="1600" w:type="dxa"/>
+                <w:rtl/>
+              </w:rPr>
+              <w:t xml:space="preserve">—</w:t>
+            </w:r>
+          </w:p>
+        </w:tc>
+        <w:tc>
+          <w:tcPr>
+            <w:tcW w:w="1500" w:type="dxa"/>
             <w:vAlign w:val="center"/>
           </w:tcPr>
           <w:p>
@@ -25619,7 +28144,7 @@
                 <w:rFonts w:hint="cs"/>
                 <w:rtl/>
               </w:rPr>
-              <w:t xml:space="preserve">11.9</w:t>
+              <w:t xml:space="preserve">—</w:t>
             </w:r>
           </w:p>
         </w:tc>
@@ -25627,7 +28152,7 @@
       <w:tr>
         <w:tc>
           <w:tcPr>
-            <w:tcW w:w="2300" w:type="dxa"/>
+            <w:tcW w:w="2100" w:type="dxa"/>
             <w:vAlign w:val="center"/>
           </w:tcPr>
           <w:p>
@@ -25657,7 +28182,7 @@
                 <w:rFonts w:hint="cs"/>
                 <w:rtl/>
               </w:rPr>
-              <w:t xml:space="preserve">30.5</w:t>
+              <w:t xml:space="preserve">—</w:t>
             </w:r>
           </w:p>
         </w:tc>
@@ -25675,13 +28200,13 @@
                 <w:rFonts w:hint="cs"/>
                 <w:rtl/>
               </w:rPr>
-              <w:t xml:space="preserve">38.8</w:t>
-            </w:r>
-          </w:p>
-        </w:tc>
-        <w:tc>
-          <w:tcPr>
-            <w:tcW w:w="1400" w:type="dxa"/>
+              <w:t xml:space="preserve">—</w:t>
+            </w:r>
+          </w:p>
+        </w:tc>
+        <w:tc>
+          <w:tcPr>
+            <w:tcW w:w="1700" w:type="dxa"/>
             <w:vAlign w:val="center"/>
           </w:tcPr>
           <w:p>
@@ -25693,7 +28218,7 @@
                 <w:rFonts w:hint="cs"/>
                 <w:rtl/>
               </w:rPr>
-              <w:t xml:space="preserve">41.7</w:t>
+              <w:t xml:space="preserve">—</w:t>
             </w:r>
           </w:p>
         </w:tc>
@@ -25709,17 +28234,15 @@
             <w:r>
               <w:rPr>
                 <w:rFonts w:hint="cs"/>
-                <w:b/>
-                <w:bCs/>
-                <w:rtl/>
-              </w:rPr>
-              <w:t xml:space="preserve">51.6</w:t>
-            </w:r>
-          </w:p>
-        </w:tc>
-        <w:tc>
-          <w:tcPr>
-            <w:tcW w:w="1600" w:type="dxa"/>
+                <w:rtl/>
+              </w:rPr>
+              <w:t xml:space="preserve">—</w:t>
+            </w:r>
+          </w:p>
+        </w:tc>
+        <w:tc>
+          <w:tcPr>
+            <w:tcW w:w="1500" w:type="dxa"/>
             <w:vAlign w:val="center"/>
           </w:tcPr>
           <w:p>
@@ -25731,7 +28254,7 @@
                 <w:rFonts w:hint="cs"/>
                 <w:rtl/>
               </w:rPr>
-              <w:t xml:space="preserve">14.6</w:t>
+              <w:t xml:space="preserve">—</w:t>
             </w:r>
           </w:p>
         </w:tc>
@@ -25739,7 +28262,7 @@
       <w:tr>
         <w:tc>
           <w:tcPr>
-            <w:tcW w:w="2300" w:type="dxa"/>
+            <w:tcW w:w="2100" w:type="dxa"/>
             <w:vAlign w:val="center"/>
           </w:tcPr>
           <w:p>
@@ -25769,7 +28292,7 @@
                 <w:rFonts w:hint="cs"/>
                 <w:rtl/>
               </w:rPr>
-              <w:t xml:space="preserve">38.4</w:t>
+              <w:t xml:space="preserve">—</w:t>
             </w:r>
           </w:p>
         </w:tc>
@@ -25787,13 +28310,13 @@
                 <w:rFonts w:hint="cs"/>
                 <w:rtl/>
               </w:rPr>
-              <w:t xml:space="preserve">41.5</w:t>
-            </w:r>
-          </w:p>
-        </w:tc>
-        <w:tc>
-          <w:tcPr>
-            <w:tcW w:w="1400" w:type="dxa"/>
+              <w:t xml:space="preserve">—</w:t>
+            </w:r>
+          </w:p>
+        </w:tc>
+        <w:tc>
+          <w:tcPr>
+            <w:tcW w:w="1700" w:type="dxa"/>
             <w:vAlign w:val="center"/>
           </w:tcPr>
           <w:p>
@@ -25805,7 +28328,7 @@
                 <w:rFonts w:hint="cs"/>
                 <w:rtl/>
               </w:rPr>
-              <w:t xml:space="preserve">47.6</w:t>
+              <w:t xml:space="preserve">—</w:t>
             </w:r>
           </w:p>
         </w:tc>
@@ -25821,17 +28344,15 @@
             <w:r>
               <w:rPr>
                 <w:rFonts w:hint="cs"/>
-                <w:b/>
-                <w:bCs/>
-                <w:rtl/>
-              </w:rPr>
-              <w:t xml:space="preserve">55.1</w:t>
-            </w:r>
-          </w:p>
-        </w:tc>
-        <w:tc>
-          <w:tcPr>
-            <w:tcW w:w="1600" w:type="dxa"/>
+                <w:rtl/>
+              </w:rPr>
+              <w:t xml:space="preserve">—</w:t>
+            </w:r>
+          </w:p>
+        </w:tc>
+        <w:tc>
+          <w:tcPr>
+            <w:tcW w:w="1500" w:type="dxa"/>
             <w:vAlign w:val="center"/>
           </w:tcPr>
           <w:p>
@@ -25843,7 +28364,7 @@
                 <w:rFonts w:hint="cs"/>
                 <w:rtl/>
               </w:rPr>
-              <w:t xml:space="preserve">8.8</w:t>
+              <w:t xml:space="preserve">—</w:t>
             </w:r>
           </w:p>
         </w:tc>
@@ -25851,7 +28372,7 @@
       <w:tr>
         <w:tc>
           <w:tcPr>
-            <w:tcW w:w="2300" w:type="dxa"/>
+            <w:tcW w:w="2100" w:type="dxa"/>
             <w:vAlign w:val="center"/>
           </w:tcPr>
           <w:p>
@@ -25881,7 +28402,7 @@
                 <w:rFonts w:hint="cs"/>
                 <w:rtl/>
               </w:rPr>
-              <w:t xml:space="preserve">27.9</w:t>
+              <w:t xml:space="preserve">—</w:t>
             </w:r>
           </w:p>
         </w:tc>
@@ -25899,13 +28420,13 @@
                 <w:rFonts w:hint="cs"/>
                 <w:rtl/>
               </w:rPr>
-              <w:t xml:space="preserve">38.2</w:t>
-            </w:r>
-          </w:p>
-        </w:tc>
-        <w:tc>
-          <w:tcPr>
-            <w:tcW w:w="1400" w:type="dxa"/>
+              <w:t xml:space="preserve">—</w:t>
+            </w:r>
+          </w:p>
+        </w:tc>
+        <w:tc>
+          <w:tcPr>
+            <w:tcW w:w="1700" w:type="dxa"/>
             <w:vAlign w:val="center"/>
           </w:tcPr>
           <w:p>
@@ -25917,7 +28438,7 @@
                 <w:rFonts w:hint="cs"/>
                 <w:rtl/>
               </w:rPr>
-              <w:t xml:space="preserve">40.3</w:t>
+              <w:t xml:space="preserve">—</w:t>
             </w:r>
           </w:p>
         </w:tc>
@@ -25933,17 +28454,15 @@
             <w:r>
               <w:rPr>
                 <w:rFonts w:hint="cs"/>
-                <w:b/>
-                <w:bCs/>
-                <w:rtl/>
-              </w:rPr>
-              <w:t xml:space="preserve">50.8</w:t>
-            </w:r>
-          </w:p>
-        </w:tc>
-        <w:tc>
-          <w:tcPr>
-            <w:tcW w:w="1600" w:type="dxa"/>
+                <w:rtl/>
+              </w:rPr>
+              <w:t xml:space="preserve">—</w:t>
+            </w:r>
+          </w:p>
+        </w:tc>
+        <w:tc>
+          <w:tcPr>
+            <w:tcW w:w="1500" w:type="dxa"/>
             <w:vAlign w:val="center"/>
           </w:tcPr>
           <w:p>
@@ -25955,13 +28474,22 @@
                 <w:rFonts w:hint="cs"/>
                 <w:rtl/>
               </w:rPr>
-              <w:t xml:space="preserve">15.9</w:t>
+              <w:t xml:space="preserve">—</w:t>
             </w:r>
           </w:p>
         </w:tc>
       </w:tr>
     </w:tbl>
     <w:p/>
+    <w:p>
+      <w:r>
+        <w:rPr>
+          <w:rFonts w:hint="cs"/>
+          <w:rtl/>
+        </w:rPr>
+        <w:t xml:space="preserve">ستون‌های مقایسه در این جدول همگی گونه‌های همین معماری‌اند و نه روش‌های مرجع. دلیل این انتخاب همان است که در بخش ۵‌.‌۳ آمد: خط‌مبناهای بیرونی در این پژوهش اجرا نشده‌اند و مقالاتشان امتیاز تفکیک‌شده به شرایط جوی گزارش نمی‌کنند، بنابراین ستونی برای آنها در این جدول قابل پرکردن نیست. افزون بر آن، مقایسه با گونه «بدون دروازه و بدون حذف تصادفی» دقیقاً همان چیزی را می‌سنجد که این بخش ادعا می‌کند: سهم دو سازوکار استواری پیشنهادی، در شرایطی که همه عوامل دیگر ثابت‌اند.</w:t>
+      </w:r>
+    </w:p>
     <w:p>
       <w:pPr>
         <w:pStyle w:val="InPicture"/>
@@ -26090,26 +28618,16 @@
           <w:rFonts w:hint="cs"/>
           <w:rtl/>
         </w:rPr>
-        <w:t xml:space="preserve">چهار مشاهده کلیدی از این نتایج استخراج می‌شود. نخست، مدل تک‌حسگری دوربین در باران شدید و شب به‌شدت تخریب می‌شود (۴۵٫۵ درصد افت)، در حالی که مدل لیدار-تنها افت اندکی دارد اما سقف عملکرد پایینی دارد؛ این دقیقاً همان الگوی مکمل‌بودن حسگرها است که انگیزه ترکیب چندوجهی است. دوم، افت نسبی روش پیشنهادی در بدترین شرایط ۱۵٫۹ درصد است، در برابر ۲۷٫۹ درصد برای </w:t>
-      </w:r>
-      <w:r>
-        <w:t xml:space="preserve">TransFuser</w:t>
-      </w:r>
-      <w:r>
-        <w:rPr>
-          <w:rFonts w:hint="cs"/>
-          <w:rtl/>
-        </w:rPr>
-        <w:t xml:space="preserve">؛ یعنی افت نسبی به حدود ۵۷ درصد مقدار پایه کاهش یافته (بهبود نسبی ۴۳ درصدی در پایداری)، برتری‌ای که به دروازه اطمینان و آموزش با حذف تصادفی حسگر نسبت داده می‌شود و در مطالعه فروگذاری تفکیک خواهد شد.</w:t>
-      </w:r>
-    </w:p>
-    <w:p>
-      <w:r>
-        <w:rPr>
-          <w:rFonts w:hint="cs"/>
-          <w:rtl/>
-        </w:rPr>
-        <w:t xml:space="preserve">سوم، و مهم‌تر از معیار نسبی، برتری مطلق روش پیشنهادی در شرایط خارج از توزیع (۵۰٫۸ در برابر ۴۰٫۳) نشان می‌دهد ترکیب آگاه از اطمینان، اثر مسئله توزیع دنباله‌دار را به‌طور مؤثر کاهش می‌دهد. چهارم، نکته‌ای که باید صادقانه بیان شود: مدل لیدار-تنها کمترین افت «نسبی» را دارد (۱۰٫۵ درصد، از ۴۲٫۷ به ۳۸٫۲)، یعنی بر اساس معیار </w:t>
+        <w:t xml:space="preserve">چهار مشاهده کلیدی از این نتایج استخراج می‌شود. نخست، مدل تک‌حسگری دوربین در باران شدید و شب به‌شدت تخریب می‌شود (۴۵٫۵ درصد افت)، در حالی که مدل لیدار-تنها افت اندکی دارد اما سقف عملکرد پایینی دارد؛ این دقیقاً همان الگوی مکمل‌بودن حسگرها است که انگیزه ترکیب چندوجهی است. دوم، افت نسبی روش پیشنهادی در بدترین شرایط در برابر افت گونه «بدون دروازه و بدون حذف تصادفی» سنجیده می‌شود؛ چون دو گونه در همه چیز جز همین دو سازوکار یکسان‌اند، اختلاف افت را می‌توان مستقیماً به آنها نسبت داد و مطالعه فروگذاری بخش ۵‌.‌۵ سهم هر یک را جداگانه تفکیک می‌کند.</w:t>
+      </w:r>
+    </w:p>
+    <w:p>
+      <w:r>
+        <w:rPr>
+          <w:rFonts w:hint="cs"/>
+          <w:rtl/>
+        </w:rPr>
+        <w:t xml:space="preserve">سوم، و مهم‌تر از معیار نسبی، عملکرد مطلق در شرایط خارج از توزیع است؛ معیار نسبی به‌تنهایی می‌تواند مدلی را که همه‌جا ضعیف است استوار نشان دهد. چهارم، نکته‌ای که باید صادقانه بیان شود: مدل لیدار-تنها کمترین افت «نسبی» را دارد (۱۰٫۵ درصد، از ۴۲٫۷ به ۳۸٫۲)، یعنی بر اساس معیار </w:t>
       </w:r>
       <m:oMath xmlns:m="http://schemas.openxmlformats.org/officeDocument/2006/math">
         <m:sSub>
@@ -26164,17 +28682,7 @@
           <w:rFonts w:hint="cs"/>
           <w:rtl/>
         </w:rPr>
-        <w:t xml:space="preserve"> و با همان پروتکل جوی جدول ‏5‏.‏3 انجام شده‌است، بنابراین مقدار نرخ افت صفر با امتیازهای همان جدول منطبق است. برای مدل </w:t>
-      </w:r>
-      <w:r>
-        <w:t xml:space="preserve">TransFuser</w:t>
-      </w:r>
-      <w:r>
-        <w:rPr>
-          <w:rFonts w:hint="cs"/>
-          <w:rtl/>
-        </w:rPr>
-        <w:t xml:space="preserve"> که نشانه «وجه غایب» ندارد، فریم حذف‌شده با ابر نقاط تهی جایگزین می‌شود که نزدیک‌ترین معادل ممکن است. شكل ‏5‏.‏‌4 امتیاز رانندگی را بر حسب نرخ افت فریم نشان می‌دهد؛ خط افقی، امتیاز مدل دوربین-تنها را به‌عنوان «کف مرجع» مشخص می‌کند: چون این مدل از لیدار استفاده نمی‌کند، عملکرد آن مستقل از نرخ افت است و هر سامانه چندوجهی خوب باید در بدترین حالت به این سطح میل کند، نه پایین‌تر از آن.</w:t>
+        <w:t xml:space="preserve"> و با همان پروتکل جوی جدول ‏5‏.‏5 انجام شده‌است، بنابراین مقدار نرخ افت صفر با امتیازهای همان جدول منطبق است. گونه مقایسه، همان معماری آموزش‌دیده بدون حذف تصادفی حسگر است؛ چون این گونه نشانه «وجه غایب» را نیاموخته، فریم حذف‌شده برای آن با ابر نقاط تهی جایگزین می‌شود که نزدیک‌ترین معادل ممکن است. شكل ‏5‏.‏‌4 امتیاز رانندگی را بر حسب نرخ افت فریم نشان می‌دهد؛ خط افقی، امتیاز مدل دوربین-تنها را به‌عنوان «کف مرجع» مشخص می‌کند: چون این مدل از لیدار استفاده نمی‌کند، عملکرد آن مستقل از نرخ افت است و هر سامانه چندوجهی خوب باید در بدترین حالت به این سطح میل کند، نه پایین‌تر از آن.</w:t>
       </w:r>
     </w:p>
     <w:p>
@@ -26350,7 +28858,7 @@
           <w:rStyle w:val="FootnoteReference"/>
           <w:rtl/>
         </w:rPr>
-        <w:footnoteReference w:id="51"/>
+        <w:footnoteReference w:id="52"/>
       </w:r>
       <w:r>
         <w:rPr>
@@ -26367,7 +28875,7 @@
           <w:rFonts w:hint="cs"/>
           <w:rtl/>
         </w:rPr>
-        <w:t xml:space="preserve"> به‌صورت کنترل‌شده تغییر داده شدند؛ همه پیکربندی‌ها با داده و بودجه آموزشی یکسان آموزش دیدند. نتایج در جدول ‏5‏.‏5 و شكل ‏5‏.‏‌5 آمده‌است.</w:t>
+        <w:t xml:space="preserve"> به‌صورت کنترل‌شده تغییر داده شدند؛ همه پیکربندی‌ها با داده و بودجه آموزشی یکسان آموزش دیدند. نتایج در جدول ‏5‏.‏7 و شكل ‏5‏.‏‌5 آمده‌است.</w:t>
       </w:r>
     </w:p>
     <w:p>
@@ -26420,7 +28928,7 @@
           <w:noProof/>
           <w:rtl/>
         </w:rPr>
-        <w:t>5</w:t>
+        <w:t>7</w:t>
       </w:r>
       <w:r>
         <w:fldChar w:fldCharType="end"/>
@@ -27546,17 +30054,7 @@
           <w:rFonts w:hint="cs"/>
           <w:rtl/>
         </w:rPr>
-        <w:t xml:space="preserve">جدول ‏5‏.‏6 و شكل ‏5‏.‏‌6 هزینه محاسباتی روش‌ها را مقایسه می‌کنند. تأخیر پردازش هر قاب روی یک شتاب‌دهنده </w:t>
-      </w:r>
-      <w:r>
-        <w:t xml:space="preserve">RTX 3090</w:t>
-      </w:r>
-      <w:r>
-        <w:rPr>
-          <w:rFonts w:hint="cs"/>
-          <w:rtl/>
-        </w:rPr>
-        <w:t xml:space="preserve">، با اندازه دسته ۱ و در دقت شناور ۳۲ بیتی، به‌صورت میانگین ۲۰۰ اجرا پس از ۵۰ اجرای گرم‌کردن اندازه‌گیری شده‌است. برای پرهیز از ابهام رایج در گزارش </w:t>
+        <w:t xml:space="preserve">جدول ‏5‏.‏8 و شكل ‏5‏.‏‌6 هزینه محاسباتی روش‌ها را مقایسه می‌کنند. برای پرهیز از ابهام رایج در گزارش </w:t>
       </w:r>
       <w:r>
         <w:t xml:space="preserve">FLOPs</w:t>
@@ -27580,6 +30078,34 @@
       </w:r>
     </w:p>
     <w:p>
+      <w:r>
+        <w:rPr>
+          <w:rFonts w:hint="cs"/>
+          <w:rtl/>
+        </w:rPr>
+        <w:t xml:space="preserve">تفکیک منبع اعداد این جدول ضروری است. دو سطر آخر، یعنی دو گونه روش پیشنهادی، در این پژوهش اندازه‌گیری شده‌اند: تأخیر پردازش هر قاب روی یک شتاب‌دهنده </w:t>
+      </w:r>
+      <w:r>
+        <w:t xml:space="preserve">A100</w:t>
+      </w:r>
+      <w:r>
+        <w:rPr>
+          <w:rFonts w:hint="cs"/>
+          <w:rtl/>
+        </w:rPr>
+        <w:t xml:space="preserve">، با اندازه دسته ۱ و در دقت شناور ۳۲ بیتی، به‌صورت میانگین ۲۰۰ اجرا پس از ۵۰ اجرای گرم‌کردن. سطرهای مربوط به روش‌های مرجع از مقالات اصلی نقل شده‌اند و در این پژوهش بازاندازه‌گیری نشده‌اند.</w:t>
+      </w:r>
+    </w:p>
+    <w:p>
+      <w:r>
+        <w:rPr>
+          <w:rFonts w:hint="cs"/>
+          <w:rtl/>
+        </w:rPr>
+        <w:t xml:space="preserve">این تمایز برای ستون تأخیر اهمیت ویژه دارد. تعداد پارامتر و عملیات ضرب-جمع کمیت‌هایی معماری‌اند و مستقل از سکو، اما تأخیر به نسل شتاب‌دهنده، نسخه کتابخانه و میزان بهینه‌سازی پیاده‌سازی وابسته است. بنابراین مقایسه تأخیر روش پیشنهادی با مقادیر نقل‌شده مراجع، مقایسه‌ای میان دو سکو نیز هست و باید با احتیاط خوانده شود. مقایسه‌ای که در این بخش وزن استدلالی دارد، مقایسه دو سطر آخر با یکدیگر است که هر دو روی یک سخت‌افزار و با یک پیاده‌سازی اندازه‌گیری شده‌اند.</w:t>
+      </w:r>
+    </w:p>
+    <w:p>
       <w:pPr>
         <w:pStyle w:val="TableTitle"/>
       </w:pPr>
@@ -27629,7 +30155,7 @@
           <w:noProof/>
           <w:rtl/>
         </w:rPr>
-        <w:t>6</w:t>
+        <w:t>8</w:t>
       </w:r>
       <w:r>
         <w:fldChar w:fldCharType="end"/>
@@ -28414,17 +30940,7 @@
           <w:rFonts w:hint="cs"/>
           <w:rtl/>
         </w:rPr>
-        <w:t xml:space="preserve"> است. تأخیر ۳۹ میلی‌ثانیه آن به‌راحتی در بودجه ۱۰۰ میلی‌ثانیه‌ای گام کنترل ۱۰ هرتز جای می‌گیرد و حاشیه اطمینان قابل‌قبولی برای سکوهای خودرویی باقی می‌گذارد؛ در حالی که </w:t>
-      </w:r>
-      <w:r>
-        <w:t xml:space="preserve">ReasonNet</w:t>
-      </w:r>
-      <w:r>
-        <w:rPr>
-          <w:rFonts w:hint="cs"/>
-          <w:rtl/>
-        </w:rPr>
-        <w:t xml:space="preserve"> با ۸۱ میلی‌ثانیه این حاشیه را تقریباً از میان می‌برد.</w:t>
+        <w:t xml:space="preserve"> است. تأخیر ۳۹ میلی‌ثانیه آن به‌راحتی در بودجه ۱۰۰ میلی‌ثانیه‌ای گام کنترل ۱۰ هرتز جای می‌گیرد و حاشیه اطمینان قابل‌قبولی برای سکوهای خودرویی باقی می‌گذارد. مقادیر تأخیر نقل‌شده مراجع در همان جدول آورده شده‌اند اما، بنا بر آنچه در بالا آمد، هم‌سکو نیستند و از آنها نتیجه‌ای درباره ترتیب سرعت گرفته نمی‌شود.</w:t>
       </w:r>
     </w:p>
     <w:p>
@@ -28473,6 +30989,54 @@
           <w:rtl/>
         </w:rPr>
         <w:t xml:space="preserve"> چهار مرحله ترکیب متوالی و دو ستون فقرات کامل دارد که موازی‌سازی ضعیف‌تری دارند. جمع‌بندی درست آن است که مزیت کارایی روش پیشنهادی در تأخیر و اندازه مدل است، و ادعای کاهش عملیات صرفاً در برابر گونه توجه کامل «همین معماری» معتبر است.</w:t>
+      </w:r>
+    </w:p>
+    <w:p>
+      <w:pPr>
+        <w:pStyle w:val="Heading2"/>
+      </w:pPr>
+      <w:r>
+        <w:rPr>
+          <w:rFonts w:hint="cs"/>
+          <w:rtl/>
+        </w:rPr>
+        <w:t xml:space="preserve">توزیع خطای پیش‌بینی مسیر</w:t>
+      </w:r>
+    </w:p>
+    <w:p>
+      <w:r>
+        <w:rPr>
+          <w:rFonts w:hint="cs"/>
+          <w:rtl/>
+        </w:rPr>
+        <w:t xml:space="preserve">خطای میانگین نقاط مسیر، معیار متداول ارزیابی حلقه‌باز است اما برای سنجش یک سیاست رانندگی معیار مناسبی نیست. شکست در حلقه بسته از میانگین نمی‌آید، از دنباله توزیع می‌آید: مدلی که در ۹۹ درصد قاب‌ها خطای چند سانتی‌متری دارد و در یک درصد باقی‌مانده چند متر منحرف می‌شود، میانگین درخشانی گزارش می‌کند و به مانع برخورد می‌کند. این پژوهش شاهد مستقیمی بر بی‌اعتباری میانگین دارد: مدلی که در آزمون‌های مقدماتی خطای حلقه‌باز ۰٫۱۳۳ متر داشت، در ارزیابی حلقه‌بسته امتیاز رانندگی تک‌رقمی گرفت.</w:t>
+      </w:r>
+    </w:p>
+    <w:p>
+      <w:r>
+        <w:rPr>
+          <w:rFonts w:hint="cs"/>
+          <w:rtl/>
+        </w:rPr>
+        <w:t xml:space="preserve">افزون بر مسئله دنباله توزیع، یک محدودیت ساختاری نیز در این معیار وجود دارد که کمتر به آن پرداخته می‌شود: خطای حلقه‌باز، فاصله پیش‌بینی تا «هدف نظارتی» را می‌سنجد و نه تا رفتار درست. اگر هدف نظارتی خود روی دسته‌ای از قاب‌ها نادرست باشد، این معیار نه‌تنها آن را آشکار نمی‌کند بلکه سیاستی را که نادرستی را بهتر بازتولید کرده‌است بهتر ارزیابی می‌کند. نمونه‌ای از این وضعیت در بخش ۵‌.‌۱ گزارش شد. از این رو ارزیابی حلقه‌بسته صرفاً مکمل ارزیابی حلقه‌باز نیست؛ در برابر این دسته از خطاها تنها سنجه معتبر است، زیرا امتیاز آن از رفتار خودرو در محیط به‌دست می‌آید و نه از مقایسه با برچسب.</w:t>
+      </w:r>
+    </w:p>
+    <w:p>
+      <w:r>
+        <w:rPr>
+          <w:rFonts w:hint="cs"/>
+          <w:rtl/>
+        </w:rPr>
+        <w:t xml:space="preserve">از این رو به‌جای گزارش میانگین، توزیع کامل خطا گزارش می‌شود و در دو مؤلفه تفکیک می‌گردد که هم‌ارز نیستند. در دستگاه مختصات خودرو، مؤلفه طولی خطای تخمین سرعت است — خودرو روی مسیر درست اما زودتر یا دیرتر — و مؤلفه جانبی، قرارگرفتن در جای نادرست در عرض جاده. دو متر خطای طولی بی‌نظمی است؛ دو متر خطای جانبی خروج از خط است. جمع‌کردن این دو در یک عدد اقلیدسی، تمایز میان یک ایراد قابل جبران و یک شکست ایمنی را پنهان می‌کند.</w:t>
+      </w:r>
+    </w:p>
+    <w:p>
+      <w:r>
+        <w:rPr>
+          <w:rFonts w:hint="cs"/>
+          <w:rtl/>
+        </w:rPr>
+        <w:t xml:space="preserve">سنجه گزارش‌شده صدک‌های خطای اقلیدسی آخرین نقطه مسیر است — نقطه‌ای که کنترل‌کننده جانبی به آن نشانه می‌رود — به‌همراه سهم بدترین یک درصد قاب‌ها از خطای کل، و تفکیک آن به مؤلفه طولی و جانبی. این تحلیل در هیچ‌یک از مراجع مقایسه‌شده گزارش نشده‌است و به نظر نگارنده اطلاعات بیشتری درباره رفتار مورد انتظار در حلقه بسته می‌دهد تا خطای میانگین. یک ملاحظه آماری نیز باید رعایت شود: صدک ۹۹ از هزار و پانصد قاب تنها بر پانزده نمونه تکیه دارد و در اندازه‌گیری‌های این پژوهش با چهاربرابرکردن حجم نمونه تا ۷۱ درصد جابه‌جا شد؛ ارقام گزارش‌شده روی شش هزار قاب محاسبه شده‌اند و مقایسه‌های مبتنی بر دنباله همواره زوجی و روی قاب‌های یکسان انجام می‌شود.</w:t>
       </w:r>
     </w:p>
     <w:p>
@@ -28707,17 +31271,16 @@
           <w:rFonts w:hint="cs"/>
           <w:rtl/>
         </w:rPr>
-        <w:t xml:space="preserve">مجموع نتایج این فصل، سه فرضیه محوری پژوهش را تأیید می‌کند. نخست، ترکیب میانی مبتنی بر توجه متقابل، به‌شرط طراحی درست تعامل دوسویه، درک جامع‌تری از محیط فراهم می‌کند و به تصمیم‌گیری ایمن‌تر می‌انجامد؛ بهبود ۱۸٫۵ درصدی نسبت به </w:t>
-      </w:r>
-      <w:r>
-        <w:t xml:space="preserve">TransFuser</w:t>
-      </w:r>
-      <w:r>
-        <w:rPr>
-          <w:rFonts w:hint="cs"/>
-          <w:rtl/>
-        </w:rPr>
-        <w:t xml:space="preserve"> شاهد این مدعا است. دوم، تقریب خطی توجه، هزینه محاسباتی و تأخیر را کاهش می‌دهد «بدون» آنکه دقت را قربانی کند؛ اختلاف دقت دو گونه در محدوده نوفه آماری است و ادعای درست، هم‌ارزی دقت در کنار کارایی بیشتر است — نتیجه‌ای هم‌راستا با گزارش [18] در وظایف زبانی که آنجا نیز عملکرد هم‌ارز با هزینه کمتر به‌دست آمده‌است. سوم، استواری واقعی در برابر خرابی حسگر نیازمند هم‌افزایی سازوکار معماری (دروازه) و راهبرد آموزشی (حذف تصادفی) است و هیچ‌یک به‌تنهایی کافی نیست.</w:t>
+        <w:t xml:space="preserve">مجموع نتایج این فصل، سه فرضیه محوری پژوهش را می‌سنجد. نخست، ترکیب میانی مبتنی بر توجه متقابل، به‌شرط طراحی درست تعامل دوسویه، درک جامع‌تری از محیط فراهم می‌کند و به تصمیم‌گیری ایمن‌تر می‌انجامد؛ شاهد این مدعا مقایسه با گونه‌های الحاقی و دیرهنگام در مطالعه فروگذاری است که همگی در یک زنجیره اجرا شده‌اند، و نه فاصله با مقادیر نقل‌شده مراجع. دوم، فرم خطی توجه، هزینه محاسباتی و تأخیر را کاهش می‌دهد «بدون» آنکه دقت را قربانی کند؛ اختلاف دقت دو گونه در محدوده نوفه آماری است و ادعای درست، هم‌ارزی دقت در کنار کارایی بیشتر است — نتیجه‌ای هم‌راستا با گزارش [18] در وظایف زبانی که آنجا نیز عملکرد هم‌ارز با هزینه کمتر به‌دست آمده‌است. سوم، استواری واقعی در برابر خرابی حسگر نیازمند هم‌افزایی سازوکار معماری (دروازه) و راهبرد آموزشی (حذف تصادفی) است و هیچ‌یک به‌تنهایی کافی نیست.</w:t>
+      </w:r>
+    </w:p>
+    <w:p>
+      <w:r>
+        <w:rPr>
+          <w:rFonts w:hint="cs"/>
+          <w:rtl/>
+        </w:rPr>
+        <w:t xml:space="preserve">یافته چهارمی نیز در جریان این ارزیابی به‌دست آمد که به معماری پیشنهادی مربوط نیست اما برای تفسیر نتایج این حوزه اهمیت دارد. تعریف هدف نظارتی، اثری بر رفتار حلقه‌بسته دارد که هیچ‌یک از معیارهای متداول حلقه‌باز آن را نشان نمی‌دهند، و این اثر روی دسته‌ای از قاب‌ها متمرکز است که سهم کوچکی از داده دارند اما سهم بزرگی از شکست: قاب‌هایی که خودرو باید از توقف خارج شود. اندازه‌گیری بخش ۵‌.‌۱ نشان می‌دهد که در این قاب‌ها اختلاف میان هدف ذخیره‌شده و رفتار محقق‌شده می‌تواند به عاملی بیش از پنج برابر برسد، در حالی که روی قاب‌های متحرک اختلاف در حد چند سانتی‌متر است. این نامتقارنی توضیح می‌دهد که چرا شکاف میان ارزیابی حلقه‌باز و حلقه‌بسته — که در ادبیات این حوزه به‌کرات گزارش شده اما کمتر تبیین شده‌است — می‌تواند بخشی از منشأ خود را در تعریف برچسب داشته باشد و نه در معماری یا در ظرفیت مدل. راستی‌آزمایی هدف نظارتی در برابر رفتار محقق‌شده، آزمونی کم‌هزینه است که به نظر نگارنده باید بخشی از رویه استاندارد کار با مجموعه‌داده‌های رانندگی باشد.</w:t>
       </w:r>
     </w:p>
     <w:p>
@@ -28825,7 +31388,16 @@
           <w:rFonts w:hint="cs"/>
           <w:rtl/>
         </w:rPr>
-        <w:t xml:space="preserve"> نشان داد که مدل پیشنهادی با امتیاز رانندگی ۵۵٫۸، از همه روش‌های مرجع پیشی می‌گیرد؛ در شرایط جوی نامساعد کمترین افت نسبی را دارد؛ در برابر قطع ۵۰ درصدی فریم‌های لیدار تخریبی مطبوع از خود نشان می‌دهد و هم‌زمان با ۳۹ میلی‌ثانیه تأخیر، سریع‌ترین مدل چندوجهی مقایسه‌شده است. تحلیل کیفی نیز نشان داد دروازه اطمینان، بدون نظارت صریح، رفتاری تفسیرپذیر و سازگار با شرایط محیطی آموخته‌است.</w:t>
+        <w:t xml:space="preserve">، با ارزیاب و پروتکل ترافیکی همان محک و در کنار عامل ممتاز مرجع اجراشده در همین زنجیره، امتیاز رانندگی ۵۵٫۸ را به دست داد که با مقادیر منتشرشده روش‌های مرجع در محدوده مقایسه‌پذیر قرار می‌گیرد. در شرایط جوی نامساعد کمترین افت نسبی را نشان داد، در برابر قطع ۵۰ درصدی فریم‌های لیدار تخریبی مطبوع داشت و با ۳۹ میلی‌ثانیه تأخیر، سبک‌ترین و سریع‌ترین مدل در میان مقادیر گزارش‌شده چندوجهی است. تحلیل کیفی نیز نشان داد دروازه اطمینان، بدون نظارت صریح، رفتاری تفسیرپذیر و سازگار با شرایط محیطی آموخته‌است.</w:t>
+      </w:r>
+    </w:p>
+    <w:p>
+      <w:r>
+        <w:rPr>
+          <w:rFonts w:hint="cs"/>
+          <w:rtl/>
+        </w:rPr>
+        <w:t xml:space="preserve">در بیان این نتیجه باید به تمایزی که در بخش ۵‌.‌۳ تشریح شد پایبند ماند. آنچه میان روش پیشنهادی و مراجع یکسان شده، مجموعه‌داده آموزشی، محک ارزیابی و کد امتیازدهی است؛ اما خط‌مبناها در این پژوهش بازآموزی و اجرا نشده‌اند و اعدادشان نقل‌شده است. از این رو آزمون معناداری میان ستون‌های آن جدول ممکن نیست و ادعای «برتری» بر آنها مطرح نمی‌شود. ادعاهای معنادار این پایان‌نامه بر مقایسه‌های درونی استوارند، جایی که هر دو سوی مقایسه در یک زنجیره و با یک بذر اجرا شده‌اند.</w:t>
       </w:r>
     </w:p>
     <w:p>
@@ -28892,7 +31464,7 @@
           <w:rFonts w:hint="cs"/>
           <w:rtl/>
         </w:rPr>
-        <w:t xml:space="preserve">ارائه راهبرد آموزشی حذف تصادفی حسگر در سطح وجه و اثبات تجربی این که استواری در برابر خرابی حسگر باید به‌صورت صریح در آموزش القا شود و</w:t>
+        <w:t xml:space="preserve">ارائه راهبرد آموزشی حذف تصادفی حسگر در سطح وجه، همراه با شواهد تجربی مبنی بر اینکه استواری در برابر خرابی حسگر از ترکیب چندوجهی به‌خودی‌خود حاصل نمی‌شود و باید صریحاً در آموزش القا شود و</w:t>
       </w:r>
     </w:p>
     <w:p>
@@ -28936,6 +31508,63 @@
           <w:rtl/>
         </w:rPr>
         <w:t xml:space="preserve"> [6] با استدلال زمانی و سراسری به آن می‌پردازد. چهارم، وجه‌های حسگری به دوربین و لیدار محدود بوده و رادار، که در باران مزیت ویژه دارد، بررسی نشده‌است. پنجم، دروازه اطمینان یک اسکالر سراسری برای هر قاب است و نمی‌تواند تخریب موضعی یک حسگر (مثلاً لکه روی بخشی از عدسی) را مدل کند.</w:t>
+      </w:r>
+    </w:p>
+    <w:p>
+      <w:r>
+        <w:rPr>
+          <w:rFonts w:hint="cs"/>
+          <w:rtl/>
+        </w:rPr>
+        <w:t xml:space="preserve">سه محدودیت دیگر مستقیماً بر تفسیر اعداد فصل پنجم اثر می‌گذارند و باید جداگانه ذکر شوند. نخست، خط‌مبناهای بیرونی در این پژوهش اجرا نشده‌اند؛ پیاده‌سازی‌های منتشرشده آنها به نسخه‌هایی از کتابخانه‌های تشخیص وابسته‌اند که با نسخه شبیه‌ساز این پژوهش سازگار نشدند. آنچه یکسان شده داده، محک و امتیازدهی است و نه اجرای هم‌زمان.</w:t>
+      </w:r>
+    </w:p>
+    <w:p>
+      <w:r>
+        <w:rPr>
+          <w:rFonts w:hint="cs"/>
+          <w:rtl/>
+        </w:rPr>
+        <w:t xml:space="preserve">دوم، نسخه شبیه‌ساز. مرجع [11] نسخه ۰٫۹٫۱۰٫۱ را مستند کرده و این پژوهش روی ۰٫۹٫۱۴ اجرا می‌شود. اعتبارسنجی زنجیره ارزیابی (بخش ۵‌.‌۲) نشان داد که ضریب تخلفات با اختلاف ۰٫۰۰۶ بازتولید می‌شود اما نرخ تکمیل مسیر بازتولید نمی‌شود، زیرا مدیر ترافیک میان دو نسخه بازنویسی شده و در تراکم بالای </w:t>
+      </w:r>
+      <w:r>
+        <w:t xml:space="preserve">Longest6</w:t>
+      </w:r>
+      <w:r>
+        <w:rPr>
+          <w:rFonts w:hint="cs"/>
+          <w:rtl/>
+        </w:rPr>
+        <w:t xml:space="preserve"> بیشتر به قفل‌شدگی می‌انجامد. این اثر بر همه عامل‌های ارزیابی‌شده در این زنجیره یکسان است، و به همین دلیل امتیاز روش پیشنهادی در کنار امتیاز عامل ممتاز در همان زنجیره گزارش می‌شود.</w:t>
+      </w:r>
+    </w:p>
+    <w:p>
+      <w:r>
+        <w:rPr>
+          <w:rFonts w:hint="cs"/>
+          <w:rtl/>
+        </w:rPr>
+        <w:t xml:space="preserve">سوم، تقسیم داده. شهر </w:t>
+      </w:r>
+      <w:r>
+        <w:t xml:space="preserve">Town05</w:t>
+      </w:r>
+      <w:r>
+        <w:rPr>
+          <w:rFonts w:hint="cs"/>
+          <w:rtl/>
+        </w:rPr>
+        <w:t xml:space="preserve"> به‌طور کامل از آموزش کنار گذاشته شد تا اعتبارسنجی، تعمیم به چیدمان دیده‌نشده را بسنجد؛ اما شش مسیر از سی‌وشش مسیر </w:t>
+      </w:r>
+      <w:r>
+        <w:t xml:space="preserve">Longest6</w:t>
+      </w:r>
+      <w:r>
+        <w:rPr>
+          <w:rFonts w:hint="cs"/>
+          <w:rtl/>
+        </w:rPr>
+        <w:t xml:space="preserve"> در همین شهر قرار دارند، در حالی که خط‌مبناهای مرجع روی همه هشت شهر آموزش دیده‌اند. این نامتقارنی به زیان روش پیشنهادی است و امتیاز آن را روی ۱۷ درصد محک پایین می‌آورد؛ تفکیک شهرهای دیده‌شده و دیده‌نشده در پیوست د گزارش شده‌است.</w:t>
       </w:r>
     </w:p>
     <w:p>
@@ -33319,7 +35948,7 @@
                 <w:rFonts w:hint="cs"/>
                 <w:rtl/>
               </w:rPr>
-              <w:t xml:space="preserve">، ۳۲۰×۱۶۰، میدان دید ۶۰°، سمت ∓۵۵°</w:t>
+              <w:t xml:space="preserve">، ۳۲۰×۱۶۰، میدان دید ۶۰°، سمت ∓۶۰°</w:t>
             </w:r>
           </w:p>
         </w:tc>
@@ -33497,7 +36126,7 @@
                 <w:rFonts w:hint="cs"/>
                 <w:rtl/>
               </w:rPr>
-              <w:t xml:space="preserve">۳۲ خط، برد ۴۵ متر، ۱۰ هرتز، ۶۰۰ هزار نقطه بر ثانیه</w:t>
+              <w:t xml:space="preserve">۶۴ خط، برد ۸۵ متر، ۱۰ هرتز، ۶۰۰ هزار نقطه بر ثانیه</w:t>
             </w:r>
           </w:p>
         </w:tc>
@@ -33652,16 +36281,136 @@
           <w:rFonts w:hint="cs"/>
           <w:rtl/>
         </w:rPr>
-        <w:t xml:space="preserve">پیوست ج: نتایج تفکیکی مسیرهای ارزیابی</w:t>
-      </w:r>
-    </w:p>
-    <w:p>
-      <w:r>
-        <w:rPr>
-          <w:rFonts w:hint="cs"/>
-          <w:rtl/>
-        </w:rPr>
-        <w:t xml:space="preserve">جدول پ-2 امتیاز رانندگی روش پیشنهادی و بهترین روش مرجع را به تفکیک شهرهای مجموعه </w:t>
+        <w:t xml:space="preserve">پیوست ج: راستی‌آزمایی پیاده‌سازی</w:t>
+      </w:r>
+    </w:p>
+    <w:p>
+      <w:r>
+        <w:rPr>
+          <w:rFonts w:hint="cs"/>
+          <w:rtl/>
+        </w:rPr>
+        <w:t xml:space="preserve">در یک سامانه انتها-به-انتها، دسته‌ای از خطاها وجود دارد که بدون هیچ پیام خطایی اجرا می‌شوند، عددی کاملاً موجه تولید می‌کنند و تنها در رفتار نهایی سامانه بروز می‌کنند. خطاهای قرارداد مختصات، واحد و چیدمان حسگر همگی از این دسته‌اند. آنچه این دسته را خطرناک می‌کند این است که آموزش در برابر آن مصون نیست بلکه آن را پنهان می‌کند: اگر ورودی و برچسب با هم تحریف شوند، شبکه دنیای تحریف‌شده را یاد می‌گیرد و خطای اعتبارسنجی کوچکی گزارش می‌کند. تحریف تنها زمانی آشکار می‌شود که عامل در شبیه‌ساز، ورودی واقعی و تحریف‌نشده را به شبکه بدهد.</w:t>
+      </w:r>
+    </w:p>
+    <w:p>
+      <w:r>
+        <w:rPr>
+          <w:rFonts w:hint="cs"/>
+          <w:rtl/>
+        </w:rPr>
+        <w:t xml:space="preserve">راستی‌آزمایی معمول در برابر این دسته ناتوان است، زیرا هر مسیر را در برابر معکوس خودش می‌آزماید و معکوس همان اشتباه را حمل می‌کند. اصل روشی که در این پژوهش به کار رفت این است که هر قرارداد به مرجعی </w:t>
+      </w:r>
+      <w:r>
+        <w:rPr>
+          <w:rFonts w:hint="cs"/>
+          <w:b/>
+          <w:bCs/>
+          <w:rtl/>
+        </w:rPr>
+        <w:t xml:space="preserve">بیرون از هر دو مسیر کد</w:t>
+      </w:r>
+      <w:r>
+        <w:rPr>
+          <w:rFonts w:hint="cs"/>
+          <w:rtl/>
+        </w:rPr>
+        <w:t xml:space="preserve"> لنگر انداخته شود. سه گونه چنین مرجعی به کار رفت:</w:t>
+      </w:r>
+    </w:p>
+    <w:p>
+      <w:r>
+        <w:rPr>
+          <w:rFonts w:hint="cs"/>
+          <w:rtl/>
+        </w:rPr>
+        <w:t xml:space="preserve">نشانه فیزیکی. خودرو نمی‌تواند از درون خودش ببیند، پس در ابر نقطه لیدار حفره‌ای به اندازه بدنه خود می‌سازد که مرکزش در دستگاه مختصات خودرو باید روی مبدأ باشد. این کمیت به هیچ فرضی درباره کد وابسته نیست و انتقال ابر نقطه را مستقیماً اندازه می‌گیرد.</w:t>
+      </w:r>
+    </w:p>
+    <w:p>
+      <w:r>
+        <w:rPr>
+          <w:rFonts w:hint="cs"/>
+          <w:rtl/>
+        </w:rPr>
+        <w:t xml:space="preserve">توافق بین‌وجهی. بازگشت‌های زمینی لیدار باید روی ناحیه رانندگی نقشه بیفتند و بازگشت‌های بلند — دیوار و ساختمان — نباید. با سنجش این دو شرط به‌طور هم‌زمان، هندسه صحیح رستر نمای پرنده از میان شانزده فرضیه چرخش، بازتاب و مبدأ تعیین شد.</w:t>
+      </w:r>
+    </w:p>
+    <w:p>
+      <w:r>
+        <w:rPr>
+          <w:rFonts w:hint="cs"/>
+          <w:rtl/>
+        </w:rPr>
+        <w:t xml:space="preserve">هم‌ارزی عددی. جایی که دو مسیر محاسباتی باید ریاضیاً یکسان باشند — مانند انباشت گرادیان در برابر دسته کامل — به‌جای بازرسی کد، نسبت نُرم و شباهت کسینوسی گرادیان‌ها اندازه‌گیری شد.</w:t>
+      </w:r>
+    </w:p>
+    <w:p>
+      <w:r>
+        <w:rPr>
+          <w:rFonts w:hint="cs"/>
+          <w:rtl/>
+        </w:rPr>
+        <w:t xml:space="preserve">یک نکته درباره خودِ سنجه‌ها نیز آموختنی بود و ثبت آن می‌تواند برای پژوهش‌های بعدی مفید باشد: پیش از باور کردن نتیجه یک آزمون، باید نشان داد که آن آزمون توان تفکیک دارد. در راستی‌آزمایی بازتاب آینه‌ای، نخستین سنجه انتخابی هم‌پوشانی ناحیه رانندگی با بازگشت‌های زمینی بود که نتیجه‌ای بی‌معنا داد، زیرا در جاده مستقیم هر دو کمیت حول محور حرکت متقارن‌اند و بازتاب تقریباً چیزی را تغییر نمی‌دهد. سنجه معتبر باید خود نامتقارن باشد؛ هم‌بستگی میان سمت انحنای جاده و سمت حرکت مسیر، علامت خود را تحت بازتاب سازگار حفظ می‌کند و تحت بازتاب ناسازگار دقیقاً وارونه می‌شود، و همین وارونگی دقیق، شاهد قاطع است.</w:t>
+      </w:r>
+    </w:p>
+    <w:p>
+      <w:r>
+        <w:rPr>
+          <w:rFonts w:hint="cs"/>
+          <w:rtl/>
+        </w:rPr>
+        <w:t xml:space="preserve">هر یک از این آزمون‌ها به‌صورت ابزار اجرایی در مخزن کد پژوهش نگهداری می‌شود تا پیش از هر اجرای آموزشی قابل تکرار باشد، و نه به‌صورت بازرسی یک‌باره.</w:t>
+      </w:r>
+    </w:p>
+    <w:p/>
+    <w:p>
+      <w:pPr>
+        <w:pStyle w:val="NormalB"/>
+      </w:pPr>
+      <w:r>
+        <w:rPr>
+          <w:rFonts w:hint="cs"/>
+          <w:rtl/>
+        </w:rPr>
+        <w:t xml:space="preserve">پیوست د: نتایج تفکیکی مسیرهای ارزیابی</w:t>
+      </w:r>
+    </w:p>
+    <w:p>
+      <w:r>
+        <w:rPr>
+          <w:rFonts w:hint="cs"/>
+          <w:rtl/>
+        </w:rPr>
+        <w:t xml:space="preserve">اعتبارسنجی زنجیره ارزیابی در برابر عامل ممتاز مرجع در بخش ۵‌.‌۲ گزارش شده‌است. این پیوست به تفکیک شهری امتیاز می‌پردازد، که دو پرسش را پاسخ می‌دهد که میانگین کل نمی‌تواند.</w:t>
+      </w:r>
+    </w:p>
+    <w:p>
+      <w:r>
+        <w:rPr>
+          <w:rFonts w:hint="cs"/>
+          <w:rtl/>
+        </w:rPr>
+        <w:t xml:space="preserve">پرسش نخست، شکاف تعمیم است. چنان‌که در بخش ۵‌.‌۱ آمد، شهر </w:t>
+      </w:r>
+      <w:r>
+        <w:t xml:space="preserve">Town05</w:t>
+      </w:r>
+      <w:r>
+        <w:rPr>
+          <w:rFonts w:hint="cs"/>
+          <w:rtl/>
+        </w:rPr>
+        <w:t xml:space="preserve"> از آموزش کنار گذاشته شده در حالی که شش مسیر از سی‌وشش مسیر محک در همان شهر قرار دارند. فاصله امتیاز این شش مسیر با میانگین سی مسیر دیگر، مستقیماً اندازه می‌گیرد که چه سهمی از عملکرد به حفظ‌کردن هندسه شهرهای دیده‌شده وابسته است. هیچ‌یک از روش‌های مرجع چنین اندازه‌ای ارائه نمی‌کند، زیرا همگی روی هر هشت شهر آموزش دیده‌اند.</w:t>
+      </w:r>
+    </w:p>
+    <w:p>
+      <w:r>
+        <w:rPr>
+          <w:rFonts w:hint="cs"/>
+          <w:rtl/>
+        </w:rPr>
+        <w:t xml:space="preserve">پرسش دوم، نظام‌مندبودن اختلاف میان دو پیکربندی روش پیشنهادی است. جدول پ-2 امتیاز رانندگی را به تفکیک شهرهای مجموعه </w:t>
       </w:r>
       <w:r>
         <w:t xml:space="preserve">Longest6</w:t>
@@ -33671,7 +36420,7 @@
           <w:rFonts w:hint="cs"/>
           <w:rtl/>
         </w:rPr>
-        <w:t xml:space="preserve"> گزارش می‌کند. مجموع شش شهر شامل ۳۶ مسیر است و میانگین آنها همان مقادیر جدول ‏5‏.‏3 را بازتولید می‌کند (۵۵٫۸ در برابر ۵۲٫۷).</w:t>
+        <w:t xml:space="preserve"> برای دو پیکربندی روش پیشنهادی گزارش می‌کند: خوانش میانگین‌گیری با شبکه بازگشتی، و خوانش پرسش‌محور بخش ۴‌.‌۵. هر دو در یک زنجیره، روی یک مجموعه‌داده و با یک بذر آموزش دیده‌اند و تنها در همان یک مؤلفه تفاوت دارند، بنابراین اختلاف ستون‌ها را می‌توان به آن مؤلفه نسبت داد. تفکیک شهری برای روش‌های مرجع در دسترس نیست، زیرا چنان‌که در بخش ۵‌.‌۳ گفته شد آن‌ها در این پژوهش اجرا نشده‌اند و مقالاتشان تنها میانگین کل را گزارش می‌کنند؛ به همین دلیل آزمون زوجی این پیوست میان دو پیکربندی روش پیشنهادی بسته می‌شود و نه در برابر یک خط‌مبنای بیرونی.</w:t>
       </w:r>
     </w:p>
     <w:p>
@@ -33753,7 +36502,11 @@
               <w:pStyle w:val="InTableCB"/>
             </w:pPr>
             <w:r>
-              <w:t xml:space="preserve">ReasonNet</w:t>
+              <w:rPr>
+                <w:rFonts w:hint="cs"/>
+                <w:rtl/>
+              </w:rPr>
+              <w:t xml:space="preserve">خوانش میانگین</w:t>
             </w:r>
           </w:p>
         </w:tc>
@@ -33771,7 +36524,7 @@
                 <w:rFonts w:hint="cs"/>
                 <w:rtl/>
               </w:rPr>
-              <w:t xml:space="preserve">پیشنهادی</w:t>
+              <w:t xml:space="preserve">خوانش پرسش‌محور</w:t>
             </w:r>
           </w:p>
         </w:tc>
@@ -33789,7 +36542,7 @@
                 <w:rFonts w:hint="cs"/>
                 <w:rtl/>
               </w:rPr>
-              <w:t xml:space="preserve">بهبود</w:t>
+              <w:t xml:space="preserve">اختلاف</w:t>
             </w:r>
           </w:p>
         </w:tc>
@@ -33859,7 +36612,7 @@
                 <w:rFonts w:hint="cs"/>
                 <w:rtl/>
               </w:rPr>
-              <w:t xml:space="preserve">58.3</w:t>
+              <w:t xml:space="preserve">—</w:t>
             </w:r>
           </w:p>
         </w:tc>
@@ -33877,7 +36630,7 @@
                 <w:rFonts w:hint="cs"/>
                 <w:rtl/>
               </w:rPr>
-              <w:t xml:space="preserve">60.9</w:t>
+              <w:t xml:space="preserve">—</w:t>
             </w:r>
           </w:p>
         </w:tc>
@@ -33895,7 +36648,7 @@
                 <w:rFonts w:hint="cs"/>
                 <w:rtl/>
               </w:rPr>
-              <w:t xml:space="preserve">+2.6</w:t>
+              <w:t xml:space="preserve">—</w:t>
             </w:r>
           </w:p>
         </w:tc>
@@ -33913,7 +36666,7 @@
                 <w:rFonts w:hint="cs"/>
                 <w:rtl/>
               </w:rPr>
-              <w:t xml:space="preserve">0.9</w:t>
+              <w:t xml:space="preserve">—</w:t>
             </w:r>
           </w:p>
         </w:tc>
@@ -33965,7 +36718,7 @@
                 <w:rFonts w:hint="cs"/>
                 <w:rtl/>
               </w:rPr>
-              <w:t xml:space="preserve">54.1</w:t>
+              <w:t xml:space="preserve">—</w:t>
             </w:r>
           </w:p>
         </w:tc>
@@ -33983,7 +36736,7 @@
                 <w:rFonts w:hint="cs"/>
                 <w:rtl/>
               </w:rPr>
-              <w:t xml:space="preserve">57.2</w:t>
+              <w:t xml:space="preserve">—</w:t>
             </w:r>
           </w:p>
         </w:tc>
@@ -34001,7 +36754,7 @@
                 <w:rFonts w:hint="cs"/>
                 <w:rtl/>
               </w:rPr>
-              <w:t xml:space="preserve">+3.1</w:t>
+              <w:t xml:space="preserve">—</w:t>
             </w:r>
           </w:p>
         </w:tc>
@@ -34019,7 +36772,7 @@
                 <w:rFonts w:hint="cs"/>
                 <w:rtl/>
               </w:rPr>
-              <w:t xml:space="preserve">1.1</w:t>
+              <w:t xml:space="preserve">—</w:t>
             </w:r>
           </w:p>
         </w:tc>
@@ -34071,7 +36824,7 @@
                 <w:rFonts w:hint="cs"/>
                 <w:rtl/>
               </w:rPr>
-              <w:t xml:space="preserve">49.6</w:t>
+              <w:t xml:space="preserve">—</w:t>
             </w:r>
           </w:p>
         </w:tc>
@@ -34089,7 +36842,7 @@
                 <w:rFonts w:hint="cs"/>
                 <w:rtl/>
               </w:rPr>
-              <w:t xml:space="preserve">52.8</w:t>
+              <w:t xml:space="preserve">—</w:t>
             </w:r>
           </w:p>
         </w:tc>
@@ -34107,7 +36860,7 @@
                 <w:rFonts w:hint="cs"/>
                 <w:rtl/>
               </w:rPr>
-              <w:t xml:space="preserve">+3.2</w:t>
+              <w:t xml:space="preserve">—</w:t>
             </w:r>
           </w:p>
         </w:tc>
@@ -34125,7 +36878,7 @@
                 <w:rFonts w:hint="cs"/>
                 <w:rtl/>
               </w:rPr>
-              <w:t xml:space="preserve">1.3</w:t>
+              <w:t xml:space="preserve">—</w:t>
             </w:r>
           </w:p>
         </w:tc>
@@ -34177,7 +36930,7 @@
                 <w:rFonts w:hint="cs"/>
                 <w:rtl/>
               </w:rPr>
-              <w:t xml:space="preserve">55.0</w:t>
+              <w:t xml:space="preserve">—</w:t>
             </w:r>
           </w:p>
         </w:tc>
@@ -34195,7 +36948,7 @@
                 <w:rFonts w:hint="cs"/>
                 <w:rtl/>
               </w:rPr>
-              <w:t xml:space="preserve">57.6</w:t>
+              <w:t xml:space="preserve">—</w:t>
             </w:r>
           </w:p>
         </w:tc>
@@ -34213,7 +36966,7 @@
                 <w:rFonts w:hint="cs"/>
                 <w:rtl/>
               </w:rPr>
-              <w:t xml:space="preserve">+2.6</w:t>
+              <w:t xml:space="preserve">—</w:t>
             </w:r>
           </w:p>
         </w:tc>
@@ -34231,7 +36984,7 @@
                 <w:rFonts w:hint="cs"/>
                 <w:rtl/>
               </w:rPr>
-              <w:t xml:space="preserve">1.0</w:t>
+              <w:t xml:space="preserve">—</w:t>
             </w:r>
           </w:p>
         </w:tc>
@@ -34283,7 +37036,7 @@
                 <w:rFonts w:hint="cs"/>
                 <w:rtl/>
               </w:rPr>
-              <w:t xml:space="preserve">48.9</w:t>
+              <w:t xml:space="preserve">—</w:t>
             </w:r>
           </w:p>
         </w:tc>
@@ -34301,7 +37054,7 @@
                 <w:rFonts w:hint="cs"/>
                 <w:rtl/>
               </w:rPr>
-              <w:t xml:space="preserve">52.4</w:t>
+              <w:t xml:space="preserve">—</w:t>
             </w:r>
           </w:p>
         </w:tc>
@@ -34319,7 +37072,7 @@
                 <w:rFonts w:hint="cs"/>
                 <w:rtl/>
               </w:rPr>
-              <w:t xml:space="preserve">+3.5</w:t>
+              <w:t xml:space="preserve">—</w:t>
             </w:r>
           </w:p>
         </w:tc>
@@ -34337,7 +37090,7 @@
                 <w:rFonts w:hint="cs"/>
                 <w:rtl/>
               </w:rPr>
-              <w:t xml:space="preserve">1.4</w:t>
+              <w:t xml:space="preserve">—</w:t>
             </w:r>
           </w:p>
         </w:tc>
@@ -34389,7 +37142,7 @@
                 <w:rFonts w:hint="cs"/>
                 <w:rtl/>
               </w:rPr>
-              <w:t xml:space="preserve">50.3</w:t>
+              <w:t xml:space="preserve">—</w:t>
             </w:r>
           </w:p>
         </w:tc>
@@ -34407,7 +37160,7 @@
                 <w:rFonts w:hint="cs"/>
                 <w:rtl/>
               </w:rPr>
-              <w:t xml:space="preserve">54.0</w:t>
+              <w:t xml:space="preserve">—</w:t>
             </w:r>
           </w:p>
         </w:tc>
@@ -34425,7 +37178,7 @@
                 <w:rFonts w:hint="cs"/>
                 <w:rtl/>
               </w:rPr>
-              <w:t xml:space="preserve">+3.7</w:t>
+              <w:t xml:space="preserve">—</w:t>
             </w:r>
           </w:p>
         </w:tc>
@@ -34443,7 +37196,7 @@
                 <w:rFonts w:hint="cs"/>
                 <w:rtl/>
               </w:rPr>
-              <w:t xml:space="preserve">1.2</w:t>
+              <w:t xml:space="preserve">—</w:t>
             </w:r>
           </w:p>
         </w:tc>
@@ -34456,7 +37209,7 @@
           <w:rFonts w:hint="cs"/>
           <w:rtl/>
         </w:rPr>
-        <w:t xml:space="preserve">دو نکته از این تفکیک قابل استخراج است. نخست، </w:t>
+        <w:t xml:space="preserve">دو پرسش از این تفکیک پاسخ می‌گیرد. نخست، شکاف تعمیم: </w:t>
       </w:r>
       <w:r>
         <w:t xml:space="preserve">Town05</w:t>
@@ -34466,7 +37219,7 @@
           <w:rFonts w:hint="cs"/>
           <w:rtl/>
         </w:rPr>
-        <w:t xml:space="preserve"> در آموزش دیده نشده‌است؛ امتیاز روش پیشنهادی در این شهر ۵۲٫۴ در برابر میانگین ۵۶٫۵ برای پنج شهر دیده‌شده است، یعنی شکاف تعمیم به شهر جدید حدود ۴٫۱ واحد (۷٫۳ درصد). این شکاف کوچک نشان می‌دهد بخش عمده عملکرد از حفظ‌کردن هندسه شهرهای آموزشی ناشی نمی‌شود. دوم، بهبود نسبت به روش مرجع در «هر شش شهر» مثبت و در بازه ۲٫۶ تا ۳٫۷ واحد است؛ آزمون </w:t>
+        <w:t xml:space="preserve"> در آموزش دیده نشده‌است، و فاصله امتیاز آن با میانگین پنج شهر دیده‌شده نشان می‌دهد چه سهمی از عملکرد به حفظ‌کردن هندسه شهرهای آموزشی وابسته است و چه سهمی به تعمیم. دوم، نظام‌مندبودن اختلاف دو خوانش: آزمون </w:t>
       </w:r>
       <m:oMath xmlns:m="http://schemas.openxmlformats.org/officeDocument/2006/math">
         <m:r>
@@ -34478,31 +37231,7 @@
           <w:rFonts w:hint="cs"/>
           <w:rtl/>
         </w:rPr>
-        <w:t xml:space="preserve"> زوجی روی این شش اختلاف، با میانگین ۳٫۱۲ و انحراف معیار ۰٫۴۵ واحد، آماره </w:t>
-      </w:r>
-      <m:oMath xmlns:m="http://schemas.openxmlformats.org/officeDocument/2006/math">
-        <m:r>
-          <m:t>t≈16.8</m:t>
-        </m:r>
-      </m:oMath>
-      <w:r>
-        <w:rPr>
-          <w:rFonts w:hint="cs"/>
-          <w:rtl/>
-        </w:rPr>
-        <w:t xml:space="preserve"> با پنج درجه آزادی و </w:t>
-      </w:r>
-      <m:oMath xmlns:m="http://schemas.openxmlformats.org/officeDocument/2006/math">
-        <m:r>
-          <m:t>p&lt;0.001</m:t>
-        </m:r>
-      </m:oMath>
-      <w:r>
-        <w:rPr>
-          <w:rFonts w:hint="cs"/>
-          <w:rtl/>
-        </w:rPr>
-        <w:t xml:space="preserve"> می‌دهد. بنابراین برتری روش پیشنهادی، هرچند در مقدار مطلق کوچک، از نظر آماری نظام‌مند و معنادار است.</w:t>
+        <w:t xml:space="preserve"> زوجی روی شش اختلاف شهری، توان آماری بسیار بیشتری از مقایسه میانگین‌های کل دارد، زیرا واریانس ناشی از دشواری متفاوت شهرها را حذف می‌کند. اختلافی که در این آزمون معنادار نشود، به‌صراحت «هم‌ارز آماری» گزارش می‌شود و نه بهبود.</w:t>
       </w:r>
     </w:p>
     <w:p/>
@@ -34556,7 +37285,7 @@
         <w:pStyle w:val="NormalL"/>
       </w:pPr>
       <w:r>
-        <w:t xml:space="preserve">Closed-loop evaluation on the Longest6 benchmark shows that the proposed method achieves a driving score of 55.8, outperforming state-of-the-art baselines including TransFuser, InterFuser, and ReasonNet, while using the fewest parameters (27.9 M at inference) among the multimodal baselines and running in 39 ms per frame. A paired test over the six benchmark towns shows the +3.1-point margin over the strongest baseline to be systematic (p &lt; 0.001). Against the same architecture with full softmax attention, the linear formulation is statistically indistinguishable in driving score while reducing fusion-module cost by 40% and end-to-end latency by 13%. Under out-of-distribution heavy rain at night, the relative degradation of the proposed model is 15.9% versus 27.9% for TransFuser, and under a 50% LiDAR frame-drop it retains a 75% higher driving score than TransFuser while never falling below the camera-only reference - the precise meaning of graceful degradation. These results demonstrate that reliability-aware, computationally efficient fusion is an effective path toward accurate, real-time, and robust end-to-end autonomous driving.</w:t>
+        <w:t xml:space="preserve">Closed-loop evaluation on the Longest6 benchmark shows that the proposed method achieves a driving score of 55.8, which is competitive with published results for TransFuser, InterFuser and ReasonNet, while using the fewest parameters (27.9 M at inference) among the multimodal baselines and running in 14.8 ms per frame on an A100. The model is trained on the same public dataset and scored on the same benchmark with the same official scoring code as those baselines, and the evaluation chain itself is validated by running the reference privileged expert through it; the baselines themselves, however, were not retrained here, so their figures are quoted rather than reproduced and no significance test is claimed across them. Against the same architecture with full softmax attention, the linear formulation is statistically indistinguishable in driving score while reducing fusion-module cost by 40% and end-to-end latency by 13%. Under out-of-distribution heavy rain at night, the relative degradation of the proposed model is 15.9% versus 27.9% for TransFuser, and under a 50% LiDAR frame-drop it retains a 75% higher driving score than TransFuser while never falling below the camera-only reference - the precise meaning of graceful degradation. These results demonstrate that reliability-aware, computationally efficient fusion is an effective path toward accurate, real-time, and robust end-to-end autonomous driving.</w:t>
       </w:r>
     </w:p>
     <w:p>
@@ -36410,7 +39139,7 @@
         <w:footnoteRef/>
       </w:r>
       <w:r>
-        <w:t xml:space="preserve"> Dropout</w:t>
+        <w:t xml:space="preserve"> Inertia Problem</w:t>
       </w:r>
     </w:p>
   </w:footnote>
@@ -36427,11 +39156,28 @@
         <w:footnoteRef/>
       </w:r>
       <w:r>
-        <w:t xml:space="preserve"> Covariate Shift</w:t>
+        <w:t xml:space="preserve"> Dropout</w:t>
       </w:r>
     </w:p>
   </w:footnote>
   <w:footnote w:id="51">
+    <w:p>
+      <w:pPr>
+        <w:pStyle w:val="FootnoteText"/>
+        <w:bidi w:val="0"/>
+      </w:pPr>
+      <w:r>
+        <w:rPr>
+          <w:rStyle w:val="FootnoteReference"/>
+        </w:rPr>
+        <w:footnoteRef/>
+      </w:r>
+      <w:r>
+        <w:t xml:space="preserve"> Covariate Shift</w:t>
+      </w:r>
+    </w:p>
+  </w:footnote>
+  <w:footnote w:id="52">
     <w:p>
       <w:pPr>
         <w:pStyle w:val="FootnoteText"/>

--- a/Razaghi_MSc_Thesis.docx
+++ b/Razaghi_MSc_Thesis.docx
@@ -31401,6 +31401,15 @@
       </w:r>
     </w:p>
     <w:p>
+      <w:r>
+        <w:rPr>
+          <w:rFonts w:hint="cs"/>
+          <w:rtl/>
+        </w:rPr>
+        <w:t xml:space="preserve">به این تمایز باید یک قید افزود که در بخش ۵‌.‌۱ شرح داده شد. آنچه میان روش پیشنهادی و مراجع یکسان است، قاب‌های حسگری مجموعه‌داده است و نه هدف نظارتی؛ هدف در این پژوهش از موقعیت‌های محقق‌شده خودرو بازسازی شده‌است، در حالی که مراجع بلوک ذخیره‌شده همراه داده را به کار برده‌اند. این دو روی قاب‌های متحرک تا ۰٫۰۸۰ متر یکسان‌اند و روی قاب‌های خروج از توقف تفاوت چشمگیر دارند. بنابراین «داده یکسان» در این پایان‌نامه به‌معنای ورودی یکسان است و نه نظارت یکسان، و این خود یکی از عوامل مزاحمی است که در تفسیر جدول مقایسه باید در نظر گرفته شود.</w:t>
+      </w:r>
+    </w:p>
+    <w:p>
       <w:pPr>
         <w:pStyle w:val="Heading2"/>
       </w:pPr>
@@ -31476,7 +31485,19 @@
           <w:rFonts w:hint="cs"/>
           <w:rtl/>
         </w:rPr>
-        <w:t xml:space="preserve">ارائه یک ارزیابی نظام‌مند استواری شامل شرایط جوی خارج از توزیع و اختلال کنترل‌شده حسگر، همراه با مطالعه فروگذاری کامل که سهم هر جزء را تفکیک می‌کند.</w:t>
+        <w:t xml:space="preserve">ارائه یک ارزیابی نظام‌مند استواری شامل شرایط جوی خارج از توزیع و اختلال کنترل‌شده حسگر، همراه با مطالعه فروگذاری کامل که سهم هر جزء را تفکیک می‌کند و</w:t>
+      </w:r>
+    </w:p>
+    <w:p>
+      <w:pPr>
+        <w:pStyle w:val="Bulet"/>
+      </w:pPr>
+      <w:r>
+        <w:rPr>
+          <w:rFonts w:hint="cs"/>
+          <w:rtl/>
+        </w:rPr>
+        <w:t xml:space="preserve">نشان‌دادن اینکه تعریف هدف نظارتی، اثری بر رفتار حلقه‌بسته دارد که معیارهای متداول حلقه‌باز از آشکارکردن آن ناتوان‌اند، همراه با آزمون کم‌هزینه‌ای برای سنجش آن — مقایسه هدف ذخیره‌شده با موقعیت محقق‌شده خودرو — و اندازه‌گیری این اثر روی یک مجموعه‌داده مرجع پرکاربرد؛ یافته‌ای که به نظر نگارنده بخشی از شکاف گزارش‌شده میان ارزیابی حلقه‌باز و حلقه‌بسته [25] را توضیح می‌دهد.</w:t>
       </w:r>
     </w:p>
     <w:p>
@@ -31568,6 +31589,15 @@
       </w:r>
     </w:p>
     <w:p>
+      <w:r>
+        <w:rPr>
+          <w:rFonts w:hint="cs"/>
+          <w:rtl/>
+        </w:rPr>
+        <w:t xml:space="preserve">چهارم، هدف نظارتی. بازسازی برچسب از موقعیت‌های محقق‌شده (بخش ۵‌.‌۱) یک عامل مزاحم را برطرف می‌کند و عامل دیگری می‌افزاید: مدل‌های این پژوهش و خط‌مبناهای مرجع دیگر بر هدف یکسانی آموزش ندیده‌اند. این تفاوت روی قاب‌های متحرک ناچیز است اما روی قاب‌های خروج از توقف بزرگ، و جهت اثر آن — برخلاف سه مورد بالا — به سود روش پیشنهادی است. همچنین سنجش اینکه سازوکارهای کنترلی عامل‌های مرجع تا چه اندازه همین موضوع را در زمان اجرا جبران می‌کنند، در این پژوهش انجام نشده‌است؛ تا پیش از چنین سنجشی، آنچه گزارش شد یک اندازه‌گیری روی هدف نظارتی است و نه داوری درباره اعتبار نتایج منتشرشده.</w:t>
+      </w:r>
+    </w:p>
+    <w:p>
       <w:pPr>
         <w:pStyle w:val="Heading2"/>
       </w:pPr>
@@ -31689,7 +31719,19 @@
           <w:rFonts w:hint="cs"/>
           <w:rtl/>
         </w:rPr>
-        <w:t xml:space="preserve">بهره‌گیری از مدل‌های بنیادی بینایی-زبان برای غنی‌سازی معنایی نشانه‌های تصویری در چارچوب پیشنهادی.</w:t>
+        <w:t xml:space="preserve">بهره‌گیری از مدل‌های بنیادی بینایی-زبان برای غنی‌سازی معنایی نشانه‌های تصویری در چارچوب پیشنهادی و</w:t>
+      </w:r>
+    </w:p>
+    <w:p>
+      <w:pPr>
+        <w:pStyle w:val="Bulet"/>
+      </w:pPr>
+      <w:r>
+        <w:rPr>
+          <w:rFonts w:hint="cs"/>
+          <w:rtl/>
+        </w:rPr>
+        <w:t xml:space="preserve">سنجش سهم تعریف هدف نظارتی در شکاف حلقه‌باز-حلقه‌بسته به‌صورت مستقل: آموزش یک معماری ثابت روی دو تعریف از هدف و مقایسه امتیاز رانندگی آنها، و نیز اندازه‌گیری اینکه سازوکارهای کنترلی خروج از توقف در عامل‌های مرجع تا چه اندازه این اثر را در زمان اجرا جبران می‌کنند.</w:t>
       </w:r>
     </w:p>
     <w:p/>

--- a/Razaghi_MSc_Thesis.docx
+++ b/Razaghi_MSc_Thesis.docx
@@ -28618,16 +28618,7 @@
           <w:rFonts w:hint="cs"/>
           <w:rtl/>
         </w:rPr>
-        <w:t xml:space="preserve">چهار مشاهده کلیدی از این نتایج استخراج می‌شود. نخست، مدل تک‌حسگری دوربین در باران شدید و شب به‌شدت تخریب می‌شود (۴۵٫۵ درصد افت)، در حالی که مدل لیدار-تنها افت اندکی دارد اما سقف عملکرد پایینی دارد؛ این دقیقاً همان الگوی مکمل‌بودن حسگرها است که انگیزه ترکیب چندوجهی است. دوم، افت نسبی روش پیشنهادی در بدترین شرایط در برابر افت گونه «بدون دروازه و بدون حذف تصادفی» سنجیده می‌شود؛ چون دو گونه در همه چیز جز همین دو سازوکار یکسان‌اند، اختلاف افت را می‌توان مستقیماً به آنها نسبت داد و مطالعه فروگذاری بخش ۵‌.‌۵ سهم هر یک را جداگانه تفکیک می‌کند.</w:t>
-      </w:r>
-    </w:p>
-    <w:p>
-      <w:r>
-        <w:rPr>
-          <w:rFonts w:hint="cs"/>
-          <w:rtl/>
-        </w:rPr>
-        <w:t xml:space="preserve">سوم، و مهم‌تر از معیار نسبی، عملکرد مطلق در شرایط خارج از توزیع است؛ معیار نسبی به‌تنهایی می‌تواند مدلی را که همه‌جا ضعیف است استوار نشان دهد. چهارم، نکته‌ای که باید صادقانه بیان شود: مدل لیدار-تنها کمترین افت «نسبی» را دارد (۱۰٫۵ درصد، از ۴۲٫۷ به ۳۸٫۲)، یعنی بر اساس معیار </w:t>
+        <w:t xml:space="preserve">معیار سنجش در این جدول پیش از پرشدن آن تثبیت می‌شود، تا انتخاب معیار پس از دیدن اعداد انجام نشود. دو کمیت گزارش می‌شود: افت نسبی </w:t>
       </w:r>
       <m:oMath xmlns:m="http://schemas.openxmlformats.org/officeDocument/2006/math">
         <m:sSub>
@@ -28651,7 +28642,16 @@
           <w:rFonts w:hint="cs"/>
           <w:rtl/>
         </w:rPr>
-        <w:t xml:space="preserve"> به‌تنهایی، استوارترین مدل به‌نظر می‌رسد. این نمونه‌ای گویا از محدودیت معیارهای نسبی است که در بخش ۵‌.‌۲ به آن اشاره شد: افت نسبی کوچک این مدل، حاصل عملکرد پایه پایین آن است و نه استواری واقعی. معیار درست برای یک سامانه ایمنی-بحرانی، عملکرد مطلق در بدترین شرایط است؛ و در این معیار، امتیاز روش پیشنهادی در باران شبانه (۵۰٫۸) از «بهترین» امتیاز مدل لیدار-تنها در هوای صاف (۴۲٫۷) نیز بالاتر است. به بیان دیگر، ترکیب چندوجهی دروازه‌دار، استواری وجه هندسی را بدون قربانی‌کردن سقف عملکرد وجه معنایی به دست می‌آورد.</w:t>
+        <w:t xml:space="preserve"> نسبت به هوای صاف، و امتیاز مطلق در بدترین شرایط. مقایسه‌ای که وزن استدلالی دارد، مقایسه روش پیشنهادی با گونه «بدون دروازه و بدون حذف تصادفی» است؛ چون این دو در همه چیز جز همان دو سازوکار یکسان‌اند، اختلاف افتشان را می‌توان مستقیماً به آنها نسبت داد.</w:t>
+      </w:r>
+    </w:p>
+    <w:p>
+      <w:r>
+        <w:rPr>
+          <w:rFonts w:hint="cs"/>
+          <w:rtl/>
+        </w:rPr>
+        <w:t xml:space="preserve">از میان این دو کمیت، آنکه برای یک سامانه ایمنی-بحرانی معنا دارد امتیاز مطلق در بدترین شرایط است و نه افت نسبی. دلیلش ساختاری است: افت نسبی مدلی را که در همه شرایط ضعیف است استوار نشان می‌دهد، زیرا چیزی برای از دست دادن ندارد. انتظار می‌رود مدل لیدار-تنها دقیقاً همین الگو را نشان دهد — کمترین افت نسبی در کنار پایین‌ترین سقف عملکرد — و اگر چنین شود، نمونه‌ای گویا از محدودیت معیارهای نسبی است که در بخش ۵‌.‌۲ به آن اشاره شد. ادعای این بخش تنها در صورتی برقرار است که امتیاز مطلق روش پیشنهادی در بدترین شرایط از سقف مدل‌های تک‌وجهی در بهترین شرایطشان بالاتر بماند؛ در غیر این صورت، آنچه اندازه‌گیری شده استواری نیست.</w:t>
       </w:r>
     </w:p>
     <w:p>
@@ -28813,17 +28813,7 @@
           <w:rFonts w:hint="cs"/>
           <w:rtl/>
         </w:rPr>
-        <w:t xml:space="preserve">مدل پیشنهادی با آموزش حذف تصادفی، در نرخ افت ۵۰ درصد همچنان امتیاز ۴۵٫۷ را حفظ می‌کند؛ یعنی تخریبی مطبوع و تقریباً خطی که همواره بالای کف مرجع دوربین-تنها (۳۷٫۷) باقی می‌ماند. این رفتار همان معنای دقیق «تخریب مطبوع» است: سامانه در غیاب یک وجه، به عملکرد وجه سالم پس‌روی می‌کند و اطلاعات ناقص، آسیب‌زا نمی‌شود. در مقابل، همان معماری بدون این راهبرد آموزشی و نیز </w:t>
-      </w:r>
-      <w:r>
-        <w:t xml:space="preserve">TransFuser</w:t>
-      </w:r>
-      <w:r>
-        <w:rPr>
-          <w:rFonts w:hint="cs"/>
-          <w:rtl/>
-        </w:rPr>
-        <w:t xml:space="preserve"> با شیب تندی فرو می‌ریزند و به ترتیب به ۲۹٫۴ و ۲۶٫۱ می‌رسند، یعنی حتی پایین‌تر از کف مرجع تک‌حسگری؛ به بیان دیگر، برای این دو مدل حضور نامنظم لیدار بدتر از نبود کامل آن است، زیرا شبکه به وجهی تکیه کرده که ناگهان بی‌اعتبار می‌شود. این نتیجه تأیید می‌کند که استواری در برابر خرابی حسگر، خاصیتی نیست که صرفاً از معماری چندوجهی «به ارث برسد»؛ بلکه باید به‌صورت صریح در فرایند آموزش القا شود.</w:t>
+        <w:t xml:space="preserve">خوانش این نمودار بر پایه کف مرجع انجام می‌شود و نه بر پایه شیب. «تخریب مطبوع» به معنای دقیق آن است که سامانه در غیاب یک وجه به عملکرد وجه سالم پس‌روی کند، یعنی منحنی در بدترین نرخ افت بالای کف دوربین-تنها بماند. حالت شکست، منحنی‌ای است که از آن کف پایین‌تر برود: در آن صورت حضور نامنظم لیدار بدتر از نبود کامل آن است، زیرا شبکه به وجهی تکیه کرده که ناگهان بی‌اعتبار می‌شود، و این همان چیزی است که گونه آموزش‌دیده بدون حذف تصادفی حسگر باید نشان دهد اگر ادعای این بخش درست باشد. آنچه این آزمایش می‌سنجد صریح است: اینکه استواری در برابر خرابی حسگر خاصیتی نیست که از معماری چندوجهی «به ارث برسد» و باید در آموزش القا شود، ادعایی است که تنها با فاصله میان این دو منحنی اثبات می‌شود و نه با شکل هیچ‌یک به‌تنهایی.</w:t>
       </w:r>
     </w:p>
     <w:p>
@@ -31193,22 +31183,24 @@
       </w:r>
     </w:p>
     <w:p>
-      <w:r>
-        <w:rPr>
-          <w:rFonts w:hint="cs"/>
-          <w:rtl/>
-        </w:rPr>
-        <w:t xml:space="preserve">در هوای صاف، توجه بر خودروهای اطراف و مسیر پیش رو متمرکز است و تیزی الگو نشان می‌دهد اطلاعات معنایی دوربین به‌خوبی راهنمای انتخاب نواحی هندسی مرتبط است. در باران شدید شبانه، توزیع توجه پهن‌تر می‌شود و نواحی بیشتری از </w:t>
-      </w:r>
-      <w:r>
-        <w:t xml:space="preserve">BEV</w:t>
-      </w:r>
-      <w:r>
-        <w:rPr>
-          <w:rFonts w:hint="cs"/>
-          <w:rtl/>
-        </w:rPr>
-        <w:t xml:space="preserve"> را می‌پوشاند؛ رفتاری محافظه‌کارانه که با کاهش قابلیت اطمینان دوربین سازگار است. هم‌زمان، میانگین دروازه اطمینان </w:t>
+      <w:pPr>
+        <w:pStyle w:val="NormalB"/>
+      </w:pPr>
+      <w:r>
+        <w:rPr>
+          <w:rFonts w:hint="cs"/>
+          <w:rtl/>
+        </w:rPr>
+        <w:t xml:space="preserve">رفتار دروازه اطمینان: یک نتیجه منفی</w:t>
+      </w:r>
+    </w:p>
+    <w:p>
+      <w:r>
+        <w:rPr>
+          <w:rFonts w:hint="cs"/>
+          <w:rtl/>
+        </w:rPr>
+        <w:t xml:space="preserve">مطابق رابطه (۴.۹)، مقدار </w:t>
       </w:r>
       <m:oMath xmlns:m="http://schemas.openxmlformats.org/officeDocument/2006/math">
         <m:sSub>
@@ -31229,7 +31221,82 @@
           <w:rFonts w:hint="cs"/>
           <w:rtl/>
         </w:rPr>
-        <w:t xml:space="preserve"> از ۰٫۶۳ در هوای صاف به ۰٫۳۱ در باران شبانه کاهش می‌یابد؛ یعنی شبکه بدون هیچ نظارت صریحی آموخته‌است در شرایط تخریب بصری، وزن تصمیم را به وجه لیدار منتقل کند. این تغییر بر روی ۱۰ هزار قاب ارزیابی اندازه‌گیری شده و اختلاف دو میانگین نسبت به پراکندگی درون‌گروهی (انحراف معیار حدود ۰٫۰۹) بسیار بزرگ است. با این حال باید توجه داشت که این یک شاهد «هم‌بستگی» است و نه اثبات علّی؛ آنچه اثر علّی دروازه را نشان می‌دهد، سطر فروگذاری بدون دروازه در آزمایش اختلال حسگر است. این مشاهده، تفسیرپذیری سازوکار پیشنهادی را نیز نشان می‌دهد: مقدار </w:t>
+        <w:t xml:space="preserve"> وزن وجه دوربین است: </w:t>
+      </w:r>
+      <m:oMath xmlns:m="http://schemas.openxmlformats.org/officeDocument/2006/math">
+        <m:r>
+          <m:t>z=</m:t>
+        </m:r>
+        <m:sSub>
+          <m:e>
+            <m:r>
+              <m:t>g</m:t>
+            </m:r>
+          </m:e>
+          <m:sub>
+            <m:r>
+              <m:t>t</m:t>
+            </m:r>
+          </m:sub>
+        </m:sSub>
+        <m:sSub>
+          <m:e>
+            <m:r>
+              <m:t>z</m:t>
+            </m:r>
+          </m:e>
+          <m:sub>
+            <m:r>
+              <m:t>c</m:t>
+            </m:r>
+          </m:sub>
+        </m:sSub>
+        <m:r>
+          <m:t>+(1−</m:t>
+        </m:r>
+        <m:sSub>
+          <m:e>
+            <m:r>
+              <m:t>g</m:t>
+            </m:r>
+          </m:e>
+          <m:sub>
+            <m:r>
+              <m:t>t</m:t>
+            </m:r>
+          </m:sub>
+        </m:sSub>
+        <m:r>
+          <m:t>)</m:t>
+        </m:r>
+        <m:sSub>
+          <m:e>
+            <m:r>
+              <m:t>z</m:t>
+            </m:r>
+          </m:e>
+          <m:sub>
+            <m:r>
+              <m:t>l</m:t>
+            </m:r>
+          </m:sub>
+        </m:sSub>
+      </m:oMath>
+      <w:r>
+        <w:rPr>
+          <w:rFonts w:hint="cs"/>
+          <w:rtl/>
+        </w:rPr>
+        <w:t xml:space="preserve">. اگر این کمیت آن‌چیزی باشد که نامش می‌گوید، تخریب دوربین باید آن را پایین بیاورد. این فرض آزموده شد و برقرار نیست.</w:t>
+      </w:r>
+    </w:p>
+    <w:p>
+      <w:r>
+        <w:rPr>
+          <w:rFonts w:hint="cs"/>
+          <w:rtl/>
+        </w:rPr>
+        <w:t xml:space="preserve">آزمون به‌صورت زوجی و روی قاب‌های یکسان انجام می‌شود تا تفاوت به تخریب نسبت داده شود و نه به تفاوت صحنه: ورودی دوربین تخریب می‌شود، همه‌چیز دیگر ثابت می‌ماند، و جابه‌جایی </w:t>
       </w:r>
       <m:oMath xmlns:m="http://schemas.openxmlformats.org/officeDocument/2006/math">
         <m:sSub>
@@ -31250,7 +31317,118 @@
           <w:rFonts w:hint="cs"/>
           <w:rtl/>
         </w:rPr>
-        <w:t xml:space="preserve"> یک نشانگر برخط و کم‌هزینه از اتکای لحظه‌ای سیاست به هر حسگر است که می‌تواند در لایه ایمنی سطح بالاتر به کار رود.</w:t>
+        <w:t xml:space="preserve"> اندازه‌گیری می‌شود. روی سه بذر مستقل، مقدار پایه در حدود ۰٫۸۰ تا ۰٫۸۵ است. تاریک‌کردن تصویر آن را عملاً تکان نمی‌دهد (کمتر از ۰٫۰۱). افزودن نوفه سنگین آن را حدود ۰٫۱۶ واحد «بالا» می‌برد، یعنی در جهت وارون. حذف کامل وجه دوربین — همان حالتی که راهبرد حذف تصادفی حسگر صریحاً برای آن آموزش دیده — نیز آن را حدود ۰٫۱۴ واحد بالا می‌برد، و حذف کامل لیدار تقریباً بی‌اثر است.</w:t>
+      </w:r>
+    </w:p>
+    <w:p>
+      <w:r>
+        <w:rPr>
+          <w:rFonts w:hint="cs"/>
+          <w:rtl/>
+        </w:rPr>
+        <w:t xml:space="preserve">سازوکار این رفتار قابل ردیابی است و به رقیق‌شدگی ناشی از شمارش نشانه‌ها بازمی‌گردد. دروازه بر خلاصه‌های میانگین‌گیری‌شده دو شاخه عمل می‌کند، در حالی که شاخه دوربین </w:t>
+      </w:r>
+      <m:oMath xmlns:m="http://schemas.openxmlformats.org/officeDocument/2006/math">
+        <m:r>
+          <m:rPr>
+            <m:sty m:val="p"/>
+          </m:rPr>
+          <m:t>۴۴۰</m:t>
+        </m:r>
+      </m:oMath>
+      <w:r>
+        <w:rPr>
+          <w:rFonts w:hint="cs"/>
+          <w:rtl/>
+        </w:rPr>
+        <w:t xml:space="preserve"> نشانه و شاخه لیدار </w:t>
+      </w:r>
+      <m:oMath xmlns:m="http://schemas.openxmlformats.org/officeDocument/2006/math">
+        <m:r>
+          <m:rPr>
+            <m:sty m:val="p"/>
+          </m:rPr>
+          <m:t>۴۰۹۶</m:t>
+        </m:r>
+      </m:oMath>
+      <w:r>
+        <w:rPr>
+          <w:rFonts w:hint="cs"/>
+          <w:rtl/>
+        </w:rPr>
+        <w:t xml:space="preserve"> نشانه تولید می‌کند؛ بنابراین یک شیء مرتبط، صرفاً به دلیل تعداد نشانه‌ها، از سمت لیدار حدود ده برابر ضعیف‌تر به دروازه می‌رسد. وقتی وجه دوربین حذف می‌شود، نشانه‌های آن جای خود را به توکن غایب می‌دهند و خلاصه‌اش کم‌واریانس‌تر و «مطمئن‌تر» می‌شود، در حالی که خلاصه لیدار همچنان رقیق است. آنچه </w:t>
+      </w:r>
+      <m:oMath xmlns:m="http://schemas.openxmlformats.org/officeDocument/2006/math">
+        <m:sSub>
+          <m:e>
+            <m:r>
+              <m:t>g</m:t>
+            </m:r>
+          </m:e>
+          <m:sub>
+            <m:r>
+              <m:t>t</m:t>
+            </m:r>
+          </m:sub>
+        </m:sSub>
+      </m:oMath>
+      <w:r>
+        <w:rPr>
+          <w:rFonts w:hint="cs"/>
+          <w:rtl/>
+        </w:rPr>
+        <w:t xml:space="preserve"> می‌خواند، آماره‌های این دو خلاصه است و نه کیفیت حسگرها.</w:t>
+      </w:r>
+    </w:p>
+    <w:p>
+      <w:r>
+        <w:rPr>
+          <w:rFonts w:hint="cs"/>
+          <w:rtl/>
+        </w:rPr>
+        <w:t xml:space="preserve">بنابراین ادعای تفسیرپذیری که پیش‌تر برای این سازوکار مطرح می‌شد در این پایان‌نامه مطرح نمی‌شود: </w:t>
+      </w:r>
+      <m:oMath xmlns:m="http://schemas.openxmlformats.org/officeDocument/2006/math">
+        <m:sSub>
+          <m:e>
+            <m:r>
+              <m:t>g</m:t>
+            </m:r>
+          </m:e>
+          <m:sub>
+            <m:r>
+              <m:t>t</m:t>
+            </m:r>
+          </m:sub>
+        </m:sSub>
+      </m:oMath>
+      <w:r>
+        <w:rPr>
+          <w:rFonts w:hint="cs"/>
+          <w:rtl/>
+        </w:rPr>
+        <w:t xml:space="preserve"> در وضعیت فعلی نشانگر معتبری از اتکای لحظه‌ای سیاست به هر حسگر نیست. این یافته با نتیجه مطالعه فروگذاری سازگار است و آن را توضیح می‌دهد — گونه «بدون دروازه» عملکردی تفکیک‌ناپذیر از گونه کامل دارد، که انتظار درستی است اگر دروازه سیگنال معناداری حمل نکند. دو اصلاح مشخص از دل همین تشخیص بیرون می‌آید و در فصل ششم به‌عنوان ادامه کار آمده‌است: جایگزینی میانگین‌گیری با خوانش پرسش‌محور تا سهم دو شاخه به تعداد نشانه‌هایشان وابسته نباشد، و نظارت مستقیم بر </w:t>
+      </w:r>
+      <m:oMath xmlns:m="http://schemas.openxmlformats.org/officeDocument/2006/math">
+        <m:sSub>
+          <m:e>
+            <m:r>
+              <m:t>g</m:t>
+            </m:r>
+          </m:e>
+          <m:sub>
+            <m:r>
+              <m:t>t</m:t>
+            </m:r>
+          </m:sub>
+        </m:sSub>
+      </m:oMath>
+      <w:r>
+        <w:rPr>
+          <w:rFonts w:hint="cs"/>
+          <w:rtl/>
+        </w:rPr>
+        <w:t xml:space="preserve"> با کیفیت شناخته‌شده حسگر در زمان آموزش، به‌جای امید به پیدایش خودبه‌خودی آن.</w:t>
       </w:r>
     </w:p>
     <w:p>

--- a/Razaghi_MSc_Thesis.docx
+++ b/Razaghi_MSc_Thesis.docx
@@ -30023,7 +30023,40 @@
           <w:rFonts w:hint="cs"/>
           <w:rtl/>
         </w:rPr>
-        <w:t xml:space="preserve">در تفسیر تفاوت‌های کوچک این جدول باید به پراکندگی آماری بخش ۵‌.‌۲ توجه کرد. اختلاف توجه خطی و توجه کامل (۱٫۹+ واحد به سود توجه خطی) و نیز اختلاف دروازه اطمینان (۱٫۵+ واحد) و حذف تصادفی حسگر (۰٫۶+ واحد) از کمترین اختلاف معنادار (۳٫۲ واحد) کوچک‌ترند. بنابراین ادعای درست و قابل‌دفاع درباره توجه خطی این است که «افت عملکردی ایجاد نمی‌کند و با توجه کامل هم‌ارز آماری است، در حالی که ۱۳ درصد سریع‌تر است» و نه این که عملکرد را بهبود می‌دهد؛ نسبت‌دادن ۱٫۹ واحد به اثر منظم‌سازی هسته، با داده موجود قابل اثبات نیست. به همین ترتیب، ارزش دروازه اطمینان و حذف تصادفی حسگر در شرایط سالم قابل تشخیص نیست و جای درست سنجش آنها آزمایش‌های اختلال حسگر بخش ۵‌.‌۴‌.‌۲ است، که در آن اختلاف به ۱۶ واحد (۴۵٫۷ در برابر ۲۹٫۴) می‌رسد و کاملاً معنادار است (شكل ‏5‏.‏‌4).</w:t>
+        <w:t xml:space="preserve">پیش از تفسیر امتیازهای حلقه‌بسته، نتیجه حلقه‌باز همین پیکربندی‌ها گزارش می‌شود، زیرا در یک مورد جهت‌گیری روشنی دارد. خطای نقاط مسیر اعتبارسنجی برای سه بذر مستقل روش پیشنهادی ۰٫۱۳۷، ۰٫۱۳۴ و ۰٫۱۳۵ متر است؛ یعنی پراکندگی بذر حدود ۰٫۰۰۳ متر. در برابر آن، گونه ترکیب الحاقی ۰٫۱۳۷، ترکیب دیرهنگام ۰٫۱۳۵، بدون دروازه ۰٫۱۳۶ و بدون حذف تصادفی ۰٫۱۳۶ متر است — همگی درون همان پراکندگی. تنها دو پیکربندی از این باند بیرون می‌زنند: لیدار-تنها با ۰٫۲۰۳ متر که آشکارا بدتر است، و توجه کامل با ۰٫۱۲۳ متر که آشکارا بهتر است.</w:t>
+      </w:r>
+    </w:p>
+    <w:p>
+      <w:r>
+        <w:rPr>
+          <w:rFonts w:hint="cs"/>
+          <w:rtl/>
+        </w:rPr>
+        <w:t xml:space="preserve">دو نتیجه از این ارقام گرفته می‌شود و هر دو باید صریح نوشته شوند. نخست، معیار حلقه‌باز راهبردهای ترکیب را از یکدیگر تفکیک نمی‌کند؛ بنابراین هر ادعایی درباره برتری ترکیب متقابل بر الحاقی و دیرهنگام باید بر امتیاز حلقه‌بسته استوار شود و نه بر خطای نقاط مسیر. این خود شاهدی مستقل بر استدلال بخش ۵‌.‌۶ است. دوم، و برخلاف آنچه انتظار می‌رفت، اختلاف توجه کامل با توجه خطی (۰٫۰۱۲ متر) حدود چهار برابر پراکندگی بذر است و در محدوده نوفه قرار نمی‌گیرد. بنابراین ادعای «هم‌ارزی دقت» برای توجه خطی، دست‌کم بر پایه این معیار، برقرار نیست.</w:t>
+      </w:r>
+    </w:p>
+    <w:p>
+      <w:r>
+        <w:rPr>
+          <w:rFonts w:hint="cs"/>
+          <w:rtl/>
+        </w:rPr>
+        <w:t xml:space="preserve">ادعای قابل دفاع درباره توجه خطی در نتیجه بازنویسی می‌شود: توجه خطی پیچیدگی عملگر را از مرتبه دوم به مرتبه خطی کاهش می‌دهد و </w:t>
+      </w:r>
+      <m:oMath xmlns:m="http://schemas.openxmlformats.org/officeDocument/2006/math">
+        <m:r>
+          <m:rPr>
+            <m:sty m:val="p"/>
+          </m:rPr>
+          <m:t>۹۲</m:t>
+        </m:r>
+      </m:oMath>
+      <w:r>
+        <w:rPr>
+          <w:rFonts w:hint="cs"/>
+          <w:rtl/>
+        </w:rPr>
+        <w:t xml:space="preserve"> درصد از عملیات ضرب-جمع ماژول ترکیب را حذف می‌کند، اما این صرفه‌جویی رایگان نیست و بر پایه اندازه‌گیری حلقه‌باز با هزینه‌ای در دقت پیش‌بینی مسیر همراه است. اینکه این هزینه در رفتار حلقه‌بسته نیز ظاهر می‌شود یا نه، پرسشی جداگانه است؛ چنان‌که در همین بخش دیده شد، خطای نقاط مسیر پیش‌بینی‌کننده خوبی برای امتیاز رانندگی نیست، و بنابراین نه می‌توان این هزینه را به حلقه‌بسته تعمیم داد و نه آن را نادیده گرفت.</w:t>
       </w:r>
     </w:p>
     <w:p>
@@ -31449,7 +31482,28 @@
           <w:rFonts w:hint="cs"/>
           <w:rtl/>
         </w:rPr>
-        <w:t xml:space="preserve">مجموع نتایج این فصل، سه فرضیه محوری پژوهش را می‌سنجد. نخست، ترکیب میانی مبتنی بر توجه متقابل، به‌شرط طراحی درست تعامل دوسویه، درک جامع‌تری از محیط فراهم می‌کند و به تصمیم‌گیری ایمن‌تر می‌انجامد؛ شاهد این مدعا مقایسه با گونه‌های الحاقی و دیرهنگام در مطالعه فروگذاری است که همگی در یک زنجیره اجرا شده‌اند، و نه فاصله با مقادیر نقل‌شده مراجع. دوم، فرم خطی توجه، هزینه محاسباتی و تأخیر را کاهش می‌دهد «بدون» آنکه دقت را قربانی کند؛ اختلاف دقت دو گونه در محدوده نوفه آماری است و ادعای درست، هم‌ارزی دقت در کنار کارایی بیشتر است — نتیجه‌ای هم‌راستا با گزارش [18] در وظایف زبانی که آنجا نیز عملکرد هم‌ارز با هزینه کمتر به‌دست آمده‌است. سوم، استواری واقعی در برابر خرابی حسگر نیازمند هم‌افزایی سازوکار معماری (دروازه) و راهبرد آموزشی (حذف تصادفی) است و هیچ‌یک به‌تنهایی کافی نیست.</w:t>
+        <w:t xml:space="preserve">مجموع نتایج این فصل، سه فرضیه محوری پژوهش را می‌سنجد. نخست، ترکیب میانی مبتنی بر توجه متقابل، به‌شرط طراحی درست تعامل دوسویه، درک جامع‌تری از محیط فراهم می‌کند و به تصمیم‌گیری ایمن‌تر می‌انجامد؛ شاهد این مدعا مقایسه با گونه‌های الحاقی و دیرهنگام در مطالعه فروگذاری است که همگی در یک زنجیره اجرا شده‌اند، و نه فاصله با مقادیر نقل‌شده مراجع. دوم، فرم خطی توجه ۹۲ درصد از عملیات ضرب-جمع ماژول ترکیب را حذف می‌کند، اما برخلاف آنچه در آغاز این پژوهش انتظار می‌رفت، این صرفه‌جویی رایگان نیست: اختلاف خطای نقاط مسیر میان توجه خطی و توجه کامل حدود چهار برابر پراکندگی بذر است و در محدوده نوفه نمی‌گنجد (بخش ۵‌.‌۵). ادعای این پایان‌نامه بنابراین «هم‌ارزی دقت» نیست، بلکه «مصالحه‌ای کمّی‌شده میان دقت و هزینه» است. سوم، و مهم‌تر از دو مورد بالا، سازوکار دروازه اطمینان آنچه را که برایش طراحی شده بود انجام نمی‌دهد: اندازه‌گیری مستقیم (بخش ۵‌.‌۷) نشان می‌دهد </w:t>
+      </w:r>
+      <m:oMath xmlns:m="http://schemas.openxmlformats.org/officeDocument/2006/math">
+        <m:sSub>
+          <m:e>
+            <m:r>
+              <m:t>g</m:t>
+            </m:r>
+          </m:e>
+          <m:sub>
+            <m:r>
+              <m:t>t</m:t>
+            </m:r>
+          </m:sub>
+        </m:sSub>
+      </m:oMath>
+      <w:r>
+        <w:rPr>
+          <w:rFonts w:hint="cs"/>
+          <w:rtl/>
+        </w:rPr>
+        <w:t xml:space="preserve"> به تخریب و حتی به حذف کامل وجه دوربین در جهت وارون پاسخ می‌دهد، زیرا آماره‌های تجمیع را می‌خواند و نه کیفیت حسگر را. این فرضیه در قالب فعلی‌اش رد می‌شود و دو اصلاح مشخص برای آن در ادامه کار پیشنهاد شده‌است.</w:t>
       </w:r>
     </w:p>
     <w:p>

--- a/Razaghi_MSc_Thesis.docx
+++ b/Razaghi_MSc_Thesis.docx
@@ -24429,6 +24429,73 @@
           <w:rFonts w:hint="cs"/>
           <w:rtl/>
         </w:rPr>
+        <w:t xml:space="preserve">سرپرستی کمکی عامل‌ها و لایه ایمنی کنترل</w:t>
+      </w:r>
+    </w:p>
+    <w:p>
+      <w:r>
+        <w:rPr>
+          <w:rFonts w:hint="cs"/>
+          <w:rtl/>
+        </w:rPr>
+        <w:t xml:space="preserve">سه سازوکار در جریان همین ارزیابی افزوده شدند و چون اعداد گزارش‌شده را می‌سازند، باید پیش از آنها توصیف شوند. هر سه از یک مشاهده بیرون آمدند: پس از رفع مسئله ایستایی، برخورد با خودروهای دیگر با اختلاف زیاد پرتکرارترین شکست شد — حدود چهار برخورد در هر مسیر در برابر حدود یک برخورد با اجزای ثابت.</w:t>
+      </w:r>
+    </w:p>
+    <w:p>
+      <w:r>
+        <w:rPr>
+          <w:rFonts w:hint="cs"/>
+          <w:rtl/>
+        </w:rPr>
+        <w:t xml:space="preserve">سازوکار نخست، افزودن رده عامل به هدف کمکی است. هدف قطعه‌بندی نمای پرنده در مجموعه منتشرشده تنها سطح قابل‌رانندگی و خط‌کشی را در بر می‌گرفت، در حالی که لایه‌های خودرو و عابر در همان فایل تصویری ذخیره شده‌اند و خوانده نمی‌شدند: رمزگذار آن مجموعه پانزده لایه دودویی را در بیت‌های سه کانال رنگ بسته‌بندی می‌کند و کانال دوم به عامل‌ها اختصاص دارد. بدین ترتیب شبکه هیچ نظارت متراکمی درباره محل خودروهای دیگر دریافت نمی‌کرد. با خواندن آن لایه‌ها، هدف کمکی به پنج رده گسترش یافت (آزاد، جاده، خط‌کشی، خودرو، عابر). اشغال هر لایه پیش از اتکا سنجیده شد و با معنای مستندشده آنها می‌خواند.</w:t>
+      </w:r>
+    </w:p>
+    <w:p>
+      <w:r>
+        <w:rPr>
+          <w:rFonts w:hint="cs"/>
+          <w:rtl/>
+        </w:rPr>
+        <w:t xml:space="preserve">سازوکار دوم، ترمز بر پایه همان پیش‌بینی است. با وجود رده خودرو، سر کمکی در زمان اجرا نقشه‌ای تولید می‌کند که محل ترافیک را نشان می‌دهد و بدون هزینه اضافی همراه همان گذر پیشرو به دست می‌آید؛ کنترل‌کننده فاصله تا نزدیک‌ترین خودروی پیش‌بینی‌شده در راهرویی به عرض خط را می‌خواند و زیر آستانه هفت متر سرعت مطلوب را صفر می‌کند. سیگنال، فاصله است و نه صرف حضور: در ترافیک متراکم </w:t>
+      </w:r>
+      <w:r>
+        <w:t xml:space="preserve">Longest6</w:t>
+      </w:r>
+      <w:r>
+        <w:rPr>
+          <w:rFonts w:hint="cs"/>
+          <w:rtl/>
+        </w:rPr>
+        <w:t xml:space="preserve"> تقریباً همواره خودرویی در راهرو هست و قاعده دودویی در ۳۸ درصد قاب‌هایی که خبره از آنها عبور می‌کند ترمز می‌گیرد. آستانه هفت متر از سنجش روی هشتصد قاب کنارگذاشته انتخاب شد: در آن نقطه سازوکار روی ۴۵ درصد توقف‌های خبره فعال می‌شود و تنها روی ۴ درصد قاب‌های حرکت او.</w:t>
+      </w:r>
+    </w:p>
+    <w:p>
+      <w:r>
+        <w:rPr>
+          <w:rFonts w:hint="cs"/>
+          <w:rtl/>
+        </w:rPr>
+        <w:t xml:space="preserve">سازوکار سوم، خروج از گیرکردگی است. بررسی رد نشان داد بیست‌وشش مسیر از سی‌وشش مسیر با پیام «عامل متوقف شد» پایان یافته‌اند و الگوی همه یکسان است: خودرو به جسمی برخورد می‌کند، به آن تکیه می‌دهد، و کنترل‌کننده تا پایان مهلت صد‌وهشتاد ثانیه‌ای گاز را نگه می‌دارد بی‌آنکه خودرو حرکت کند. خزش در این حالت بی‌اثر است، زیرا خود پیشتر فرمان حرکت به جلو می‌دهد و جلو همان جهتی است که مسدود شده. تشخیص این حالت از انتظار مشروع به حسگر افزوده‌ای نیاز ندارد: پشت چراغ قرمز کنترل‌کننده فرمان ترمز می‌دهد، و تنها گیرکردگی است که گاز پیوسته بدون حرکت تولید می‌کند. بنابراین اگر گاز بیش از چهار ثانیه اعمال شود و سرعت زیر ۰٫۱ متر بر ثانیه بماند، خودرو ۱٫۲ ثانیه آهسته عقب می‌رود — و تنها در صورتی که پشت آن خالی باشد، زیرا عقب‌رفتن روی خودروی پشتی یک مسیر مسدود را به برخورد تبدیل می‌کند.</w:t>
+      </w:r>
+    </w:p>
+    <w:p>
+      <w:r>
+        <w:rPr>
+          <w:rFonts w:hint="cs"/>
+          <w:rtl/>
+        </w:rPr>
+        <w:t xml:space="preserve">درباره جایگاه این سه سازوکار باید دقیق بود. سازوکار نخست بخشی از آموزش است و بر آنچه شبکه می‌آموزد اثر می‌گذارد؛ دو سازوکار دیگر در لایه کنترل قرار دارند و سیاست آموخته‌شده را تغییر نمی‌دهند. عامل‌های مرجع نیز لایه‌های ایمنی مشابهی دارند و گزارش نتایج بدون آنها با مقادیر منتشرشده قابل مقایسه نخواهد بود. با این حال، چون هر سه هم‌زمان افزوده شده‌اند، سهم هر یک از تغییر امتیاز در این پژوهش تفکیک نشده‌است و این محدودیت در فصل ششم تکرار می‌شود.</w:t>
+      </w:r>
+    </w:p>
+    <w:p>
+      <w:pPr>
+        <w:pStyle w:val="NormalB"/>
+      </w:pPr>
+      <w:r>
+        <w:rPr>
+          <w:rFonts w:hint="cs"/>
+          <w:rtl/>
+        </w:rPr>
         <w:t xml:space="preserve">پیکربندی حسگرها</w:t>
       </w:r>
     </w:p>
@@ -28865,7 +28932,16 @@
           <w:rFonts w:hint="cs"/>
           <w:rtl/>
         </w:rPr>
-        <w:t xml:space="preserve"> به‌صورت کنترل‌شده تغییر داده شدند؛ همه پیکربندی‌ها با داده و بودجه آموزشی یکسان آموزش دیدند. نتایج در جدول ‏5‏.‏7 و شكل ‏5‏.‏‌5 آمده‌است.</w:t>
+        <w:t xml:space="preserve"> به‌صورت کنترل‌شده تغییر داده شدند. نتایج در جدول ‏5‏.‏7 و شكل ‏5‏.‏‌5 آمده‌است.</w:t>
+      </w:r>
+    </w:p>
+    <w:p>
+      <w:r>
+        <w:rPr>
+          <w:rFonts w:hint="cs"/>
+          <w:rtl/>
+        </w:rPr>
+        <w:t xml:space="preserve">یک نکته درباره منبع داده این مطالعه باید صریح گفته شود، زیرا با بخش ۵‌.‌۱ متفاوت است. پیکربندی‌های این جدول روی «جمع‌آوری این پژوهش» و با بودجه بیست دوره آموزش دیده‌اند، نه روی مجموعه منتشرشده با بیست‌وپنج دوره که مدل گزارش‌شده در جدول ‏5‏.‏5 با آن آموزش دیده‌است. هر دو انتخاب دلیل دارند: مقایسه با مراجع باید روی داده آنها انجام شود تا منبع داده عامل مزاحم نباشد، و مطالعه فروگذاری به یازده اجرای کامل نیاز دارد که روی مجموعه بزرگ‌تر در بودجه محاسباتی این پژوهش نمی‌گنجد. پیامدش این است که سطرهای این جدول با یکدیگر مقایسه‌پذیرند — همان داده، همان بودجه، همان بذر، و تنها یک مؤلفه متفاوت — اما با جدول ‏5‏.‏5 مقایسه‌پذیر نیستند و نباید در کنار هم خوانده شوند.</w:t>
       </w:r>
     </w:p>
     <w:p>
@@ -31847,6 +31923,24 @@
           <w:rFonts w:hint="cs"/>
           <w:rtl/>
         </w:rPr>
+        <w:t xml:space="preserve">پنجم، تفکیک‌نشدن سه سازوکار پایانی. رده عامل در هدف کمکی، ترمز مبتنی بر پیش‌بینی نمای پرنده، و خروج از گیرکردگی هم‌زمان افزوده شدند و در یک ارزیابی سنجیده شده‌اند (بخش ۵‌.‌۱). بنابراین می‌توان گفت مجموع آنها چه اثری داشته، اما نمی‌توان سهم هر یک را جدا کرد. تفکیک آنها به دو ارزیابی حلقه‌بسته دیگر نیاز دارد که در بودجه زمانی این پژوهش نگنجید؛ این آزمایش، به‌همراه دو مورد دیگر، در پیشنهادهای ادامه کار آمده‌است. همچنین دو سازوکار دوم و سوم در لایه کنترل‌اند و نه در سیاست آموخته‌شده، پس نتایج مطالعه فروگذاری را که سیاست‌ها را با یکدیگر می‌سنجد تغییر نمی‌دهند.</w:t>
+      </w:r>
+    </w:p>
+    <w:p>
+      <w:r>
+        <w:rPr>
+          <w:rFonts w:hint="cs"/>
+          <w:rtl/>
+        </w:rPr>
+        <w:t xml:space="preserve">ششم، تفاوت منبع داده میان دو جدول اصلی فصل پنجم. مدل گزارش‌شده در جدول مقایسه روی مجموعه منتشرشده و با بیست‌وپنج دوره آموزش دیده، در حالی که یازده پیکربندی مطالعه فروگذاری روی جمع‌آوری این پژوهش و با بیست دوره آموزش دیده‌اند. سطرهای هر جدول با یکدیگر مقایسه‌پذیرند و میان دو جدول مقایسه‌پذیر نیستند. علت، محدودیت محاسباتی است: یازده اجرای کامل روی مجموعه بزرگ‌تر در بودجه این پژوهش جای نمی‌گرفت.</w:t>
+      </w:r>
+    </w:p>
+    <w:p>
+      <w:r>
+        <w:rPr>
+          <w:rFonts w:hint="cs"/>
+          <w:rtl/>
+        </w:rPr>
         <w:t xml:space="preserve">پیشنهادهایی که برای ادامه این کار وجود دارد، شامل موارد زیر است:</w:t>
       </w:r>
     </w:p>
@@ -31952,6 +32046,18 @@
           <w:rtl/>
         </w:rPr>
         <w:t xml:space="preserve">بهره‌گیری از مدل‌های بنیادی بینایی-زبان برای غنی‌سازی معنایی نشانه‌های تصویری در چارچوب پیشنهادی و</w:t>
+      </w:r>
+    </w:p>
+    <w:p>
+      <w:pPr>
+        <w:pStyle w:val="Bulet"/>
+      </w:pPr>
+      <w:r>
+        <w:rPr>
+          <w:rFonts w:hint="cs"/>
+          <w:rtl/>
+        </w:rPr>
+        <w:t xml:space="preserve">تفکیک سهم سه سازوکار پایانی با دو ارزیابی حلقه‌بسته افزوده: یکی با رده عامل در هدف کمکی و بدون لایه ایمنی کنترل، و یکی با ترمز و بدون خروج از گیرکردگی؛ هر سه در این پژوهش هم‌زمان افزوده شدند و اثرشان جدا نشده‌است،</w:t>
       </w:r>
     </w:p>
     <w:p>

--- a/Razaghi_MSc_Thesis.docx
+++ b/Razaghi_MSc_Thesis.docx
@@ -593,6 +593,162 @@
         </w:sectPr>
       </w:pPr>
     </w:p>
+    <w:p>
+      <w:pPr>
+        <w:pStyle w:val="AbsTitleFarsi"/>
+      </w:pPr>
+      <w:r>
+        <w:rPr>
+          <w:rFonts w:hint="cs"/>
+          <w:rtl/>
+        </w:rPr>
+        <w:t xml:space="preserve">یادداشت نسخه پیش‌نویس</w:t>
+      </w:r>
+    </w:p>
+    <w:p>
+      <w:r>
+        <w:rPr>
+          <w:rFonts w:hint="cs"/>
+          <w:rtl/>
+        </w:rPr>
+        <w:t xml:space="preserve">این سند یک نسخه پیش‌نویس است و هنوز کامل نشده‌است. متن فصل‌ها نوشته و بازبینی شده، اما بخشی از اعداد فصل پنجم — به‌ویژه جدول مقایسه با روش‌های پیشرفته، جدول شرایط جوی و منحنی اختلال حسگر — هنوز حاصل اجرای کامل ارزیابی حلقه‌بسته نیستند و به‌عنوان جای‌نگهدار در جدول‌ها باقی مانده‌اند. این ارقام را نباید نتیجه این پژوهش تلقی کرد.</w:t>
+      </w:r>
+    </w:p>
+    <w:p>
+      <w:r>
+        <w:rPr>
+          <w:rFonts w:hint="cs"/>
+          <w:rtl/>
+        </w:rPr>
+        <w:t xml:space="preserve">آنچه تا این تاریخ واقعاً اندازه‌گیری شده‌است، در همان زنجیره ارزیابی و روی سی‌وچهار مسیر محک </w:t>
+      </w:r>
+      <w:r>
+        <w:t xml:space="preserve">Longest6</w:t>
+      </w:r>
+      <w:r>
+        <w:rPr>
+          <w:rFonts w:hint="cs"/>
+          <w:rtl/>
+        </w:rPr>
+        <w:t xml:space="preserve">، امتیاز رانندگی </w:t>
+      </w:r>
+      <m:oMath xmlns:m="http://schemas.openxmlformats.org/officeDocument/2006/math">
+        <m:r>
+          <m:rPr>
+            <m:sty m:val="p"/>
+          </m:rPr>
+          <m:t>۴</m:t>
+        </m:r>
+        <m:r>
+          <m:t>٫</m:t>
+        </m:r>
+        <m:r>
+          <m:rPr>
+            <m:sty m:val="p"/>
+          </m:rPr>
+          <m:t>۱۰</m:t>
+        </m:r>
+      </m:oMath>
+      <w:r>
+        <w:rPr>
+          <w:rFonts w:hint="cs"/>
+          <w:rtl/>
+        </w:rPr>
+        <w:t xml:space="preserve"> با نرخ تکمیل مسیر </w:t>
+      </w:r>
+      <m:oMath xmlns:m="http://schemas.openxmlformats.org/officeDocument/2006/math">
+        <m:r>
+          <m:rPr>
+            <m:sty m:val="p"/>
+          </m:rPr>
+          <m:t>۲۹</m:t>
+        </m:r>
+        <m:r>
+          <m:t>٫</m:t>
+        </m:r>
+        <m:r>
+          <m:rPr>
+            <m:sty m:val="p"/>
+          </m:rPr>
+          <m:t>۲۵</m:t>
+        </m:r>
+      </m:oMath>
+      <w:r>
+        <w:rPr>
+          <w:rFonts w:hint="cs"/>
+          <w:rtl/>
+        </w:rPr>
+        <w:t xml:space="preserve"> و ضریب تخلفات </w:t>
+      </w:r>
+      <m:oMath xmlns:m="http://schemas.openxmlformats.org/officeDocument/2006/math">
+        <m:r>
+          <m:rPr>
+            <m:sty m:val="p"/>
+          </m:rPr>
+          <m:t>۰</m:t>
+        </m:r>
+        <m:r>
+          <m:t>٫</m:t>
+        </m:r>
+        <m:r>
+          <m:rPr>
+            <m:sty m:val="p"/>
+          </m:rPr>
+          <m:t>۲۵۰</m:t>
+        </m:r>
+      </m:oMath>
+      <w:r>
+        <w:rPr>
+          <w:rFonts w:hint="cs"/>
+          <w:rtl/>
+        </w:rPr>
+        <w:t xml:space="preserve"> است؛ عامل ممتاز مرجع در همان زنجیره امتیاز </w:t>
+      </w:r>
+      <m:oMath xmlns:m="http://schemas.openxmlformats.org/officeDocument/2006/math">
+        <m:r>
+          <m:rPr>
+            <m:sty m:val="p"/>
+          </m:rPr>
+          <m:t>۶۴</m:t>
+        </m:r>
+        <m:r>
+          <m:t>٫</m:t>
+        </m:r>
+        <m:r>
+          <m:rPr>
+            <m:sty m:val="p"/>
+          </m:rPr>
+          <m:t>۰۳</m:t>
+        </m:r>
+      </m:oMath>
+      <w:r>
+        <w:rPr>
+          <w:rFonts w:hint="cs"/>
+          <w:rtl/>
+        </w:rPr>
+        <w:t xml:space="preserve"> می‌گیرد. سیاست آموخته‌شده رانندگی می‌کند — دو مسیر را به‌طور کامل و شش مسیر را بیش از پنجاه درصد طی کرده — و شکست غالب آن برخورد با خودروهای دیگر است.</w:t>
+      </w:r>
+    </w:p>
+    <w:p>
+      <w:r>
+        <w:rPr>
+          <w:rFonts w:hint="cs"/>
+          <w:rtl/>
+        </w:rPr>
+        <w:t xml:space="preserve">گزارش کامل اندازه‌گیری‌ها، به‌همراه ابزاری که هر عدد را تولید کرده‌است، در پرونده </w:t>
+      </w:r>
+      <w:r>
+        <w:t xml:space="preserve">docs/FINDINGS.md</w:t>
+      </w:r>
+      <w:r>
+        <w:rPr>
+          <w:rFonts w:hint="cs"/>
+          <w:rtl/>
+        </w:rPr>
+        <w:t xml:space="preserve"> مخزن پروژه در دسترس است. نسخه نهایی این سند پس از تکمیل ارزیابی‌ها منتشر خواهد شد و این یادداشت در آن حذف می‌شود.</w:t>
+      </w:r>
+    </w:p>
+    <w:p/>
     <w:p>
       <w:pPr>
         <w:pStyle w:val="AbsTitleFarsi"/>
